--- a/01_《三人行》全24集全流程标杆成品库/06_核心场景一景一档/场景03_三条鱼漫画屋（春林路临街门脸·算账柜台·密集木质租书区·荀未来暂住木板内间）.docx
+++ b/01_《三人行》全24集全流程标杆成品库/06_核心场景一景一档/场景03_三条鱼漫画屋（春林路临街门脸·算账柜台·密集木质租书区·荀未来暂住木板内间）.docx
@@ -1273,2497 +1273,6 @@
         <w:t>EP07大年初一清晨41岁舒图在漫画屋门口抓包荀未来；EP11–12荀未来在后屋醒来突变为长卷发络腮胡并查出重度酒精肝，向房东奶奶辞行搬走，赵左右夜晚送饭捡起散落的老黄历；EP19盛夏三代赵左右在漫画屋同居吃西瓜、看奥运。</w:t>
       </w:r>
     </w:p>
-    <w:p>
-      <w:pPr>
-        <w:spacing w:before="160" w:after="80" w:line="384" w:lineRule="auto"/>
-        <w:jc w:val="left"/>
-      </w:pPr>
-      <w:r>
-        <w:rPr>
-          <w:rFonts w:ascii="Arial" w:hAnsi="Arial" w:eastAsia="黑体"/>
-          <w:b/>
-          <w:color w:val="141414"/>
-          <w:sz w:val="22"/>
-        </w:rPr>
-        <w:t>（附）本场景全剧登场场次、人物走位调度与场内对白逐集纪实（100%对齐定稿文学剧本）</w:t>
-      </w:r>
-    </w:p>
-    <w:p>
-      <w:pPr>
-        <w:spacing w:before="40" w:after="80" w:line="384" w:lineRule="auto"/>
-        <w:ind w:firstLine="400"/>
-        <w:jc w:val="left"/>
-      </w:pPr>
-      <w:r>
-        <w:rPr>
-          <w:rFonts w:ascii="Times New Roman" w:hAnsi="Times New Roman" w:eastAsia="宋体"/>
-          <w:b w:val="0"/>
-          <w:color w:val="141414"/>
-          <w:sz w:val="20"/>
-        </w:rPr>
-        <w:t>◆ EP01《夺回人生》：【1-34　外　三条鱼漫画屋·门口 — 夜】：出场角色：漫画屋奶奶、漫画屋爷爷、荀未来；空间调度与动作详情：老街临街商铺门头挂着橙红色的「三条鱼漫画屋」招牌，墨绿色木框玻璃门窗内透出温暖的灯光。换上棕褐色羊羔毛翻领棉服的荀未来站在店门外台阶上，一对头发花白、慈眉善目的老夫妻正拿着他的身份证笑眯眯地打量他。 刚刚把蓝盒太空蛋糕悄悄放在16岁自己家门口的荀未来闻言，只是平静而温和地笑了笑。 漫画屋爷爷神色微动，看着对方继续说道。 老夫妻推开挂着「书店」圆木牌的玻璃门，领着荀未来走进摆满漫画书架的店堂。 切至：；场内关键对白：漫画屋奶奶：“二姐表亲家领养的孩子，长得就是厚道老成。” ／ 漫画屋爷爷：“孩子，看你这身份证，今天是你生日啊。我们也没准备蛋糕欢迎你。” ／ 荀未来：“没事，我不过生日。我都好久没见过蛋糕了，那东西太甜了，吃着腻。” ／ 漫画屋爷爷：“好。屋子已经收拾好了，你以后啊，就看着店，也算是勤工俭学了吧。” ／ 荀未来：“好，谢谢啊，爷爷奶奶。”　【1-36　内　三条鱼漫画屋·荀未来房间 — 夜】：出场角色：荀未来；空间调度与动作详情：漫画屋后方狭小的木板房间里，只有桌上一盏暖黄小台灯亮着。脱去外衣、单穿深灰色长袖T恤的荀未来独自坐在床沿，一手握着老式黑色翻盖手机，一手拿着那张印着「苟未来」的身份证，在昏暗的灯光下久久凝视着身份证正面的有效期限。 切至：；场内关键对白：荀未来：“一年的时间……够吗？”　【1-38　内/外　2008冬夜多空间群像（漫画屋房间·罗爱文家·办公室·赵家主卧·家属院） — 夜/晨】：出场角色：荀未来（内心独白）、赵东来＆刘美奕（闪回）、荀未来（画外音）、戴主任、赵东来、刘美奕；空间调度与动作详情：开始音乐蒙太奇： 漫画屋狭小的房间里，荀未来摩挲着身份证，在心底向16岁的自己低声告解。 赵家生日餐桌前，父母笑着祝福儿子，少年赵左右开心地向爸妈道谢。 漫画屋洗手间镜子前，荀未来看着镜中41岁的自己，身后衣架上挂着那件蓝白相间的长林八中校服；欧式豪宅餐厅里，身穿黑白条纹毛衣的罗爱文正陪着家人吃饭。 荀未来回到小木桌前，在暖黄的台灯下翻开书本静静独处。；场内关键对白：荀未来（内心独白）：“小赵，原谅我。我知道学纸媒，你可能真的会穷二十五年。但我只能顾着先改善自己当下的生活。我们是一个人，这样……不算自私吧。” ／ 赵东来＆刘美奕（闪回）：“心想事成。” ／ 荀未来（画外音）：“来到2008年，像一次毫无准备的长途旅行。这里有我熟悉的人——却唯独没那么熟悉自己。” ／ 荀未来（画外音）：“第一夜，思绪乱飞。改命，我怎么敢的？我从来都不敢。所以我必须敢。” ／ 戴主任：“怪不得早上一直护着这破杂志，不肯让我没收。青春，真好。”</w:t>
-      </w:r>
-    </w:p>
-    <w:p>
-      <w:pPr>
-        <w:spacing w:before="40" w:after="80" w:line="384" w:lineRule="auto"/>
-        <w:ind w:firstLine="400"/>
-        <w:jc w:val="left"/>
-      </w:pPr>
-      <w:r>
-        <w:rPr>
-          <w:rFonts w:ascii="Times New Roman" w:hAnsi="Times New Roman" w:eastAsia="宋体"/>
-          <w:b w:val="0"/>
-          <w:color w:val="141414"/>
-          <w:sz w:val="20"/>
-        </w:rPr>
-        <w:t>◆ EP03《少年的决定》：【3-11　外/内　三条鱼漫画屋及荀未来暂住里间 — 夜】：出场角色：漫画屋前台、荀未来（内心独白）；空间调度与动作详情：夜色深沉，荀未来快步走回三条鱼漫画屋。身穿红白条纹毛衣的年轻前台女生正背起书包准备下班。 荀未来心事重重地点了点头，快步推开贴着“遇见”字样的里间木门，一把抓起桌上的黑白格纹铁皮盒。 铁皮盒下方压着他那张2008年伪造身份证——“姓名：荀未来 ｜ 出生：1988年1月21日 ｜ 住址：吉春省长林市亭午区平阳路106号福慧家园6栋501室 ｜ 公民身份号码：251328198801219317”。荀未来掀开铁盒盖，取出里面那张白底绿叶名片：正面印着“人生有限公司 LIVE ONCE”，背面印着“高腾 客户经理”。 切至：；场内关键对白：漫画屋前台：“我放寒假了，可以换班了。拜拜！” ／ 荀未来（内心独白）：“人生有限公司……人生无限有限公司……难道他也来自未来？那他接近我家人的目的，到底是什么呢？……希望是我想多了。”　【3-15　外/内　三条鱼漫画屋·门口与一楼补习长桌（寒假补习：1月28日晨） — 日】：出场角色：赵左右、赵左右＆罗爱文＆陈明、荀未来、罗爱文、陈明；空间调度与动作详情：清晨，三条鱼漫画屋的卷帘门哗啦一声拉起。门外雪地里，身穿深棕棉服内搭纯白连帽卫衣的16岁赵左右、烫着一头蓬松爆炸头穿米灰毛领外套的罗爱文，以及摘下眼镜穿墨绿拼黑立领外套的陈明三人并排站立，手里各举着热气腾腾的包子油条。 赵左右、罗爱文与陈明三人突然齐刷刷抬起手臂指向门口的荀未来，摇头晃脑地合唱耍宝。 身穿黑色满印白色猫咪毛衣的荀未来指着罗爱文那头喜感十足的爆炸头忍俊不禁。 进屋后，四人围坐在漫画屋一楼阅览区的长木桌前开始寒假数学补习。陈明把一摞整理好的数学讲义放在桌上。 陈明面无表情地转头盯住荀未来，又瞥了一眼正往嘴里塞早点零食的赵左右。；场内关键对白：赵左右：“怎么了，荀哥？” ／ 赵左右＆罗爱文＆陈明：“是我该死的温柔，吓到你了吗？” ／ 荀未来：“一会儿，我必须把你这个造型给你拍下来，多年以后啊，你自己好好回味回味！” ／ 罗爱文：“你滚！” ／ 陈明：“基础的自己看，希望你们能达到戴主任的要求。”　【3-16　内　三条鱼漫画屋·书架过道与补习木桌区（小沈阳围巾试探与三代拉锯） — 日】：出场角色：荀未来、赵了、赵左右、罗爱文、陈明、赵左右＆罗爱文；空间调度与动作详情：漫画屋玻璃门被推开，66岁的赵了头戴黑色圆顶礼帽、颈间围着一条红黑苏格兰格纹围巾、手里端着一杯珍珠奶茶踱步走进店里，在漫画书架前慢悠悠地翻看漫画。荀未来眯起眼睛走上前试探。 赵了转头瞥见远处趴在课桌上睡得四仰八叉的爆炸头罗爱文，幽默地顿了顿。 赵了随口应了一声，荀未来的眼神瞬间骤冷，欺身上前一步压低声音喝破！ 赵了神色微滞，随即面不改色地端起珍珠奶茶吸了一口，淡定嘴硬。 赵了不再理会荀未来，转身走进内侧书桌旁，与跟过来的荀未来一左一右站在16岁赵左右的身后。；场内关键对白：荀未来：“赵先生的心态可真是年轻啊，喝着奶茶，看着漫画，穿得还这么潮。” ／ 赵了：“潮吗？我已经觉得很土了。” ／ 赵了：“我收回刚才那句话。谢谢你的夸奖。” ／ 荀未来：“不客气，我说的是实话。你看这围巾，多时尚啊，跟《不差钱》里小沈阳戴的那条差不多。” ／ 赵了：“差不多。”</w:t>
-      </w:r>
-    </w:p>
-    <w:p>
-      <w:pPr>
-        <w:spacing w:before="40" w:after="80" w:line="384" w:lineRule="auto"/>
-        <w:ind w:firstLine="400"/>
-        <w:jc w:val="left"/>
-      </w:pPr>
-      <w:r>
-        <w:rPr>
-          <w:rFonts w:ascii="Times New Roman" w:hAnsi="Times New Roman" w:eastAsia="宋体"/>
-          <w:b w:val="0"/>
-          <w:color w:val="141414"/>
-          <w:sz w:val="20"/>
-        </w:rPr>
-        <w:t>◆ EP04《避风港争夺战》：【4-5　内　三条鱼漫画屋·一楼沙发阅读区（片名卡：避风港争夺战） — 日】：出场角色：荀未来、赵左右；空间调度与动作详情：2008年1月30日（周三）白昼。冬日暖阳透过玻璃门洒进春秋路178号“三条鱼漫画屋”，墙面上贴满了各式热血动漫海报与读者明信片。 一楼阅读区的拼色布艺沙发上趴着一只巨大的浅棕色毛绒泰迪熊。16岁的赵左右脱去了厚羽绒服，身穿米白、浅灰与雾霾蓝相间的宽横条纹圆领毛衣，内搭白色半高领打底衫，正端坐在小木茶几前，手握钢笔在红格信纸上一笔一划地认真写信。 画面正下方居中缓缓浮现出本集片名：“第 4 集 避风港争夺战”。 身穿藏青色半拉链立领卫衣内搭纯白T恤的41岁荀未来从书架过道后转出来，端着水杯凑到沙发旁，垂眼瞥向茶几上的信纸。 红格信纸上工工整整地写着一行行充满少年热忱的钢笔字：“敬爱的刘慈欣先生：您好！在写下这封信的时候，我心中充满了无比的敬意与激动。您的作品，如同一盏明灯，照亮了我对宇宙、对科学、对未来无尽的遐想与探索之路。在《三体》中，您不仅构建了一个宏大而深邃的宇宙图景……”；场内关键对白：荀未来：“你还生气呢？写啥呢？都过了这么久了，你还……” ／ 荀未来：“敬爱的刘慈欣先生”？！我天，你小子行啊，终于开窍了呀！” ／ 赵左右：“咋的，你听说过刘慈欣啊？” ／ 荀未来：“何止是听说过呀！我算一算，08年的时候，嗯，《三体Ⅱ》好像还没发表呢，你还真知道！” ／ 赵左右：“我听说《三体Ⅱ》已经写得差不多了。我一直都很崇拜他，在给他写信，也不知道他会不会回我。”　【4-9　内/外　三条鱼漫画屋里间、风雪街头与飞霞路电话亭（多线交叉剪辑） — 夜】：出场角色：荀未来、罗爱文、荀未来（自语）；空间调度与动作详情：【三条鱼漫画屋·里间】蓝格布帘半掩的里间内，身穿米白色半拉链连帽卫衣的41岁荀未来盘腿坐在单人木板床上，正神色焦急地举着手机给罗爱文打电话；床边的小书桌台灯下，约莫十岁、身穿棕灰几何提花毛衣的漫画屋算账小孩正气定神闲地趴在桌前写寒假作业。 【风雪街头】身穿纯白色立领羽绒服的16岁罗爱文正站在漫天飞雪的马路边，一边举着手机接听一边焦急地四下张望。 【三条鱼漫画屋门口至街头】荀未来挂断电话，脑海中猛然闪过自己16岁那年因父亲撕书离家出走后引发的一连串连锁苦果，脸色骤变。 荀未来一骨碌从床上跳下，抓起衣架上的卡其色高领厚羽绒服套在身上，一把拉开三条鱼漫画屋的木门冲进漫天风雪的街道，沿着长林市的大街小巷大声呼喊着“赵左右——”。 【飞霞路电话亭】与此同时，和艺北街×飞霞路的公用电话亭内，已经与赵了通完电话的16岁赵左右揣好手机，隔着蒙着白雾与雪花的电话亭玻璃窗，静静仰起头望向夜空中纷扬飘落的雪花，安心等待着“赵爷爷”的到来。；场内关键对白：荀未来：“喂，罗爱文！赵左右找你了吗？他跟他爸吵架跑出来了！” ／ 罗爱文：“没来我家啊！我也在街上找呢，这大冷天的他能去哪儿啊？” ／ 荀未来（自语）：“如果真的是离家出走……当年我会去哪儿？！”　【4-16　内　三条鱼漫画屋·里间账桌与一楼阅读区 — 日】：出场角色：漫画屋算账小孩、赵左右、荀未来、罗爱文；空间调度与动作详情：三条鱼漫画屋里间书桌前，身穿棕灰几何提花毛衣的十岁算账小孩正一边低头握着圆珠笔在账本上写写算算，一边头也不抬地对在屋里来回踱步的荀未来冒出一句金句。 算账小孩话音刚落，漫画屋一楼的玻璃木门便被“哐当”一声推开——身穿灰蓝色羽绒服的16岁赵左右满面春风、昂首挺胸地走了进来，双手高高举着两个红白相间的肯德基全家桶！ 脱去羽绒服、身穿鲜亮翠绿色高领纯色针织毛衣的41岁荀未来听到声音，一个箭步从里间冲了出来，张开双臂一把将16岁的赵左右死死搂进怀里！ 赵左右手里还提着全家桶，被荀未来勒得喘不上气，直翻白眼拍打他的后背。 一旁身穿浅灰拼深灰拉链运动外套（左胸印有“FANS RECENT”字样）的死党罗爱文早就双眼放光地凑了上来，伸手从全家桶里抓出一只金黄酥脆的原味炸鸡腿，大口啃得满嘴流油。；场内关键对白：漫画屋算账小孩：“能感应到对方的位置，看来你们是一对纠缠量子。” ／ 赵左右：“兄弟们，我回来了！原味鸡！” ／ 荀未来：“好兄弟，你终于来了！” ／ 赵左右：“哥，你先松手！松手！” ／ 荀未来：“不行！松不了一点！”　【4-21　外/内　三条鱼漫画屋门口与斜对面街角小广告墙（平行剪辑） — 日】：出场角色：荀未来、赵左右、赵了、房产中介（电话音）；空间调度与动作详情：春秋路178号“三条鱼漫画屋”门口，身穿藏青色圆领卫衣（左胸印有白色圆形小徽标、内露白T恤领边）的41岁荀未来正单手端着一只白底蓝边的老式搪瓷茶缸，斜倚在木门框上晒太阳，活脱脱一副“漫画屋掌柜”的派头。 看到背着双肩包的赵左右垂头丧气地走到门口，荀未来晃了晃手里的搪瓷茶缸，眉飞色舞地打趣道。 赵左右不好意思地摸了摸鼻子，小声开口。 荀未来哈哈一笑，大方地侧过身让开漫画屋大门，用力拍了拍赵左右的肩膀。 荀未来志得意满地揽着16岁的赵左右走进三条鱼漫画屋，自以为在这场“避风港争夺战”中笑到了最后。；场内关键对白：荀未来：“哟，不和赵爷爷潇洒去了？想起兄弟来了？” ／ 赵左右：“你能腾个地儿给我睡觉不？” ／ 荀未来：“必须的！想明白就好，浪子回头金不换，我这儿永远有你的地方！” ／ 赵了：“喂，春秋路178号，在谁的名下？” ／ 房产中介（电话音）：“哦，那家漫画屋是吧？当年就是我做的房屋买卖，现在在一对老年夫妻名下……”</w:t>
-      </w:r>
-    </w:p>
-    <w:p>
-      <w:pPr>
-        <w:spacing w:before="40" w:after="80" w:line="384" w:lineRule="auto"/>
-        <w:ind w:firstLine="400"/>
-        <w:jc w:val="left"/>
-      </w:pPr>
-      <w:r>
-        <w:rPr>
-          <w:rFonts w:ascii="Times New Roman" w:hAnsi="Times New Roman" w:eastAsia="宋体"/>
-          <w:b w:val="0"/>
-          <w:color w:val="141414"/>
-          <w:sz w:val="20"/>
-        </w:rPr>
-        <w:t>◆ EP05《回家》：【5-3　内　漫画屋·里间卧室 — 晨】：出场角色：陈明、赵左右、荀未来；空间调度与动作详情：清晨柔和的晨光透进漫画屋里间，屏幕居中浮现本集片名：第 5 集 回家。 十六岁的陈明身披蓝白格纹衬衫毯，早已起床伏在书桌前的台灯下专注写作业，桌面上摆着《初中生优秀作文选》与理科练习册。通铺被窝里，身穿灰白横条纹毛衣的十六岁赵左右长舒一口气，最先从噩梦中醒来并翻了个身；而身穿白色高领毛衣的四十一岁荀未来仍靠在床铺内侧熟睡。 陈明握着笔继续写字，头也没有抬，只是微侧过脸淡淡开口。 赵左右睡眼惺忪地从被窝里慢慢坐起身，双手按在棉被上揉了揉眼睛，转头看向书桌前的陈明。 陈明全程低头在卷子上刷刷下笔，连头都没抬一下。；场内关键对白：陈明：“醒了。” ／ 赵左右：“昨晚，我没说梦话吧？” ／ 陈明：“叫了二十多次荀哥。” ／ 赵左右：“不可能，我明明还喊了你的名字来着。” ／ 陈明：“没有。”　【5-4　外/内　漫画屋·店门外与店堂 — 日】：出场角色：房产中介、荀未来、赵左右；空间调度与动作详情：荀未来走到漫画屋正门前，哗啦一声将卷帘门拉起一半，右手扶着卷帘门，左手拎着铁制撑门杆立在门边。一名身穿黑色西装大衣、打着蓝白斜纹领带、手提公文包的易房宝年轻房产中介满脸陪笑地迎到店门前。 荀未来面无表情地上下打量了中介一眼，随口敷衍。 房产中介连忙上前一步，比划着手势热情地说明来意。 听到“挺时髦的老先生”，荀未来眼神骤然一凛，眉头紧锁，脸色瞬间冷了下来，一眼识破是六十六岁的赵了想买店釜底抽薪。 荀未来神色变凶，单手握紧铁制撑门杆猛地上前一步，朝着中介挥舞驱赶。房产中介吓得抱紧公文包连连后退，狼狈逃离。；场内关键对白：房产中介：“您好，我是易房宝中介的。麻烦问一下房主薛爷爷在这吗？” ／ 荀未来：“啊，那个……他陪孩子回家过年了。其实你有什么事跟我说都是一样的。” ／ 房产中介：“啊，是这样的。有一位老先生呢，看中了咱这个店铺，但是薛爷爷换号了，我这一直联系不上他。看看能不能把他的新的联系方式告诉我啊。” ／ 荀未来：“老先生？什么老先生啊？” ／ 房产中介：“就是，你们是见过的，见过好几次了，他来你们店里好几次了。就是穿的那个……还挺时髦的那个。”　【5-13　内　漫画屋·阅读区与书架过道 — 夜】：出场角色：赵左右、陈明、荀未来、刘慈欣、赵东来；空间调度与动作详情：荀未来推开漫画屋玻璃门走进屋里，在书架旁从黑色塑料袋中取出那封伪造的信件，低头端详确认。 里间书桌前，赵左右写卷子写得疲惫不堪，把笔往桌上一扔，侧着脸趴在桌面上痛苦哀嚎；对面的陈明头也不抬，神情冷淡地推了推鼻梁，握着笔在卷子上刷刷书写。 赵左右继续趴在桌面上，有气无力地锤了一下桌角，苦闷地吐槽。 荀未来拿着信封走近书桌前，伸手将牛皮纸信封递到赵左右眼前。 赵左右茫然地撑起身子接过信封，指尖撕开封口抽出里面的信纸。；场内关键对白：赵左右：“实在顶不住了。剩下的，咱年初五回来再做吧。” ／ 陈明：“你应该知道为什么八中高一上结束后，就着急文理分科赶进度。你要是想落下的话，就去睡觉吧。” ／ 赵左右：“我初中拼了命地考上八中，为啥连喘口气的工夫都没有，又要拼了命地高考？” ／ 陈明：“考上大学就好了。这句话是引用，不代表我个人真实想法。” ／ 赵左右：“你回来啦，荀哥。”　【5-14　内　漫画屋·里间卧室 — 夜】：出场角色：赵左右、陈明；空间调度与动作详情：漫画屋里间榻榻米地铺上，赵左右盘腿坐着，双手平举着那封“刘慈欣回信”反反复复地仔细阅读，脸上满是憧憬。书桌前，陈明正低头专注地握笔在笔记本上快速书写。赵左右转过头看向陈明，兴致勃勃地提议。 陈明没有抬头，依旧握笔写字，冷静而理性地回应。 陈明停下笔，利落地合上书本。 赵左右小声嘟囔了一句，一把抓起被子躺下，将信纸举在眼前侧躺着继续看。 切至：；场内关键对白：赵左右：“现在想想，还是荀哥说得对，能了解彼此的，只有同龄人。反正我姥姥姥爷过年也去三亚玩了，年夜饭，咱仨一块儿吃吧。” ／ 陈明：“我建议你还是早点回家比较好。” ／ 赵左右：“为啥啊？” ／ 陈明：“我想好好睡一觉。” ／ 赵左右：“我又不打呼噜。”　【5-16　内/外　漫画屋·里间卧室与便民店外夜巷 — 深夜】：出场角色：赵左右、陈明；空间调度与动作详情：深夜，漫画屋里间熄了灯。赵左右与陈明并排躺在地铺的格纹被窝里。赵左右双手交叠平放在腹部被子上方，睁着眼睛望着天花板，担忧地转头看向右侧的陈明。 陈明侧身面向赵左右躺着，闭着眼睛平静地分析。 赵左右转回视线继续望着天花板，喃喃反驳。 赵左右听后若有所思地转过头看着陈明的侧脸。 陈明翻了个身背对过去，拉高被角闭眼催促。；场内关键对白：赵左右：“陈明，你说荀哥咋还不回来啊？他不会和我爸干起来了吧？” ／ 陈明：“中年人做事会考虑后果，不会轻易动手。” ／ 赵左右：“可荀哥不也就二十岁？” ／ 陈明：“我说的是你爸，不是荀哥。” ／ 赵左右：“其实，我一直觉得荀哥挺像个中年人的，虽然他动手也不考虑后果。”</w:t>
-      </w:r>
-    </w:p>
-    <w:p>
-      <w:pPr>
-        <w:spacing w:before="40" w:after="80" w:line="384" w:lineRule="auto"/>
-        <w:ind w:firstLine="400"/>
-        <w:jc w:val="left"/>
-      </w:pPr>
-      <w:r>
-        <w:rPr>
-          <w:rFonts w:ascii="Times New Roman" w:hAnsi="Times New Roman" w:eastAsia="宋体"/>
-          <w:b w:val="0"/>
-          <w:color w:val="141414"/>
-          <w:sz w:val="20"/>
-        </w:rPr>
-        <w:t>◆ EP06《暖雪》：【6-3　内　漫画屋·里间卧室 — 日】：出场角色：赵左右、赵东来、荀未来、人生有限公司代表；空间调度与动作详情：日间，漫画屋里间的床铺上，身穿黑色高领毛衣的四十一岁荀未来缓缓睁开眼睛。守在床边的十六岁赵左右见状神情一喜，探头关切地唤他，随后迅速转头朝门外高声呼喊。 身穿军灰绿色连帽冬装棉服的赵东来闻声快步从外屋走进卧室，面带笑意与关切，顺势蹲在床边询问。 荀未来神色迷茫，单手撑着床垫缓慢坐起身，微蹙着眉头揉了揉太阳穴回忆昨夜。 荀未来掀开被角作势就要下床展示。赵左右与赵东来见状连忙同时伸出双手按住他的双肩，将他稳稳按回床上。 荀未来听到“回家”二字愣了一下。赵左右与赵东来相视一笑，赵东来面露欣慰，抬手轻轻拍了拍儿子的肩膀，父子间气氛融洽。荀未来露出释怀的微笑，认真地看向赵左右道歉。；场内关键对白：赵左右：“荀哥，你醒啦？爸！荀哥醒啦！” ／ 赵东来：“哟，醒啦！太好了。哎呀，感觉怎么样？” ／ 荀未来：“我怎么只记得我昨天晚上去追你，然后两眼一黑，就啥也不记得了呀。” ／ 赵东来：“滑倒摔晕了。昨天晚上你没少喝。” ／ 赵左右：“医生说你没啥大事，就是睡着了。你现在感觉怎么样？精神点儿了吗？”　【6-10　内　漫画屋·里间 — 日】：出场角色：荀未来、算账小孩；空间调度与动作详情：漫画屋里间，身穿棕色羽绒服的荀未来握着手机焦急地来回踱步，屏幕中央浮现“荀未来返程 09:30:10”的倒计时。坐在小书桌前台灯下写作业的十岁算账小孩头也不抬地搭话。 切至：；场内关键对白：荀未来：“你说这是什么情况，怎么就不回了呀？我话已经说到这个份上了，她也没有理由拒绝啊。” ／ 算账小孩：“家家有本难念的经吧。”</w:t>
-      </w:r>
-    </w:p>
-    <w:p>
-      <w:pPr>
-        <w:spacing w:before="40" w:after="80" w:line="384" w:lineRule="auto"/>
-        <w:ind w:firstLine="400"/>
-        <w:jc w:val="left"/>
-      </w:pPr>
-      <w:r>
-        <w:rPr>
-          <w:rFonts w:ascii="Times New Roman" w:hAnsi="Times New Roman" w:eastAsia="宋体"/>
-          <w:b w:val="0"/>
-          <w:color w:val="141414"/>
-          <w:sz w:val="20"/>
-        </w:rPr>
-        <w:t>◆ EP07《舒图来了》：【7-5　外/内　漫画屋·吧台与家属楼下 — 深夜】：出场角色：陈明、荀未来；空间调度与动作详情：深夜积雪的街道上，成年舒图撑着透明雨伞独自缓步前行。 三条鱼漫画屋吧台前，身穿棕色羽绒服的四十一岁荀未来正靠在收银台边，借着昏黄的台灯独酌绿罐哈尔滨啤酒，神情落寞。借宿在里间、身穿蓝白相间运动校服外套的十六岁陈明推门走出来，看了一眼满身酒气的荀未来。 荀未来晃了晃手里的绿罐哈尔滨啤酒，朝陈明摆了摆手。 陈明没再多劝，转身回里间休息。荀未来独自对着满桌旧书仰头灌了一口啤酒，从羽绒服口袋里摸出那张二零三三年人生有限公司的白色卡片，对着卡片苦笑着自言自语。 荀未来把卡片往桌上一丢，疲惫地趴在吧台书堆上沉沉睡去。；场内关键对白：陈明：“你真的不回屋睡吗？” ／ 荀未来：“不了，你自己去睡吧。” ／ 荀未来：“造化弄人，王一漫呀王一漫，时间可真是跟我开了一个巨大的玩笑啊。我这怎么跟小赵去解释？你也玩我是吧？突然就剩一天，突然又变好了，抽风是吧？你说说怎么改个过去，就这么难呢。”　【7-7　内/外　漫画屋·门口 — 日】：出场角色：舒图、荀未来；空间调度与动作详情：三条鱼漫画屋内，趴在书堆上熟睡的荀未来悠悠醒来，伸了个大大的懒腰，将吧台上的哈尔滨啤酒空罐随手扔进垃圾桶，打着哈欠走到店门前，双手抓住铁卷帘门往上一推——门外阳光下，赫然站着冷眼抱臂的四十一岁舒图！ 荀未来魂飞魄散，本能地死死拽住卷帘门把手猛往下拉！舒图眼疾手快冲上前一步，双手抓住卷帘门下沿与他隔门角力。 门内的荀未来死死拽着卷帘门铁把，活像见了鬼一样隔着门缝低吼。 门外的舒图双手扣住卷帘门底沿，寸步不让地硬顶回去。 荀未来咬牙发力将卷帘门往下压到离地只剩半尺，舒图毫不退让，直接蹲下身将右手手掌垫在冰冷的卷帘门底沿下方！荀未来吓得脸色煞白，急忙收住力道。；场内关键对白：舒图：“有本事别躲呀，赵左右！” ／ 荀未来：“你怎么来的？！” ／ 舒图：“你怎么来我就怎么来！” ／ 荀未来：“把手拿开！” ／ 舒图：“你还知道心疼我呀？”　【7-9　外/内　漫画屋·门口 — 日】：出场角色：舒图、荀未来；空间调度与动作详情：回到二零零八年三条鱼漫画屋门前，铁卷帘门已拉下大半，只留下一道贴地的窄缝。四十一岁的舒图背靠着冰冷的卷帘门坐在门外水泥地上，身旁放着那把黄色笑脸透明雨伞；四十一岁的荀未来则抱膝蹲在卷帘门内侧的阴影里，夫妻俩隔着一扇铁门静静对话。 卷帘门内侧的阴影里，荀未来抱膝蹲在地上，梗着脖子表明态度。 门外的舒图侧过头靠在铁门板上，嘴角带着一抹苦涩的嘲讽。 荀未来想起在幕后捣鬼的六十六岁赵了，话到嘴边又烦躁地咽了回去。 舒图仰起头望向街道上方的天空，眼神渐渐变得恍惚。；场内关键对白：舒图：“行了，你别白费口舌了。” ／ 荀未来：“改命不成我是不会回去的。” ／ 舒图：“你这命改得也不怎么样啊，忙活一个月，倒让咱俩提前认识了好几年。” ／ 荀未来：“可不赖我提前让咱俩认识的啊，这都怪那……算了，说了你也不懂。” ／ 舒图：“记忆，还真的是慢慢被改变了。我现在满脑子，都是在广播社教室，第一次跟你见面的样子。所以咱俩，原本是什么时候认识的？”　【7-12　外/内　家属楼下雪巷·漫画屋与出租车 — 夜】：出场角色：赵左右、荀未来；空间调度与动作详情：赵左右匆忙套上棕色羽绒服追出单元门，不料守在门外的舒图突然出手，一把从赵左右手里夺过那部诺基亚直板手机，转身就往雪巷深处飞奔！赵左右大吃一惊，拔腿在后面狂追。 舒图甩开赵左右闪身拐进小巷暗处，熟练地用抢来的赵左右手机调出“荀未来”的号码，飞快按下“救我，岁月潭！”五个字点击发送。 三条鱼漫画屋内，正在扫地的荀未来听到摩托罗拉翻盖手机响起提示音，翻开一看，屏幕上赫然显示着发件人“舒图”（原赵左右号码）发来的短信：救我 岁月潭。荀未来脸色剧变。 荀未来一把扔下扫帚，抓起外套和围巾冲出店门，在街头拦下一辆车牌号为 吉A·MD153 的出租车钻进后座。 切至：；场内关键对白：赵左右：“哎，你咋还抢劫啊？！喂！站住！站住，别跑！” ／ 荀未来：“救我，岁月潭？岁月潭，岁月潭是白雪地！我靠，这个疯女人，不会是打算把小时候的我，带回2033年吧？！” ／ 荀未来：“岁月潭，麻烦快点，谢谢！”　【7-15　内　漫画屋·店堂与里间 — 夜】：出场角色：赵左右、陈明、荀未来；空间调度与动作详情：三条鱼漫画屋内，留着顺直短发、身穿棕红复古麻花毛衣的十六岁陈明正坐在堆满书册的柜台前伏案写字。十六岁的赵左右推门走进店里，双手扶在柜台书堆上向陈明打听。 坐在柜台前刷题的陈明头也没抬，握着笔淡淡地回了一句。 赵左右探身往前凑了凑，继续追问。 陈明头也不抬地整理着桌上的书册，语气淡定。 正说着，身穿深绿色工装夹克的荀未来推门走进书店，随手将从岁月潭雪地里捡回来的诺基亚直板手机递还给柜台前的赵左右。；场内关键对白：赵左右：“陈明，荀哥在吗？” ／ 陈明：“出去好一会儿了。” ／ 赵左右：“白天有没有一个中年阿姨来找过他？” ／ 陈明：“我在屋里听到荀哥跟一个女人在说话，太吵了，戴耳塞了。” ／ 赵左右：“荀哥！”</w:t>
-      </w:r>
-    </w:p>
-    <w:p>
-      <w:pPr>
-        <w:spacing w:before="40" w:after="80" w:line="384" w:lineRule="auto"/>
-        <w:ind w:firstLine="400"/>
-        <w:jc w:val="left"/>
-      </w:pPr>
-      <w:r>
-        <w:rPr>
-          <w:rFonts w:ascii="Times New Roman" w:hAnsi="Times New Roman" w:eastAsia="宋体"/>
-          <w:b w:val="0"/>
-          <w:color w:val="141414"/>
-          <w:sz w:val="20"/>
-        </w:rPr>
-        <w:t>◆ EP08《时间的玩笑》：【8-4　内　502室赵了卧室·漫画屋里间与501室赵左右卧室（三代清晨交叉剪辑） — 晨】：出场角色：赵了（内心独白）、荀未来（内心独白）、赵左右、徐图图（短信画外音）；空间调度与动作详情：大年初二清晨，画面右下角浮现本集片名：第 8 集 时间的玩笑。 五零二室昏暗的卧室内，床头柜上散落着拆开的零食包装袋。六十六岁的赵了身穿黑色暗纹睡衣仰躺在格子棉被里，缓缓抬起右手摘下脸上的黑色睡眠眼罩，睁开浑浊而疲惫的双眼，望着天花板失神发呆。 镜头切至三条鱼漫画屋里间卧室，床头堆满了杂乱的旧漫画书。四十一岁的荀未来身穿白色长袖内衣侧卧在木板床上，眼下挂着浓重的黑眼圈，睁着空洞的双眼望着眼前的书堆彻夜未眠。 镜头切至五零一室阳光明媚的赵左右卧室。贴满动漫与篮球海报的房间里，身穿白色套头长袖衫的十六岁赵左右精神抖擞地从被窝里坐起身，张大嘴巴打了个酣畅淋漓的哈欠，舒展双臂伸了个大大的懒腰，挠了挠后脑勺。 赵左右随手拿起放在床头柜上的诺基亚直板手机，点开一条上午九点二十分刚收到的未读短信——发件人备注为“徐图图（一只坨坨）”。赵左右看着屏幕上的文字，嘴角不由自主地漾开明朗灿烂的笑容。；场内关键对白：赵了（内心独白）：“年轻的时候多好啊……想忘就能忘得掉。” ／ 荀未来（内心独白）：“小时候多好呀……困了就能睡得着。” ／ 赵左右：“今天初几来着？” ／ 徐图图（短信画外音）：“左右！学校旁边那家咖啡厅开业喽，中午一起去看看吗？”　【8-6　外/内　积雪街道·公用电话亭与漫画屋店堂（交叉剪辑） — 日】：出场角色：徐图图、陈明、舒图（电话音）、舒图、荀未来（画外音）；空间调度与动作详情：白雪覆盖的街道人行道上，身穿黑色长款呢大衣的舒图紧紧抱着那个淡绿色礼盒一路飞奔；身穿米白色牛角扣大衣的徐图图气喘吁吁地在后面全力追赶，一边跑一边四处张望呼喊。 街角处，舒图闪身躲进一座百叶窗式的绿色公用电话亭内，反手关上亭门，透过玻璃与百叶缝隙警惕地向外张望，确认把十六岁的自己甩掉后才松了一口气。 舒图从黑色大衣口袋里掏出一张折叠褶皱的白纸展开——上面印着“招聘店员（HIRE）｜有意者请联系：春秋路三条鱼漫画屋｜联系人：荀先生｜联系电话：0267-6146831”。 【闪回·除夕深夜漫画屋门外】大雪纷飞的寒夜里，刚来到二零零八年的舒图孤身坐在紧闭的漫画屋卷帘门前，身旁放着那把黄色笑脸透明雨伞，起身时伸手撕下了贴在门边木板上的这张招聘启事。 回到白天的公用电话亭内，舒图摘下公用电话听筒，对照手里的招聘启事逐键按下号码。；场内关键对白：徐图图：“我帽子！” ／ 陈明：“喂？” ／ 舒图（电话音）：“是春秋路那家漫画屋吗？” ／ 陈明：“是，你有什么事吗？” ／ 舒图：“你叫荀哥听电话。”　【8-12　内　三条鱼漫画屋·吧台 — 日】：出场角色：荀未来、陈明；空间调度与动作详情：三条鱼漫画屋内，结束了“物理自闭”的四十一岁荀未来身穿深棕色纽扣针织开衫内搭白色立领衬衫，双手插在裤兜里从老式立钟旁走出里间，缓步晃到前台旁，拉开椅子在正在整理旧书堆的陈明身旁坐下，重重地叹了一口气，盯着电脑屏幕明知故问。 陈明低着头继续整齐地码放着桌上的厚书堆，手上动作未停，平静地吐出两个字。 荀未来又不甘心地长叹了一口气，侧过头看向身边冷淡的陈明。 陈明翻动着书页检查折角，连眼皮都没抬一下。 荀未来无奈地摇了摇头，后仰靠在椅背上感慨了一声。；场内关键对白：荀未来：“电话里那个女人，没来过吧？” ／ 陈明：“没有。” ／ 荀未来：“你怎么从来就没问过我，那个女的是谁啊？” ／ 陈明：“我对别人的私事不感兴趣。” ／ 荀未来：“挺好的。要是赵左右有你三分的觉悟就好了。唉——”　【8-17　内/外　砂锅麻辣烫店·三条鱼漫画屋门外与岁月潭冰湖雪原 — 日】：出场角色：赵了、赵了（画外音）；空间调度与动作详情：开始音乐蒙太奇： 伴随着抒情插曲（“向前走，或是回头，匆匆寻找某个路口……时间走过，留下不同的解法，在未来里会再见吧”）的动人旋律，正在麻辣烫店里低头吃藕片的舒图似有所感，突然转头望向店堂另一侧靠窗的角落—— 只见雾气氤氲的玻璃窗边，头戴深灰色鸭舌帽、身穿深棕色厚呢大衣的六十六岁赵了正静静坐在那里，面前同样放着一碗热气腾腾的麻辣烫，隔着人群满眼温柔与眷恋地凝视着她！下一秒，当舒图定睛再看时，窗边的座位已空无一人。 与此同时，“三条鱼漫画屋”木质招牌门外，身穿深棕色针织开衫内搭白立领衬衫的四十一岁荀未来走出店门，站在雪街边怅然仰望天空。 林区公路旁，一辆车牌号为吉A·30817的红色出租车急刹停在路边雪地里。六十六岁的赵了将一张钞票塞给司机，推开车门焦急地冲下车，朝着岁月潭雪林深处发足狂奔！；场内关键对白：赵了：“不用找了！” ／ 赵了（画外音）：“图图——！” ／ 赵了：“再见。”</w:t>
-      </w:r>
-    </w:p>
-    <w:p>
-      <w:pPr>
-        <w:spacing w:before="40" w:after="80" w:line="384" w:lineRule="auto"/>
-        <w:ind w:firstLine="400"/>
-        <w:jc w:val="left"/>
-      </w:pPr>
-      <w:r>
-        <w:rPr>
-          <w:rFonts w:ascii="Times New Roman" w:hAnsi="Times New Roman" w:eastAsia="宋体"/>
-          <w:b w:val="0"/>
-          <w:color w:val="141414"/>
-          <w:sz w:val="20"/>
-        </w:rPr>
-        <w:t>◆ EP09《人生失控》：【9-2　内/外　漫画屋里间·有轨电车与雪后街道 — 晨】：出场角色：荀未来、陈明、赵左右；空间调度与动作详情：二零零八年寒假结束开学日清晨，三条鱼漫画屋里间榻榻米地铺上，身穿白色长袖卫衣的四十一岁荀未来猛然从噩梦中惊醒坐起，额头渗出冷汗，大口喘着粗气喃喃自语。 地铺另一侧，早已穿好深蓝白条纹校服外套的十六岁陈明正盘腿坐在毯子上，利落地拉上黑色大书包的拉链，转过头淡定地提醒他。 晨光熹微的街道上，一列有轨电车叮当驶过。车厢内，陈明坐在座位上安静地翻看课本；身穿深棕色棉服夹克的荀未来与身穿黑色连帽羽绒服的十六岁赵左右并排站在过道里拉着扶手。荀未来侧过头打量着身边神色平静沉稳的十六岁自己，试探着开口搭话。 赵左右面无表情地靠在车厢立柱上，目光平视前方，只是淡淡地从鼻腔里应了一声。 荀未来见他反应冷淡，好奇地往他身边凑了凑，追问他心里的想法。；场内关键对白：荀未来：“舒图……又是这个名字。” ／ 陈明：“哟，别赖床了。你忘了，今天开学了。” ／ 荀未来：“左右，这半个月我一直在想啊，你有没有觉得，其实徐图图这个人也挺好的呀？” ／ 赵左右：“嗯。” ／ 荀未来：“是吧。那你现在心里怎么想的？”　【9-12　外/内　福慧家园五楼楼道·502室与三条鱼漫画屋 — 夜】：出场角色：刘美奕、赵了、赵左右、荀未来；空间调度与动作详情：深夜，黑色路虎越野车（黑A·6T534）停在福慧家园居民楼下的雪地旁。头戴姜黄色毛线帽、身穿宝蓝色连帽羽绒服的六十六岁赵了推门下车，抬头仰望了一眼五楼亮灯的窗户，呼出一团白气走进单元门。 五楼狭窄的水泥楼道内，赵了走上台阶，抬手敲响了对门五零一室的防盗门。身穿灰色开衫毛衣的母亲刘美奕拉开房门，客气地打招呼。 赵了往屋里望了一眼，温和地询问十六岁赵左右的动向。 刘美奕摇了摇头，脸上带着几分欣慰向老邻居解释。 赵了眉头微不可察地一蹙——在他原本的记忆里，高一的自己从未主动留校上过晚自习。他不动声色地追问了一句。；场内关键对白：刘美奕：“来了。赵先生。” ／ 赵了：“孩子回来了吗？” ／ 刘美奕：“呃，还没呢。他晚上给我打电话说要参加晚自习，还没回来呢。” ／ 赵了：“小赵怎么突然晚自习了呢？” ／ 刘美奕：“这个我不知道。不过孩子爱学习总是好事嘛。”</w:t>
-      </w:r>
-    </w:p>
-    <w:p>
-      <w:pPr>
-        <w:spacing w:before="40" w:after="80" w:line="384" w:lineRule="auto"/>
-        <w:ind w:firstLine="400"/>
-        <w:jc w:val="left"/>
-      </w:pPr>
-      <w:r>
-        <w:rPr>
-          <w:rFonts w:ascii="Times New Roman" w:hAnsi="Times New Roman" w:eastAsia="宋体"/>
-          <w:b w:val="0"/>
-          <w:color w:val="141414"/>
-          <w:sz w:val="20"/>
-        </w:rPr>
-        <w:t>◆ EP10《只要我想》：【10-7　内　三条鱼漫画屋与学校教师办公室（深夜交叉剪辑） — 深夜】：出场角色：荀未来、赵了；空间调度与动作详情：深夜的三条鱼漫画屋内，身穿蓝色粗针毛衣的四十一岁荀未来正坐在前台电脑旁，得意洋洋地翻看着今晚从男洗手间抢来的那本绿色封面《陈明数学答案略集锦（NOTEBOOK）》。玻璃门被推开，六十六岁的赵了垂头丧气地走了进来，荀未来合上笔记本抬头调侃。 赵了走到柜台前隔着书堆坐下，摘下头上的黑色棒球帽，神色凝重地叹了口气。 荀未来身体前倾，好奇地打听赵了今晚“攻心计”的战果。 赵了双手搭在桌沿，沉声说出了自己的判断。 荀未来一听这话，摊开双手撇了撇嘴，一副早就看穿一切的模样。；场内关键对白：荀未来：“就知道你会来。” ／ 赵了：“看来，我们还是把问题想简单了。” ／ 荀未来：“怎么说？” ／ 赵了：“我猜舒图走之前，可能跟小赵说了些什么，对他冲击太大了。” ／ 荀未来：“这还用你猜啊？我早就猜到了！舒图肯定把对我的那些气呀，全撒到了小赵的头上。我都受不了，更何况小赵呢？”</w:t>
-      </w:r>
-    </w:p>
-    <w:p>
-      <w:pPr>
-        <w:spacing w:before="40" w:after="80" w:line="384" w:lineRule="auto"/>
-        <w:ind w:firstLine="400"/>
-        <w:jc w:val="left"/>
-      </w:pPr>
-      <w:r>
-        <w:rPr>
-          <w:rFonts w:ascii="Times New Roman" w:hAnsi="Times New Roman" w:eastAsia="宋体"/>
-          <w:b w:val="0"/>
-          <w:color w:val="141414"/>
-          <w:sz w:val="20"/>
-        </w:rPr>
-        <w:t>◆ EP11《YOU WIN》：【11-11　内　502室赵了家客厅与三条鱼漫画屋（里间与洗漱镜前） — 夜/晨】：出场角色：赵了、荀未来；空间调度与动作详情：夜晚的五零二室客厅内，身穿浅灰色羊羔绒开衫的六十六岁赵了正坐在沙发上把玩着紫砂茶壶。房门推开，身穿八中蓝白校服的四十一岁荀未来满脸疲惫地走了进来，抱起一只沙发抱枕仰头瘫靠在沙发背上，长长地叹了一口气。赵了转过头警惕地询问。 荀未来直起身子抱紧怀里的抱枕，摇了摇头。 赵了不解地看着他。 荀未来眼神黯然，低声吐出了一个令两人始料未及的沉重消息！赵了闻言大吃一惊：“啊？！” 荀未来低下头，回忆着当年高一历史里原本的假象与今天才揭开的残酷真相。；场内关键对白：赵了：“怎么，小赵被开除了？” ／ 荀未来：“被降为严重警告了，没事了。” ／ 赵了：“没事儿了一直叹什么气啊？” ／ 荀未来：“陈明退学了。” ／ 荀未来：“我记得高中有段时间，陈明的成绩急剧下滑，每天都在打瞌睡，当时所有的人都还在纳闷儿，还以为他早恋了。今天我才知道，原来他每天都偷偷地趁晚上，在戴主任的办公室打游戏。”</w:t>
-      </w:r>
-    </w:p>
-    <w:p>
-      <w:pPr>
-        <w:spacing w:before="40" w:after="80" w:line="384" w:lineRule="auto"/>
-        <w:ind w:firstLine="400"/>
-        <w:jc w:val="left"/>
-      </w:pPr>
-      <w:r>
-        <w:rPr>
-          <w:rFonts w:ascii="Times New Roman" w:hAnsi="Times New Roman" w:eastAsia="宋体"/>
-          <w:b w:val="0"/>
-          <w:color w:val="141414"/>
-          <w:sz w:val="20"/>
-        </w:rPr>
-        <w:t>◆ EP12《寻未来》：【12-6　内　长林八中图书馆·漫画屋与靓丽发艺理发店 — 日/夜】：出场角色：荀未来（内心独白）、徐图图、赵左右、理发师、荀未来；空间调度与动作详情：长林八中图书馆阅览室内，十六岁的赵左右从书架上取下一本弗洛伊德著的《本能与自我（The Ego and the Id）》，兴冲冲地走到靠窗长桌旁拉开椅子，坐到正在整理笔记的徐图图对面。而在不远处的一排高大书架背后，四十一岁的荀未来正半隐在阴影里，眼神阴沉地窥视着两人。 靠窗长桌旁，徐图图放下手中的笔，看着赵左右手里的《本能与自我》，既惊讶又欣喜。 赵左右兴高采烈地合上书本，双手撑在桌面上，满眼放光地向徐图图畅想自己的宏伟蓝图。 书架后方，捂着隐隐作痛的肝脏的荀未来死死盯着徐图图，眼底的敌意愈发浓烈。 长桌旁，赵左右目光真挚而炽热地望向对面的徐图图，正式回应了她在第八集长林咖啡馆里提出的约定。；场内关键对白：荀未来（内心独白）：“哼，理想的梦你来做，现实的罪我来遭。” ／ 徐图图：“《梦的解析》你都看完啦？” ／ 赵左右：“前天就看完啦！我现在准备啊，趁着高中先预习一下大学心理学的内容，这等我上了大学，就可以直接搞我心理学的事业了！” ／ 荀未来（内心独白）：“老头说得没错，果然是徐图图一直在影响小赵。两个失控的人待在一起，只会越来越失控！” ／ 赵左右：“所以，我打算报考长林大学心理学系，到时候我们又是校友了。”　【12-8　外/内　徐图图家楼下雪巷·三条鱼漫画屋与门前手撕日历 — 夜/日】：出场角色：赵了、荀未来、漫画屋奶奶、荀未来（内心独白）、赵左右、系统提示女声（电话音）、荀未来（日历画外音）、赵左右（内心独白）；空间调度与动作详情：筒子楼下的雪地小巷里，荀未来与赵了快步走下红色外挂铁楼梯。走在后面的赵了突然开口叫住了荀未来，严肃地审视着他。 荀未来停下脚步转过身，毫不隐瞒地摊牌了自己的想法。 赵了双手插在大衣兜里，平静地摇了摇头。 荀未来一听这话瞬间炸了毛，指着自己刚被医院确诊重度酒精肝的身体，激动地冲赵了大吼！ 面对荀未来的咆哮，六十六岁的赵了仰起头望着夜空，平静而豁达地吐出了五个字。；场内关键对白：赵了：“你等一下。刚才一直没空问你，你跟着图图干什么？” ／ 荀未来：“徐图图，她现在就像是个催化剂，让小赵在错误的道路上越走越远，我必须要拆散他们两个！” ／ 赵了：“错误的道路？我没觉得啊。” ／ 荀未来：“当个酗酒的半吊子心理学家，还不如老实的去敲代码呢！我现在都重度酒精肝了，要是放纵让小赵再离谱下去，到时候我再得个肝癌英年早逝，可就没有你了！” ／ 赵了：“我无所谓啊。”</w:t>
-      </w:r>
-    </w:p>
-    <w:p>
-      <w:pPr>
-        <w:spacing w:before="40" w:after="80" w:line="384" w:lineRule="auto"/>
-        <w:ind w:firstLine="400"/>
-        <w:jc w:val="left"/>
-      </w:pPr>
-      <w:r>
-        <w:rPr>
-          <w:rFonts w:ascii="Times New Roman" w:hAnsi="Times New Roman" w:eastAsia="宋体"/>
-          <w:b w:val="0"/>
-          <w:color w:val="141414"/>
-          <w:sz w:val="20"/>
-        </w:rPr>
-        <w:t>◆ EP24《独自面对》（大结局）：【24-14　外/内　片尾名场面画廊回顾与寒假岁月潭野营声音彩蛋（ED） — 日/夜】：出场角色：赵左右（画外音彩蛋）、徐图图（画外音彩蛋）；空间调度与动作详情：片尾主题曲《没有回声的前方》深情响起。水墨晕染的相框画廊中，依次闪回全剧二十四集的珍贵名场面：1998年雪夜的三个雪人、2008年高一（2）班的《三人行》创刊号、三条鱼漫画屋的欢声笑语、五零一室一家五口的团圆饺子宴、旧物仓库里背靠背的突围、覆雪操场上的重逢拥抱……在演职员表滚过之后，画面中央温柔地浮现出一行手写体寄语：【一切都会好起来的】。 黑底白字滚动鸣谢与出品信息之际，一段温暖、轻松而充满青春气息的画外音对话在夜色中悄然响起—— 电话那头传来少女徐图图清脆而向往的声音—— 少年赵左右满口答应，温柔地询问她的心愿—— 少女徐图图掰着手指头，笑吟吟地报出了一长串零食清单，最后轻轻吐出了那个贯穿全剧四重时空的信物名字——；场内关键对白：赵左右（画外音彩蛋）：“图图，寒假咱们找个地方去玩吧，你想去哪？” ／ 徐图图（画外音彩蛋）：“去岁月潭吧。虽然是长林人，但是一直没怎么去过。” ／ 赵左右（画外音彩蛋）：“好啊，那咱去野营吧。有什么想吃的，我到时候买了带过去。” ／ 徐图图（画外音彩蛋）：“嗯我想想啊，除了熟食老几样，薯片、果冻是肯定要的，再搞点海苔脆，还有坚果。嗯……还有，哎，巧克力饼干棒。”</w:t>
-      </w:r>
-    </w:p>
-    <w:p>
-      <w:pPr>
-        <w:spacing w:before="240" w:after="100" w:line="384" w:lineRule="auto"/>
-        <w:jc w:val="left"/>
-      </w:pPr>
-      <w:r>
-        <w:rPr>
-          <w:rFonts w:ascii="Arial" w:hAnsi="Arial" w:eastAsia="黑体"/>
-          <w:b/>
-          <w:color w:val="142850"/>
-          <w:sz w:val="26"/>
-        </w:rPr>
-        <w:t>第六章　本场景全剧关联场次完整剧情动作与台词交锋补遗实录</w:t>
-      </w:r>
-    </w:p>
-    <w:p>
-      <w:pPr>
-        <w:spacing w:before="40" w:after="100" w:line="384" w:lineRule="auto"/>
-        <w:ind w:firstLine="420"/>
-        <w:jc w:val="left"/>
-      </w:pPr>
-      <w:r>
-        <w:rPr>
-          <w:rFonts w:ascii="Times New Roman" w:hAnsi="Times New Roman" w:eastAsia="宋体"/>
-          <w:b w:val="0"/>
-          <w:color w:val="141414"/>
-          <w:sz w:val="21"/>
-        </w:rPr>
-        <w:t>以下完整收录该核心空间在《三人行》全24集文学剧本中承载的所有关键戏剧场次、人物走位调度与核心台词交锋（共检索锁定 32 个关联场次）：</w:t>
-      </w:r>
-    </w:p>
-    <w:tbl>
-      <w:tblPr>
-        <w:tblStyle w:val="TableGrid"/>
-        <w:tblW w:type="auto" w:w="0"/>
-        <w:jc w:val="center"/>
-        <w:tblLayout w:type="fixed"/>
-        <w:tblLook w:firstColumn="1" w:firstRow="1" w:lastColumn="0" w:lastRow="0" w:noHBand="0" w:noVBand="1" w:val="04A0"/>
-      </w:tblPr>
-      <w:tblGrid>
-        <w:gridCol w:w="5184"/>
-        <w:gridCol w:w="5184"/>
-      </w:tblGrid>
-      <w:tr>
-        <w:trPr>
-          <w:tblHeader/>
-          <w:cantSplit/>
-        </w:trPr>
-        <w:tc>
-          <w:tcPr>
-            <w:tcW w:type="dxa" w:w="3096"/>
-            <w:vAlign w:val="center"/>
-            <w:tcMar>
-              <w:top w:w="130" w:type="dxa"/>
-              <w:bottom w:w="130" w:type="dxa"/>
-              <w:left w:w="150" w:type="dxa"/>
-              <w:right w:w="150" w:type="dxa"/>
-            </w:tcMar>
-            <w:shd w:fill="1F3864"/>
-          </w:tcPr>
-          <w:p>
-            <w:pPr>
-              <w:spacing w:before="40" w:after="40" w:line="312" w:lineRule="auto"/>
-              <w:jc w:val="center"/>
-            </w:pPr>
-            <w:r/>
-            <w:r>
-              <w:rPr>
-                <w:rFonts w:ascii="Arial" w:hAnsi="Arial" w:eastAsia="黑体"/>
-                <w:b/>
-                <w:color w:val="FFFFFF"/>
-                <w:sz w:val="19"/>
-              </w:rPr>
-              <w:t>集数与场次景头</w:t>
-            </w:r>
-          </w:p>
-        </w:tc>
-        <w:tc>
-          <w:tcPr>
-            <w:tcW w:type="dxa" w:w="7272"/>
-            <w:vAlign w:val="center"/>
-            <w:tcMar>
-              <w:top w:w="130" w:type="dxa"/>
-              <w:bottom w:w="130" w:type="dxa"/>
-              <w:left w:w="150" w:type="dxa"/>
-              <w:right w:w="150" w:type="dxa"/>
-            </w:tcMar>
-            <w:shd w:fill="1F3864"/>
-          </w:tcPr>
-          <w:p>
-            <w:pPr>
-              <w:spacing w:before="40" w:after="40" w:line="312" w:lineRule="auto"/>
-              <w:jc w:val="center"/>
-            </w:pPr>
-            <w:r/>
-            <w:r>
-              <w:rPr>
-                <w:rFonts w:ascii="Arial" w:hAnsi="Arial" w:eastAsia="黑体"/>
-                <w:b/>
-                <w:color w:val="FFFFFF"/>
-                <w:sz w:val="19"/>
-              </w:rPr>
-              <w:t>本场景出场人物、空间动作调度与核心台词交锋实录</w:t>
-            </w:r>
-          </w:p>
-        </w:tc>
-      </w:tr>
-      <w:tr>
-        <w:trPr>
-          <w:cantSplit/>
-        </w:trPr>
-        <w:tc>
-          <w:tcPr>
-            <w:tcW w:type="dxa" w:w="3096"/>
-            <w:vAlign w:val="center"/>
-            <w:tcMar>
-              <w:top w:w="105" w:type="dxa"/>
-              <w:bottom w:w="105" w:type="dxa"/>
-              <w:left w:w="145" w:type="dxa"/>
-              <w:right w:w="145" w:type="dxa"/>
-            </w:tcMar>
-          </w:tcPr>
-          <w:p>
-            <w:pPr>
-              <w:spacing w:before="40" w:after="40" w:line="341" w:lineRule="auto"/>
-              <w:jc w:val="left"/>
-            </w:pPr>
-            <w:r/>
-            <w:r>
-              <w:rPr>
-                <w:rFonts w:ascii="Times New Roman" w:hAnsi="Times New Roman" w:eastAsia="宋体"/>
-                <w:b/>
-                <w:color w:val="191919"/>
-                <w:sz w:val="19"/>
-              </w:rPr>
-              <w:t>EP01</w:t>
-              <w:br/>
-              <w:t>1-34　外　三条鱼漫画屋·门口 — 夜</w:t>
-            </w:r>
-          </w:p>
-        </w:tc>
-        <w:tc>
-          <w:tcPr>
-            <w:tcW w:type="dxa" w:w="7272"/>
-            <w:vAlign w:val="center"/>
-            <w:tcMar>
-              <w:top w:w="105" w:type="dxa"/>
-              <w:bottom w:w="105" w:type="dxa"/>
-              <w:left w:w="145" w:type="dxa"/>
-              <w:right w:w="145" w:type="dxa"/>
-            </w:tcMar>
-          </w:tcPr>
-          <w:p>
-            <w:pPr>
-              <w:spacing w:before="40" w:after="40" w:line="341" w:lineRule="auto"/>
-              <w:jc w:val="left"/>
-            </w:pPr>
-            <w:r/>
-            <w:r>
-              <w:rPr>
-                <w:rFonts w:ascii="Times New Roman" w:hAnsi="Times New Roman" w:eastAsia="宋体"/>
-                <w:b w:val="0"/>
-                <w:color w:val="191919"/>
-                <w:sz w:val="19"/>
-              </w:rPr>
-              <w:t>【出场人物】漫画屋奶奶、漫画屋爷爷、荀未来</w:t>
-              <w:br/>
-              <w:t>【空间动作与场面调度】老街临街商铺门头挂着橙红色的「三条鱼漫画屋」招牌，墨绿色木框玻璃门窗内透出温暖的灯光。换上棕褐色羊羔毛翻领棉服的荀未来站在店门外台阶上，一对头发花白、慈眉善目的老夫妻正拿着他的身份证笑眯眯地打量他。 刚刚把蓝盒太空蛋糕悄悄放在16岁自己家门口的荀未来闻言，只是平静而温和地笑了笑。 漫画屋爷爷神色微动，看着对方继续说道。 老夫妻推开挂着「书店」圆木牌的玻璃门，领着荀未来走进摆满漫画书架的店堂。 切至：</w:t>
-              <w:br/>
-              <w:t>【本场核心台词交锋】漫画屋奶奶：“二姐表亲家领养的孩子，长得就是厚道老成。” ／ 漫画屋爷爷：“孩子，看你这身份证，今天是你生日啊。我们也没准备蛋糕欢迎你。” ／ 荀未来：“没事，我不过生日。我都好久没见过蛋糕了，那东西太甜了，吃着腻。” ／ 漫画屋爷爷：“好。屋子已经收拾好了，你以后啊，就看着店，也算是勤工俭学了吧。” ／ 荀未来：“好，谢谢啊，爷爷奶奶。”</w:t>
-            </w:r>
-          </w:p>
-        </w:tc>
-      </w:tr>
-      <w:tr>
-        <w:trPr>
-          <w:cantSplit/>
-        </w:trPr>
-        <w:tc>
-          <w:tcPr>
-            <w:tcW w:type="dxa" w:w="3096"/>
-            <w:vAlign w:val="center"/>
-            <w:tcMar>
-              <w:top w:w="105" w:type="dxa"/>
-              <w:bottom w:w="105" w:type="dxa"/>
-              <w:left w:w="145" w:type="dxa"/>
-              <w:right w:w="145" w:type="dxa"/>
-            </w:tcMar>
-            <w:shd w:fill="F7FAFC"/>
-          </w:tcPr>
-          <w:p>
-            <w:pPr>
-              <w:spacing w:before="40" w:after="40" w:line="341" w:lineRule="auto"/>
-              <w:jc w:val="left"/>
-            </w:pPr>
-            <w:r/>
-            <w:r>
-              <w:rPr>
-                <w:rFonts w:ascii="Times New Roman" w:hAnsi="Times New Roman" w:eastAsia="宋体"/>
-                <w:b/>
-                <w:color w:val="191919"/>
-                <w:sz w:val="19"/>
-              </w:rPr>
-              <w:t>EP01</w:t>
-              <w:br/>
-              <w:t>1-36　内　三条鱼漫画屋·荀未来房间 — 夜</w:t>
-            </w:r>
-          </w:p>
-        </w:tc>
-        <w:tc>
-          <w:tcPr>
-            <w:tcW w:type="dxa" w:w="7272"/>
-            <w:vAlign w:val="center"/>
-            <w:tcMar>
-              <w:top w:w="105" w:type="dxa"/>
-              <w:bottom w:w="105" w:type="dxa"/>
-              <w:left w:w="145" w:type="dxa"/>
-              <w:right w:w="145" w:type="dxa"/>
-            </w:tcMar>
-            <w:shd w:fill="F7FAFC"/>
-          </w:tcPr>
-          <w:p>
-            <w:pPr>
-              <w:spacing w:before="40" w:after="40" w:line="341" w:lineRule="auto"/>
-              <w:jc w:val="left"/>
-            </w:pPr>
-            <w:r/>
-            <w:r>
-              <w:rPr>
-                <w:rFonts w:ascii="Times New Roman" w:hAnsi="Times New Roman" w:eastAsia="宋体"/>
-                <w:b w:val="0"/>
-                <w:color w:val="191919"/>
-                <w:sz w:val="19"/>
-              </w:rPr>
-              <w:t>【出场人物】荀未来</w:t>
-              <w:br/>
-              <w:t>【空间动作与场面调度】漫画屋后方狭小的木板房间里，只有桌上一盏暖黄小台灯亮着。脱去外衣、单穿深灰色长袖T恤的荀未来独自坐在床沿，一手握着老式黑色翻盖手机，一手拿着那张印着「苟未来」的身份证，在昏暗的灯光下久久凝视着身份证正面的有效期限。 切至：</w:t>
-              <w:br/>
-              <w:t>【本场核心台词交锋】荀未来：“一年的时间……够吗？”</w:t>
-            </w:r>
-          </w:p>
-        </w:tc>
-      </w:tr>
-      <w:tr>
-        <w:trPr>
-          <w:cantSplit/>
-        </w:trPr>
-        <w:tc>
-          <w:tcPr>
-            <w:tcW w:type="dxa" w:w="3096"/>
-            <w:vAlign w:val="center"/>
-            <w:tcMar>
-              <w:top w:w="105" w:type="dxa"/>
-              <w:bottom w:w="105" w:type="dxa"/>
-              <w:left w:w="145" w:type="dxa"/>
-              <w:right w:w="145" w:type="dxa"/>
-            </w:tcMar>
-          </w:tcPr>
-          <w:p>
-            <w:pPr>
-              <w:spacing w:before="40" w:after="40" w:line="341" w:lineRule="auto"/>
-              <w:jc w:val="left"/>
-            </w:pPr>
-            <w:r/>
-            <w:r>
-              <w:rPr>
-                <w:rFonts w:ascii="Times New Roman" w:hAnsi="Times New Roman" w:eastAsia="宋体"/>
-                <w:b/>
-                <w:color w:val="191919"/>
-                <w:sz w:val="19"/>
-              </w:rPr>
-              <w:t>EP01</w:t>
-              <w:br/>
-              <w:t>1-38　内/外　2008冬夜多空间群像（漫画屋房间·罗爱文家·办公室·赵家主卧·家属院） — 夜/晨</w:t>
-            </w:r>
-          </w:p>
-        </w:tc>
-        <w:tc>
-          <w:tcPr>
-            <w:tcW w:type="dxa" w:w="7272"/>
-            <w:vAlign w:val="center"/>
-            <w:tcMar>
-              <w:top w:w="105" w:type="dxa"/>
-              <w:bottom w:w="105" w:type="dxa"/>
-              <w:left w:w="145" w:type="dxa"/>
-              <w:right w:w="145" w:type="dxa"/>
-            </w:tcMar>
-          </w:tcPr>
-          <w:p>
-            <w:pPr>
-              <w:spacing w:before="40" w:after="40" w:line="341" w:lineRule="auto"/>
-              <w:jc w:val="left"/>
-            </w:pPr>
-            <w:r/>
-            <w:r>
-              <w:rPr>
-                <w:rFonts w:ascii="Times New Roman" w:hAnsi="Times New Roman" w:eastAsia="宋体"/>
-                <w:b w:val="0"/>
-                <w:color w:val="191919"/>
-                <w:sz w:val="19"/>
-              </w:rPr>
-              <w:t>【出场人物】荀未来、赵东来＆刘美奕、戴主任、赵东来、刘美奕</w:t>
-              <w:br/>
-              <w:t>【空间动作与场面调度】开始音乐蒙太奇： 漫画屋狭小的房间里，荀未来摩挲着身份证，在心底向16岁的自己低声告解。 赵家生日餐桌前，父母笑着祝福儿子，少年赵左右开心地向爸妈道谢。 漫画屋洗手间镜子前，荀未来看着镜中41岁的自己，身后衣架上挂着那件蓝白相间的长林八中校服；欧式豪宅餐厅里，身穿黑白条纹毛衣的罗爱文正陪着家人吃饭。 荀未来回到小木桌前，在暖黄的台灯下翻开书本静静独处。 学校办公室里，深夜未归的戴主任在台灯下翻开白天从赵左右手里没收的那本《心惊肉跳》杂志，一张写着「To: 王一漫」的粉色信纸从书页间滑落出来。戴主任拿起信纸看了看，严厉的眉眼间漾开一抹温和怀念的笑意。 万籁俱寂的深夜，赵家主卧室里没有开灯，清冷的雪夜月光透过窗帘洒在红白格纹厚棉被上。赵东来与刘美奕并排躺在被窝里，赵东来望着天花板，轻声说出了白天买下一整袋冻土豆的真正原因。 身旁的刘美奕怔了一下，心头瞬间软作一团，侧过脸温柔地嗔怪了一句。 天色渐亮，清晨的第一缕微光洒在家属院楼下的三个雪人身上。一只戴着深色手套的苍老大手伸入画面，轻轻将一顶红……</w:t>
-              <w:br/>
-              <w:t>【本场核心台词交锋】荀未来：“小赵，原谅我。我知道学纸媒，你可能真的会穷二十五年。但我只能顾着先改善自己当下的生活。我们是一个人，这样……不算自私吧。” ／ 赵东来＆刘美奕：“心想事成。” ／ 荀未来：“来到2008年，像一次毫无准备的长途旅行。这里有我熟悉的人——却唯独没那么熟悉自己。” ／ 荀未来：“第一夜，思绪乱飞。改命，我怎么敢的？我从来都不敢。所以我必须敢。” ／ 戴主任：“怪不得早上一直护着这破杂志，不肯让我没收。青春，真好。”</w:t>
-            </w:r>
-          </w:p>
-        </w:tc>
-      </w:tr>
-      <w:tr>
-        <w:trPr>
-          <w:cantSplit/>
-        </w:trPr>
-        <w:tc>
-          <w:tcPr>
-            <w:tcW w:type="dxa" w:w="3096"/>
-            <w:vAlign w:val="center"/>
-            <w:tcMar>
-              <w:top w:w="105" w:type="dxa"/>
-              <w:bottom w:w="105" w:type="dxa"/>
-              <w:left w:w="145" w:type="dxa"/>
-              <w:right w:w="145" w:type="dxa"/>
-            </w:tcMar>
-            <w:shd w:fill="F7FAFC"/>
-          </w:tcPr>
-          <w:p>
-            <w:pPr>
-              <w:spacing w:before="40" w:after="40" w:line="341" w:lineRule="auto"/>
-              <w:jc w:val="left"/>
-            </w:pPr>
-            <w:r/>
-            <w:r>
-              <w:rPr>
-                <w:rFonts w:ascii="Times New Roman" w:hAnsi="Times New Roman" w:eastAsia="宋体"/>
-                <w:b/>
-                <w:color w:val="191919"/>
-                <w:sz w:val="19"/>
-              </w:rPr>
-              <w:t>EP03</w:t>
-              <w:br/>
-              <w:t>3-11　外/内　三条鱼漫画屋及荀未来暂住里间 — 夜</w:t>
-            </w:r>
-          </w:p>
-        </w:tc>
-        <w:tc>
-          <w:tcPr>
-            <w:tcW w:type="dxa" w:w="7272"/>
-            <w:vAlign w:val="center"/>
-            <w:tcMar>
-              <w:top w:w="105" w:type="dxa"/>
-              <w:bottom w:w="105" w:type="dxa"/>
-              <w:left w:w="145" w:type="dxa"/>
-              <w:right w:w="145" w:type="dxa"/>
-            </w:tcMar>
-            <w:shd w:fill="F7FAFC"/>
-          </w:tcPr>
-          <w:p>
-            <w:pPr>
-              <w:spacing w:before="40" w:after="40" w:line="341" w:lineRule="auto"/>
-              <w:jc w:val="left"/>
-            </w:pPr>
-            <w:r/>
-            <w:r>
-              <w:rPr>
-                <w:rFonts w:ascii="Times New Roman" w:hAnsi="Times New Roman" w:eastAsia="宋体"/>
-                <w:b w:val="0"/>
-                <w:color w:val="191919"/>
-                <w:sz w:val="19"/>
-              </w:rPr>
-              <w:t>【出场人物】漫画屋前台、荀未来</w:t>
-              <w:br/>
-              <w:t>【空间动作与场面调度】夜色深沉，荀未来快步走回三条鱼漫画屋。身穿红白条纹毛衣的年轻前台女生正背起书包准备下班。 荀未来心事重重地点了点头，快步推开贴着“遇见”字样的里间木门，一把抓起桌上的黑白格纹铁皮盒。 铁皮盒下方压着他那张2008年伪造身份证——“姓名：荀未来 ｜ 出生：1988年1月21日 ｜ 住址：吉春省长林市亭午区平阳路106号福慧家园6栋501室 ｜ 公民身份号码：251328198801219317”。荀未来掀开铁盒盖，取出里面那张白底绿叶名片：正面印着“人生有限公司 LIVE ONCE”，背面印着“高腾 客户经理”。 切至：</w:t>
-              <w:br/>
-              <w:t>【本场核心台词交锋】漫画屋前台：“我放寒假了，可以换班了。拜拜！” ／ 荀未来：“人生有限公司……人生无限有限公司……难道他也来自未来？那他接近我家人的目的，到底是什么呢？……希望是我想多了。”</w:t>
-            </w:r>
-          </w:p>
-        </w:tc>
-      </w:tr>
-      <w:tr>
-        <w:trPr>
-          <w:cantSplit/>
-        </w:trPr>
-        <w:tc>
-          <w:tcPr>
-            <w:tcW w:type="dxa" w:w="3096"/>
-            <w:vAlign w:val="center"/>
-            <w:tcMar>
-              <w:top w:w="105" w:type="dxa"/>
-              <w:bottom w:w="105" w:type="dxa"/>
-              <w:left w:w="145" w:type="dxa"/>
-              <w:right w:w="145" w:type="dxa"/>
-            </w:tcMar>
-          </w:tcPr>
-          <w:p>
-            <w:pPr>
-              <w:spacing w:before="40" w:after="40" w:line="341" w:lineRule="auto"/>
-              <w:jc w:val="left"/>
-            </w:pPr>
-            <w:r/>
-            <w:r>
-              <w:rPr>
-                <w:rFonts w:ascii="Times New Roman" w:hAnsi="Times New Roman" w:eastAsia="宋体"/>
-                <w:b/>
-                <w:color w:val="191919"/>
-                <w:sz w:val="19"/>
-              </w:rPr>
-              <w:t>EP03</w:t>
-              <w:br/>
-              <w:t>3-15　外/内　三条鱼漫画屋·门口与一楼补习长桌（寒假补习：1月28日晨） — 日</w:t>
-            </w:r>
-          </w:p>
-        </w:tc>
-        <w:tc>
-          <w:tcPr>
-            <w:tcW w:type="dxa" w:w="7272"/>
-            <w:vAlign w:val="center"/>
-            <w:tcMar>
-              <w:top w:w="105" w:type="dxa"/>
-              <w:bottom w:w="105" w:type="dxa"/>
-              <w:left w:w="145" w:type="dxa"/>
-              <w:right w:w="145" w:type="dxa"/>
-            </w:tcMar>
-          </w:tcPr>
-          <w:p>
-            <w:pPr>
-              <w:spacing w:before="40" w:after="40" w:line="341" w:lineRule="auto"/>
-              <w:jc w:val="left"/>
-            </w:pPr>
-            <w:r/>
-            <w:r>
-              <w:rPr>
-                <w:rFonts w:ascii="Times New Roman" w:hAnsi="Times New Roman" w:eastAsia="宋体"/>
-                <w:b w:val="0"/>
-                <w:color w:val="191919"/>
-                <w:sz w:val="19"/>
-              </w:rPr>
-              <w:t>【出场人物】赵左右、赵左右＆罗爱文＆陈明、荀未来、罗爱文、陈明</w:t>
-              <w:br/>
-              <w:t>【空间动作与场面调度】清晨，三条鱼漫画屋的卷帘门哗啦一声拉起。门外雪地里，身穿深棕棉服内搭纯白连帽卫衣的16岁赵左右、烫着一头蓬松爆炸头穿米灰毛领外套的罗爱文，以及摘下眼镜穿墨绿拼黑立领外套的陈明三人并排站立，手里各举着热气腾腾的包子油条。 赵左右、罗爱文与陈明三人突然齐刷刷抬起手臂指向门口的荀未来，摇头晃脑地合唱耍宝。 身穿黑色满印白色猫咪毛衣的荀未来指着罗爱文那头喜感十足的爆炸头忍俊不禁。 进屋后，四人围坐在漫画屋一楼阅览区的长木桌前开始寒假数学补习。陈明把一摞整理好的数学讲义放在桌上。 陈明面无表情地转头盯住荀未来，又瞥了一眼正往嘴里塞早点零食的赵左右。 罗爱文摩拳擦掌地翻开崭新的数学笔记本。 陈明直接无视了罗爱文的问题，翻开手里的联考题集。 话音刚落，罗爱文握着笔在空白的横线笔记本第一行郑重其事地写下“1. 解”两个字，下一秒便当场一头栽倒在桌面上呼呼大睡！赵左右也单手托腮对着题目发愁。 荀未来挑了挑眉，嘴角勾起一抹意味深长的苦笑。 陈明停下笔尖，淡淡地瞥了对方一眼。 荀未来闻言一笑，转头拍了拍身旁的……</w:t>
-              <w:br/>
-              <w:t>【本场核心台词交锋】赵左右：“怎么了，荀哥？” ／ 赵左右＆罗爱文＆陈明：“是我该死的温柔，吓到你了吗？” ／ 荀未来：“一会儿，我必须把你这个造型给你拍下来，多年以后啊，你自己好好回味回味！” ／ 罗爱文：“你滚！” ／ 陈明：“基础的自己看，希望你们能达到戴主任的要求。”</w:t>
-            </w:r>
-          </w:p>
-        </w:tc>
-      </w:tr>
-      <w:tr>
-        <w:trPr>
-          <w:cantSplit/>
-        </w:trPr>
-        <w:tc>
-          <w:tcPr>
-            <w:tcW w:type="dxa" w:w="3096"/>
-            <w:vAlign w:val="center"/>
-            <w:tcMar>
-              <w:top w:w="105" w:type="dxa"/>
-              <w:bottom w:w="105" w:type="dxa"/>
-              <w:left w:w="145" w:type="dxa"/>
-              <w:right w:w="145" w:type="dxa"/>
-            </w:tcMar>
-            <w:shd w:fill="F7FAFC"/>
-          </w:tcPr>
-          <w:p>
-            <w:pPr>
-              <w:spacing w:before="40" w:after="40" w:line="341" w:lineRule="auto"/>
-              <w:jc w:val="left"/>
-            </w:pPr>
-            <w:r/>
-            <w:r>
-              <w:rPr>
-                <w:rFonts w:ascii="Times New Roman" w:hAnsi="Times New Roman" w:eastAsia="宋体"/>
-                <w:b/>
-                <w:color w:val="191919"/>
-                <w:sz w:val="19"/>
-              </w:rPr>
-              <w:t>EP03</w:t>
-              <w:br/>
-              <w:t>3-16　内　三条鱼漫画屋·书架过道与补习木桌区（小沈阳围巾试探与三代拉锯） — 日</w:t>
-            </w:r>
-          </w:p>
-        </w:tc>
-        <w:tc>
-          <w:tcPr>
-            <w:tcW w:type="dxa" w:w="7272"/>
-            <w:vAlign w:val="center"/>
-            <w:tcMar>
-              <w:top w:w="105" w:type="dxa"/>
-              <w:bottom w:w="105" w:type="dxa"/>
-              <w:left w:w="145" w:type="dxa"/>
-              <w:right w:w="145" w:type="dxa"/>
-            </w:tcMar>
-            <w:shd w:fill="F7FAFC"/>
-          </w:tcPr>
-          <w:p>
-            <w:pPr>
-              <w:spacing w:before="40" w:after="40" w:line="341" w:lineRule="auto"/>
-              <w:jc w:val="left"/>
-            </w:pPr>
-            <w:r/>
-            <w:r>
-              <w:rPr>
-                <w:rFonts w:ascii="Times New Roman" w:hAnsi="Times New Roman" w:eastAsia="宋体"/>
-                <w:b w:val="0"/>
-                <w:color w:val="191919"/>
-                <w:sz w:val="19"/>
-              </w:rPr>
-              <w:t>【出场人物】荀未来、赵了、赵左右、罗爱文、陈明、赵左右＆罗爱文</w:t>
-              <w:br/>
-              <w:t>【空间动作与场面调度】漫画屋玻璃门被推开，66岁的赵了头戴黑色圆顶礼帽、颈间围着一条红黑苏格兰格纹围巾、手里端着一杯珍珠奶茶踱步走进店里，在漫画书架前慢悠悠地翻看漫画。荀未来眯起眼睛走上前试探。 赵了转头瞥见远处趴在课桌上睡得四仰八叉的爆炸头罗爱文，幽默地顿了顿。 赵了随口应了一声，荀未来的眼神瞬间骤冷，欺身上前一步压低声音喝破！ 赵了神色微滞，随即面不改色地端起珍珠奶茶吸了一口，淡定嘴硬。 赵了不再理会荀未来，转身走进内侧书桌旁，与跟过来的荀未来一左一右站在16岁赵左右的身后。 荀未来立刻伸手按住赵左右的另一侧肩膀反驳。 赵左右往前凑了半步，目光认真地盯着对方。 见16岁的赵左右像拨浪鼓一样左右摇摆，66岁的赵了温和一笑，轻飘飘地使出了一招杀手锏。 赵左右一秒站起身，麻利地把桌上的书本塞进书包里。 趴在桌上的罗爱文迷迷糊糊地抬起头揉了揉眼睛。 赵左右与罗爱文齐齐向陈明鞠了一躬。 赵左右与罗爱文嬉笑着跑出漫画屋。赵了端着珍珠奶茶走到玻璃门口回头看向荀未来，荀未来抬起右手，用两根手指指了指自己的眼睛又指向赵了，……</w:t>
-              <w:br/>
-              <w:t>【本场核心台词交锋】荀未来：“赵先生的心态可真是年轻啊，喝着奶茶，看着漫画，穿得还这么潮。” ／ 赵了：“潮吗？我已经觉得很土了。” ／ 赵了：“我收回刚才那句话。谢谢你的夸奖。” ／ 荀未来：“不客气，我说的是实话。你看这围巾，多时尚啊，跟《不差钱》里小沈阳戴的那条差不多。” ／ 赵了：“差不多。”</w:t>
-            </w:r>
-          </w:p>
-        </w:tc>
-      </w:tr>
-      <w:tr>
-        <w:trPr>
-          <w:cantSplit/>
-        </w:trPr>
-        <w:tc>
-          <w:tcPr>
-            <w:tcW w:type="dxa" w:w="3096"/>
-            <w:vAlign w:val="center"/>
-            <w:tcMar>
-              <w:top w:w="105" w:type="dxa"/>
-              <w:bottom w:w="105" w:type="dxa"/>
-              <w:left w:w="145" w:type="dxa"/>
-              <w:right w:w="145" w:type="dxa"/>
-            </w:tcMar>
-          </w:tcPr>
-          <w:p>
-            <w:pPr>
-              <w:spacing w:before="40" w:after="40" w:line="341" w:lineRule="auto"/>
-              <w:jc w:val="left"/>
-            </w:pPr>
-            <w:r/>
-            <w:r>
-              <w:rPr>
-                <w:rFonts w:ascii="Times New Roman" w:hAnsi="Times New Roman" w:eastAsia="宋体"/>
-                <w:b/>
-                <w:color w:val="191919"/>
-                <w:sz w:val="19"/>
-              </w:rPr>
-              <w:t>EP04</w:t>
-              <w:br/>
-              <w:t>4-5　内　三条鱼漫画屋·一楼沙发阅读区（片名卡：避风港争夺战） — 日</w:t>
-            </w:r>
-          </w:p>
-        </w:tc>
-        <w:tc>
-          <w:tcPr>
-            <w:tcW w:type="dxa" w:w="7272"/>
-            <w:vAlign w:val="center"/>
-            <w:tcMar>
-              <w:top w:w="105" w:type="dxa"/>
-              <w:bottom w:w="105" w:type="dxa"/>
-              <w:left w:w="145" w:type="dxa"/>
-              <w:right w:w="145" w:type="dxa"/>
-            </w:tcMar>
-          </w:tcPr>
-          <w:p>
-            <w:pPr>
-              <w:spacing w:before="40" w:after="40" w:line="341" w:lineRule="auto"/>
-              <w:jc w:val="left"/>
-            </w:pPr>
-            <w:r/>
-            <w:r>
-              <w:rPr>
-                <w:rFonts w:ascii="Times New Roman" w:hAnsi="Times New Roman" w:eastAsia="宋体"/>
-                <w:b w:val="0"/>
-                <w:color w:val="191919"/>
-                <w:sz w:val="19"/>
-              </w:rPr>
-              <w:t>【出场人物】荀未来、赵左右</w:t>
-              <w:br/>
-              <w:t>【空间动作与场面调度】2008年1月30日（周三）白昼。冬日暖阳透过玻璃门洒进春秋路178号“三条鱼漫画屋”，墙面上贴满了各式热血动漫海报与读者明信片。 一楼阅读区的拼色布艺沙发上趴着一只巨大的浅棕色毛绒泰迪熊。16岁的赵左右脱去了厚羽绒服，身穿米白、浅灰与雾霾蓝相间的宽横条纹圆领毛衣，内搭白色半高领打底衫，正端坐在小木茶几前，手握钢笔在红格信纸上一笔一划地认真写信。 画面正下方居中缓缓浮现出本集片名：“第 4 集 避风港争夺战”。 身穿藏青色半拉链立领卫衣内搭纯白T恤的41岁荀未来从书架过道后转出来，端着水杯凑到沙发旁，垂眼瞥向茶几上的信纸。 红格信纸上工工整整地写着一行行充满少年热忱的钢笔字：“敬爱的刘慈欣先生：您好！在写下这封信的时候，我心中充满了无比的敬意与激动。您的作品，如同一盏明灯，照亮了我对宇宙、对科学、对未来无尽的遐想与探索之路。在《三体》中，您不仅构建了一个宏大而深邃的宇宙图景……” 荀未来伸手拿起那页信纸看清抬头，眼睛猛地一亮，啧啧称奇地拍了拍赵左右的肩膀。 赵左右停下笔抬起头，有些意外地……</w:t>
-              <w:br/>
-              <w:t>【本场核心台词交锋】荀未来：“你还生气呢？写啥呢？都过了这么久了，你还……” ／ 荀未来：“敬爱的刘慈欣先生”？！我天，你小子行啊，终于开窍了呀！” ／ 赵左右：“咋的，你听说过刘慈欣啊？” ／ 荀未来：“何止是听说过呀！我算一算，08年的时候，嗯，《三体Ⅱ》好像还没发表呢，你还真知道！” ／ 赵左右：“我听说《三体Ⅱ》已经写得差不多了。我一直都很崇拜他，在给他写信，也不知道他会不会回我。”</w:t>
-            </w:r>
-          </w:p>
-        </w:tc>
-      </w:tr>
-      <w:tr>
-        <w:trPr>
-          <w:cantSplit/>
-        </w:trPr>
-        <w:tc>
-          <w:tcPr>
-            <w:tcW w:type="dxa" w:w="3096"/>
-            <w:vAlign w:val="center"/>
-            <w:tcMar>
-              <w:top w:w="105" w:type="dxa"/>
-              <w:bottom w:w="105" w:type="dxa"/>
-              <w:left w:w="145" w:type="dxa"/>
-              <w:right w:w="145" w:type="dxa"/>
-            </w:tcMar>
-            <w:shd w:fill="F7FAFC"/>
-          </w:tcPr>
-          <w:p>
-            <w:pPr>
-              <w:spacing w:before="40" w:after="40" w:line="341" w:lineRule="auto"/>
-              <w:jc w:val="left"/>
-            </w:pPr>
-            <w:r/>
-            <w:r>
-              <w:rPr>
-                <w:rFonts w:ascii="Times New Roman" w:hAnsi="Times New Roman" w:eastAsia="宋体"/>
-                <w:b/>
-                <w:color w:val="191919"/>
-                <w:sz w:val="19"/>
-              </w:rPr>
-              <w:t>EP04</w:t>
-              <w:br/>
-              <w:t>4-9　内/外　三条鱼漫画屋里间、风雪街头与飞霞路电话亭（多线交叉剪辑） — 夜</w:t>
-            </w:r>
-          </w:p>
-        </w:tc>
-        <w:tc>
-          <w:tcPr>
-            <w:tcW w:type="dxa" w:w="7272"/>
-            <w:vAlign w:val="center"/>
-            <w:tcMar>
-              <w:top w:w="105" w:type="dxa"/>
-              <w:bottom w:w="105" w:type="dxa"/>
-              <w:left w:w="145" w:type="dxa"/>
-              <w:right w:w="145" w:type="dxa"/>
-            </w:tcMar>
-            <w:shd w:fill="F7FAFC"/>
-          </w:tcPr>
-          <w:p>
-            <w:pPr>
-              <w:spacing w:before="40" w:after="40" w:line="341" w:lineRule="auto"/>
-              <w:jc w:val="left"/>
-            </w:pPr>
-            <w:r/>
-            <w:r>
-              <w:rPr>
-                <w:rFonts w:ascii="Times New Roman" w:hAnsi="Times New Roman" w:eastAsia="宋体"/>
-                <w:b w:val="0"/>
-                <w:color w:val="191919"/>
-                <w:sz w:val="19"/>
-              </w:rPr>
-              <w:t>【出场人物】荀未来、罗爱文</w:t>
-              <w:br/>
-              <w:t>【空间动作与场面调度】【三条鱼漫画屋·里间】蓝格布帘半掩的里间内，身穿米白色半拉链连帽卫衣的41岁荀未来盘腿坐在单人木板床上，正神色焦急地举着手机给罗爱文打电话；床边的小书桌台灯下，约莫十岁、身穿棕灰几何提花毛衣的漫画屋算账小孩正气定神闲地趴在桌前写寒假作业。 【风雪街头】身穿纯白色立领羽绒服的16岁罗爱文正站在漫天飞雪的马路边，一边举着手机接听一边焦急地四下张望。 【三条鱼漫画屋门口至街头】荀未来挂断电话，脑海中猛然闪过自己16岁那年因父亲撕书离家出走后引发的一连串连锁苦果，脸色骤变。 荀未来一骨碌从床上跳下，抓起衣架上的卡其色高领厚羽绒服套在身上，一把拉开三条鱼漫画屋的木门冲进漫天风雪的街道，沿着长林市的大街小巷大声呼喊着“赵左右——”。 【飞霞路电话亭】与此同时，和艺北街×飞霞路的公用电话亭内，已经与赵了通完电话的16岁赵左右揣好手机，隔着蒙着白雾与雪花的电话亭玻璃窗，静静仰起头望向夜空中纷扬飘落的雪花，安心等待着“赵爷爷”的到来。 切至：</w:t>
-              <w:br/>
-              <w:t>【本场核心台词交锋】荀未来：“喂，罗爱文！赵左右找你了吗？他跟他爸吵架跑出来了！” ／ 罗爱文：“没来我家啊！我也在街上找呢，这大冷天的他能去哪儿啊？” ／ 荀未来：“如果真的是离家出走……当年我会去哪儿？！”</w:t>
-            </w:r>
-          </w:p>
-        </w:tc>
-      </w:tr>
-      <w:tr>
-        <w:trPr>
-          <w:cantSplit/>
-        </w:trPr>
-        <w:tc>
-          <w:tcPr>
-            <w:tcW w:type="dxa" w:w="3096"/>
-            <w:vAlign w:val="center"/>
-            <w:tcMar>
-              <w:top w:w="105" w:type="dxa"/>
-              <w:bottom w:w="105" w:type="dxa"/>
-              <w:left w:w="145" w:type="dxa"/>
-              <w:right w:w="145" w:type="dxa"/>
-            </w:tcMar>
-          </w:tcPr>
-          <w:p>
-            <w:pPr>
-              <w:spacing w:before="40" w:after="40" w:line="341" w:lineRule="auto"/>
-              <w:jc w:val="left"/>
-            </w:pPr>
-            <w:r/>
-            <w:r>
-              <w:rPr>
-                <w:rFonts w:ascii="Times New Roman" w:hAnsi="Times New Roman" w:eastAsia="宋体"/>
-                <w:b/>
-                <w:color w:val="191919"/>
-                <w:sz w:val="19"/>
-              </w:rPr>
-              <w:t>EP04</w:t>
-              <w:br/>
-              <w:t>4-16　内　三条鱼漫画屋·里间账桌与一楼阅读区 — 日</w:t>
-            </w:r>
-          </w:p>
-        </w:tc>
-        <w:tc>
-          <w:tcPr>
-            <w:tcW w:type="dxa" w:w="7272"/>
-            <w:vAlign w:val="center"/>
-            <w:tcMar>
-              <w:top w:w="105" w:type="dxa"/>
-              <w:bottom w:w="105" w:type="dxa"/>
-              <w:left w:w="145" w:type="dxa"/>
-              <w:right w:w="145" w:type="dxa"/>
-            </w:tcMar>
-          </w:tcPr>
-          <w:p>
-            <w:pPr>
-              <w:spacing w:before="40" w:after="40" w:line="341" w:lineRule="auto"/>
-              <w:jc w:val="left"/>
-            </w:pPr>
-            <w:r/>
-            <w:r>
-              <w:rPr>
-                <w:rFonts w:ascii="Times New Roman" w:hAnsi="Times New Roman" w:eastAsia="宋体"/>
-                <w:b w:val="0"/>
-                <w:color w:val="191919"/>
-                <w:sz w:val="19"/>
-              </w:rPr>
-              <w:t>【出场人物】漫画屋算账小孩、赵左右、荀未来、罗爱文</w:t>
-              <w:br/>
-              <w:t>【空间动作与场面调度】三条鱼漫画屋里间书桌前，身穿棕灰几何提花毛衣的十岁算账小孩正一边低头握着圆珠笔在账本上写写算算，一边头也不抬地对在屋里来回踱步的荀未来冒出一句金句。 算账小孩话音刚落，漫画屋一楼的玻璃木门便被“哐当”一声推开——身穿灰蓝色羽绒服的16岁赵左右满面春风、昂首挺胸地走了进来，双手高高举着两个红白相间的肯德基全家桶！ 脱去羽绒服、身穿鲜亮翠绿色高领纯色针织毛衣的41岁荀未来听到声音，一个箭步从里间冲了出来，张开双臂一把将16岁的赵左右死死搂进怀里！ 赵左右手里还提着全家桶，被荀未来勒得喘不上气，直翻白眼拍打他的后背。 一旁身穿浅灰拼深灰拉链运动外套（左胸印有“FANS RECENT”字样）的死党罗爱文早就双眼放光地凑了上来，伸手从全家桶里抓出一只金黄酥脆的原味炸鸡腿，大口啃得满嘴流油。 赵左右好不容易从荀未来怀里挣脱出来，把两个全家桶放在书架旁的桌面上，得意洋洋地扬起下巴。 一听到“赵爷爷”三个字，荀未来的脸色瞬间沉了下来，苦口婆心地劝道。 正啃着鸡腿的罗爱文连忙举着鸡腿凑过来帮腔。 赵左右却……</w:t>
-              <w:br/>
-              <w:t>【本场核心台词交锋】漫画屋算账小孩：“能感应到对方的位置，看来你们是一对纠缠量子。” ／ 赵左右：“兄弟们，我回来了！原味鸡！” ／ 荀未来：“好兄弟，你终于来了！” ／ 赵左右：“哥，你先松手！松手！” ／ 荀未来：“不行！松不了一点！”</w:t>
-            </w:r>
-          </w:p>
-        </w:tc>
-      </w:tr>
-      <w:tr>
-        <w:trPr>
-          <w:cantSplit/>
-        </w:trPr>
-        <w:tc>
-          <w:tcPr>
-            <w:tcW w:type="dxa" w:w="3096"/>
-            <w:vAlign w:val="center"/>
-            <w:tcMar>
-              <w:top w:w="105" w:type="dxa"/>
-              <w:bottom w:w="105" w:type="dxa"/>
-              <w:left w:w="145" w:type="dxa"/>
-              <w:right w:w="145" w:type="dxa"/>
-            </w:tcMar>
-            <w:shd w:fill="F7FAFC"/>
-          </w:tcPr>
-          <w:p>
-            <w:pPr>
-              <w:spacing w:before="40" w:after="40" w:line="341" w:lineRule="auto"/>
-              <w:jc w:val="left"/>
-            </w:pPr>
-            <w:r/>
-            <w:r>
-              <w:rPr>
-                <w:rFonts w:ascii="Times New Roman" w:hAnsi="Times New Roman" w:eastAsia="宋体"/>
-                <w:b/>
-                <w:color w:val="191919"/>
-                <w:sz w:val="19"/>
-              </w:rPr>
-              <w:t>EP04</w:t>
-              <w:br/>
-              <w:t>4-21　外/内　三条鱼漫画屋门口与斜对面街角小广告墙（平行剪辑） — 日</w:t>
-            </w:r>
-          </w:p>
-        </w:tc>
-        <w:tc>
-          <w:tcPr>
-            <w:tcW w:type="dxa" w:w="7272"/>
-            <w:vAlign w:val="center"/>
-            <w:tcMar>
-              <w:top w:w="105" w:type="dxa"/>
-              <w:bottom w:w="105" w:type="dxa"/>
-              <w:left w:w="145" w:type="dxa"/>
-              <w:right w:w="145" w:type="dxa"/>
-            </w:tcMar>
-            <w:shd w:fill="F7FAFC"/>
-          </w:tcPr>
-          <w:p>
-            <w:pPr>
-              <w:spacing w:before="40" w:after="40" w:line="341" w:lineRule="auto"/>
-              <w:jc w:val="left"/>
-            </w:pPr>
-            <w:r/>
-            <w:r>
-              <w:rPr>
-                <w:rFonts w:ascii="Times New Roman" w:hAnsi="Times New Roman" w:eastAsia="宋体"/>
-                <w:b w:val="0"/>
-                <w:color w:val="191919"/>
-                <w:sz w:val="19"/>
-              </w:rPr>
-              <w:t>【出场人物】荀未来、赵左右、赵了、房产中介</w:t>
-              <w:br/>
-              <w:t>【空间动作与场面调度】春秋路178号“三条鱼漫画屋”门口，身穿藏青色圆领卫衣（左胸印有白色圆形小徽标、内露白T恤领边）的41岁荀未来正单手端着一只白底蓝边的老式搪瓷茶缸，斜倚在木门框上晒太阳，活脱脱一副“漫画屋掌柜”的派头。 看到背着双肩包的赵左右垂头丧气地走到门口，荀未来晃了晃手里的搪瓷茶缸，眉飞色舞地打趣道。 赵左右不好意思地摸了摸鼻子，小声开口。 荀未来哈哈一笑，大方地侧过身让开漫画屋大门，用力拍了拍赵左右的肩膀。 荀未来志得意满地揽着16岁的赵左右走进三条鱼漫画屋，自以为在这场“避风港争夺战”中笑到了最后。 就在此时，镜头向斜对面横移推进至街角的一面水泥墙前——墙面上密密麻麻地贴着“上门理发”、“83·招聘”等市井小广告。身穿浅灰色连帽开衫卫衣配白衬衫黑领带、头戴黑色刺绣棒球帽的66岁赵了正静静站在街角，左手捧着一杯插有吸管的透明塑料杯珍珠奶茶，右手举着黑色翻盖手机贴在耳边。 赵了抬起眼帘，隔着街道望向不远处那间挂着“三条鱼漫画屋”招牌的铺面，语气平静却带着不容置疑的资本压迫感，淡淡吐出五个字。 赵了……</w:t>
-              <w:br/>
-              <w:t>【本场核心台词交锋】荀未来：“哟，不和赵爷爷潇洒去了？想起兄弟来了？” ／ 赵左右：“你能腾个地儿给我睡觉不？” ／ 荀未来：“必须的！想明白就好，浪子回头金不换，我这儿永远有你的地方！” ／ 赵了：“喂，春秋路178号，在谁的名下？” ／ 房产中介：“哦，那家漫画屋是吧？当年就是我做的房屋买卖，现在在一对老年夫妻名下……”</w:t>
-            </w:r>
-          </w:p>
-        </w:tc>
-      </w:tr>
-      <w:tr>
-        <w:trPr>
-          <w:cantSplit/>
-        </w:trPr>
-        <w:tc>
-          <w:tcPr>
-            <w:tcW w:type="dxa" w:w="3096"/>
-            <w:vAlign w:val="center"/>
-            <w:tcMar>
-              <w:top w:w="105" w:type="dxa"/>
-              <w:bottom w:w="105" w:type="dxa"/>
-              <w:left w:w="145" w:type="dxa"/>
-              <w:right w:w="145" w:type="dxa"/>
-            </w:tcMar>
-          </w:tcPr>
-          <w:p>
-            <w:pPr>
-              <w:spacing w:before="40" w:after="40" w:line="341" w:lineRule="auto"/>
-              <w:jc w:val="left"/>
-            </w:pPr>
-            <w:r/>
-            <w:r>
-              <w:rPr>
-                <w:rFonts w:ascii="Times New Roman" w:hAnsi="Times New Roman" w:eastAsia="宋体"/>
-                <w:b/>
-                <w:color w:val="191919"/>
-                <w:sz w:val="19"/>
-              </w:rPr>
-              <w:t>EP05</w:t>
-              <w:br/>
-              <w:t>5-3　内　漫画屋·里间卧室 — 晨</w:t>
-            </w:r>
-          </w:p>
-        </w:tc>
-        <w:tc>
-          <w:tcPr>
-            <w:tcW w:type="dxa" w:w="7272"/>
-            <w:vAlign w:val="center"/>
-            <w:tcMar>
-              <w:top w:w="105" w:type="dxa"/>
-              <w:bottom w:w="105" w:type="dxa"/>
-              <w:left w:w="145" w:type="dxa"/>
-              <w:right w:w="145" w:type="dxa"/>
-            </w:tcMar>
-          </w:tcPr>
-          <w:p>
-            <w:pPr>
-              <w:spacing w:before="40" w:after="40" w:line="341" w:lineRule="auto"/>
-              <w:jc w:val="left"/>
-            </w:pPr>
-            <w:r/>
-            <w:r>
-              <w:rPr>
-                <w:rFonts w:ascii="Times New Roman" w:hAnsi="Times New Roman" w:eastAsia="宋体"/>
-                <w:b w:val="0"/>
-                <w:color w:val="191919"/>
-                <w:sz w:val="19"/>
-              </w:rPr>
-              <w:t>【出场人物】陈明、赵左右、荀未来</w:t>
-              <w:br/>
-              <w:t>【空间动作与场面调度】清晨柔和的晨光透进漫画屋里间，屏幕居中浮现本集片名：第 5 集 回家。 十六岁的陈明身披蓝白格纹衬衫毯，早已起床伏在书桌前的台灯下专注写作业，桌面上摆着《初中生优秀作文选》与理科练习册。通铺被窝里，身穿灰白横条纹毛衣的十六岁赵左右长舒一口气，最先从噩梦中醒来并翻了个身；而身穿白色高领毛衣的四十一岁荀未来仍靠在床铺内侧熟睡。 陈明握着笔继续写字，头也没有抬，只是微侧过脸淡淡开口。 赵左右睡眼惺忪地从被窝里慢慢坐起身，双手按在棉被上揉了揉眼睛，转头看向书桌前的陈明。 陈明全程低头在卷子上刷刷下笔，连头都没抬一下。 赵左右愣了一下，不服气地挺直腰板争辩。 就在这时，睡在床铺内侧的荀未来闭着眼睛右手猛地往空中一挥，嘴里大声吐出一句梦话，整个人猛然惊醒坐起。 荀未来大口喘着气，一脸茫然地瞪着前方。赵左右吓了一跳，连忙转过头好奇地看着他。 荀未来回过神来，连忙抬起双手用力揉搓着脸庞掩饰尴尬，一边支支吾吾地辩解，一边神色晦气地掀开被子利落穿裤下床。 荀未来套上深蓝色牛仔外套快步走出内室。赵左右还坐在被……</w:t>
-              <w:br/>
-              <w:t>【本场核心台词交锋】陈明：“醒了。” ／ 赵左右：“昨晚，我没说梦话吧？” ／ 陈明：“叫了二十多次荀哥。” ／ 赵左右：“不可能，我明明还喊了你的名字来着。” ／ 陈明：“没有。”</w:t>
-            </w:r>
-          </w:p>
-        </w:tc>
-      </w:tr>
-      <w:tr>
-        <w:trPr>
-          <w:cantSplit/>
-        </w:trPr>
-        <w:tc>
-          <w:tcPr>
-            <w:tcW w:type="dxa" w:w="3096"/>
-            <w:vAlign w:val="center"/>
-            <w:tcMar>
-              <w:top w:w="105" w:type="dxa"/>
-              <w:bottom w:w="105" w:type="dxa"/>
-              <w:left w:w="145" w:type="dxa"/>
-              <w:right w:w="145" w:type="dxa"/>
-            </w:tcMar>
-            <w:shd w:fill="F7FAFC"/>
-          </w:tcPr>
-          <w:p>
-            <w:pPr>
-              <w:spacing w:before="40" w:after="40" w:line="341" w:lineRule="auto"/>
-              <w:jc w:val="left"/>
-            </w:pPr>
-            <w:r/>
-            <w:r>
-              <w:rPr>
-                <w:rFonts w:ascii="Times New Roman" w:hAnsi="Times New Roman" w:eastAsia="宋体"/>
-                <w:b/>
-                <w:color w:val="191919"/>
-                <w:sz w:val="19"/>
-              </w:rPr>
-              <w:t>EP05</w:t>
-              <w:br/>
-              <w:t>5-4　外/内　漫画屋·店门外与店堂 — 日</w:t>
-            </w:r>
-          </w:p>
-        </w:tc>
-        <w:tc>
-          <w:tcPr>
-            <w:tcW w:type="dxa" w:w="7272"/>
-            <w:vAlign w:val="center"/>
-            <w:tcMar>
-              <w:top w:w="105" w:type="dxa"/>
-              <w:bottom w:w="105" w:type="dxa"/>
-              <w:left w:w="145" w:type="dxa"/>
-              <w:right w:w="145" w:type="dxa"/>
-            </w:tcMar>
-            <w:shd w:fill="F7FAFC"/>
-          </w:tcPr>
-          <w:p>
-            <w:pPr>
-              <w:spacing w:before="40" w:after="40" w:line="341" w:lineRule="auto"/>
-              <w:jc w:val="left"/>
-            </w:pPr>
-            <w:r/>
-            <w:r>
-              <w:rPr>
-                <w:rFonts w:ascii="Times New Roman" w:hAnsi="Times New Roman" w:eastAsia="宋体"/>
-                <w:b w:val="0"/>
-                <w:color w:val="191919"/>
-                <w:sz w:val="19"/>
-              </w:rPr>
-              <w:t>【出场人物】房产中介、荀未来、赵左右</w:t>
-              <w:br/>
-              <w:t>【空间动作与场面调度】荀未来走到漫画屋正门前，哗啦一声将卷帘门拉起一半，右手扶着卷帘门，左手拎着铁制撑门杆立在门边。一名身穿黑色西装大衣、打着蓝白斜纹领带、手提公文包的易房宝年轻房产中介满脸陪笑地迎到店门前。 荀未来面无表情地上下打量了中介一眼，随口敷衍。 房产中介连忙上前一步，比划着手势热情地说明来意。 听到“挺时髦的老先生”，荀未来眼神骤然一凛，眉头紧锁，脸色瞬间冷了下来，一眼识破是六十六岁的赵了想买店釜底抽薪。 荀未来神色变凶，单手握紧铁制撑门杆猛地上前一步，朝着中介挥舞驱赶。房产中介吓得抱紧公文包连连后退，狼狈逃离。 荀未来拎着撑门杆退回店内，关上门咬牙切齿地低声暗骂。 穿好衣服的赵左右轻手轻脚地从里间走出来，将右手食指竖在嘴唇前朝荀未来做了个“嘘”的噤声手势。 荀未来压低声音，走上前一把揽住赵左右的肩膀，将他带到前台旁坐下，自己倚靠在前台边，抬手拍了拍自己的胸脯。 赵左右眼神闪烁，表情顿时变得凝重起来，一边回忆一边用手比划着昨晚梦里的荒诞情景。 荀未来心头微震，随即神情柔和下来，故作洒脱地笑了笑，伸……</w:t>
-              <w:br/>
-              <w:t>【本场核心台词交锋】房产中介：“您好，我是易房宝中介的。麻烦问一下房主薛爷爷在这吗？” ／ 荀未来：“啊，那个……他陪孩子回家过年了。其实你有什么事跟我说都是一样的。” ／ 房产中介：“啊，是这样的。有一位老先生呢，看中了咱这个店铺，但是薛爷爷换号了，我这一直联系不上他。看看能不能把他的新的联系方式告诉我啊。” ／ 荀未来：“老先生？什么老先生啊？” ／ 房产中介：“就是，你们是见过的，见过好几次了，他来你们店里好几次了。就是穿的那个……还挺时髦的那个。”</w:t>
-            </w:r>
-          </w:p>
-        </w:tc>
-      </w:tr>
-      <w:tr>
-        <w:trPr>
-          <w:cantSplit/>
-        </w:trPr>
-        <w:tc>
-          <w:tcPr>
-            <w:tcW w:type="dxa" w:w="3096"/>
-            <w:vAlign w:val="center"/>
-            <w:tcMar>
-              <w:top w:w="105" w:type="dxa"/>
-              <w:bottom w:w="105" w:type="dxa"/>
-              <w:left w:w="145" w:type="dxa"/>
-              <w:right w:w="145" w:type="dxa"/>
-            </w:tcMar>
-          </w:tcPr>
-          <w:p>
-            <w:pPr>
-              <w:spacing w:before="40" w:after="40" w:line="341" w:lineRule="auto"/>
-              <w:jc w:val="left"/>
-            </w:pPr>
-            <w:r/>
-            <w:r>
-              <w:rPr>
-                <w:rFonts w:ascii="Times New Roman" w:hAnsi="Times New Roman" w:eastAsia="宋体"/>
-                <w:b/>
-                <w:color w:val="191919"/>
-                <w:sz w:val="19"/>
-              </w:rPr>
-              <w:t>EP05</w:t>
-              <w:br/>
-              <w:t>5-13　内　漫画屋·阅读区与书架过道 — 夜</w:t>
-            </w:r>
-          </w:p>
-        </w:tc>
-        <w:tc>
-          <w:tcPr>
-            <w:tcW w:type="dxa" w:w="7272"/>
-            <w:vAlign w:val="center"/>
-            <w:tcMar>
-              <w:top w:w="105" w:type="dxa"/>
-              <w:bottom w:w="105" w:type="dxa"/>
-              <w:left w:w="145" w:type="dxa"/>
-              <w:right w:w="145" w:type="dxa"/>
-            </w:tcMar>
-          </w:tcPr>
-          <w:p>
-            <w:pPr>
-              <w:spacing w:before="40" w:after="40" w:line="341" w:lineRule="auto"/>
-              <w:jc w:val="left"/>
-            </w:pPr>
-            <w:r/>
-            <w:r>
-              <w:rPr>
-                <w:rFonts w:ascii="Times New Roman" w:hAnsi="Times New Roman" w:eastAsia="宋体"/>
-                <w:b w:val="0"/>
-                <w:color w:val="191919"/>
-                <w:sz w:val="19"/>
-              </w:rPr>
-              <w:t>【出场人物】赵左右、陈明、荀未来、刘慈欣、赵东来</w:t>
-              <w:br/>
-              <w:t>【空间动作与场面调度】荀未来推开漫画屋玻璃门走进屋里，在书架旁从黑色塑料袋中取出那封伪造的信件，低头端详确认。 里间书桌前，赵左右写卷子写得疲惫不堪，把笔往桌上一扔，侧着脸趴在桌面上痛苦哀嚎；对面的陈明头也不抬，神情冷淡地推了推鼻梁，握着笔在卷子上刷刷书写。 赵左右继续趴在桌面上，有气无力地锤了一下桌角，苦闷地吐槽。 荀未来拿着信封走近书桌前，伸手将牛皮纸信封递到赵左右眼前。 赵左右茫然地撑起身子接过信封，指尖撕开封口抽出里面的信纸。 赵左右展开那张红色横线信纸，一眼看清抬头与落款处的名字，瞳孔瞬间放大，倒吸一口凉气，失声惊叫起来！ 赵左右双手颤抖地捧着红色横线信纸逐字阅读，眼神从震惊逐渐转为明亮、动容与热泪盈眶；身旁的荀未来投以欣慰温柔的目光，刘慈欣沉稳温和的声音伴随舒缓的配乐在画外响起。 赵左右读完信，眼眶通红地抬起头望向荀未来，激动得语无伦次，猛地从椅子上弹起身扑上前，屈膝就要给荀未来下跪道谢！荀未来眼疾手快，一把托住他的双臂将他架了起来。 荀未来双手扶着赵左右的肩膀，眼神真挚地看着十六岁的自己，温言鼓……</w:t>
-              <w:br/>
-              <w:t>【本场核心台词交锋】赵左右：“实在顶不住了。剩下的，咱年初五回来再做吧。” ／ 陈明：“你应该知道为什么八中高一上结束后，就着急文理分科赶进度。你要是想落下的话，就去睡觉吧。” ／ 赵左右：“我初中拼了命地考上八中，为啥连喘口气的工夫都没有，又要拼了命地高考？” ／ 陈明：“考上大学就好了。这句话是引用，不代表我个人真实想法。” ／ 赵左右：“你回来啦，荀哥。”</w:t>
-            </w:r>
-          </w:p>
-        </w:tc>
-      </w:tr>
-      <w:tr>
-        <w:trPr>
-          <w:cantSplit/>
-        </w:trPr>
-        <w:tc>
-          <w:tcPr>
-            <w:tcW w:type="dxa" w:w="3096"/>
-            <w:vAlign w:val="center"/>
-            <w:tcMar>
-              <w:top w:w="105" w:type="dxa"/>
-              <w:bottom w:w="105" w:type="dxa"/>
-              <w:left w:w="145" w:type="dxa"/>
-              <w:right w:w="145" w:type="dxa"/>
-            </w:tcMar>
-            <w:shd w:fill="F7FAFC"/>
-          </w:tcPr>
-          <w:p>
-            <w:pPr>
-              <w:spacing w:before="40" w:after="40" w:line="341" w:lineRule="auto"/>
-              <w:jc w:val="left"/>
-            </w:pPr>
-            <w:r/>
-            <w:r>
-              <w:rPr>
-                <w:rFonts w:ascii="Times New Roman" w:hAnsi="Times New Roman" w:eastAsia="宋体"/>
-                <w:b/>
-                <w:color w:val="191919"/>
-                <w:sz w:val="19"/>
-              </w:rPr>
-              <w:t>EP05</w:t>
-              <w:br/>
-              <w:t>5-14　内　漫画屋·里间卧室 — 夜</w:t>
-            </w:r>
-          </w:p>
-        </w:tc>
-        <w:tc>
-          <w:tcPr>
-            <w:tcW w:type="dxa" w:w="7272"/>
-            <w:vAlign w:val="center"/>
-            <w:tcMar>
-              <w:top w:w="105" w:type="dxa"/>
-              <w:bottom w:w="105" w:type="dxa"/>
-              <w:left w:w="145" w:type="dxa"/>
-              <w:right w:w="145" w:type="dxa"/>
-            </w:tcMar>
-            <w:shd w:fill="F7FAFC"/>
-          </w:tcPr>
-          <w:p>
-            <w:pPr>
-              <w:spacing w:before="40" w:after="40" w:line="341" w:lineRule="auto"/>
-              <w:jc w:val="left"/>
-            </w:pPr>
-            <w:r/>
-            <w:r>
-              <w:rPr>
-                <w:rFonts w:ascii="Times New Roman" w:hAnsi="Times New Roman" w:eastAsia="宋体"/>
-                <w:b w:val="0"/>
-                <w:color w:val="191919"/>
-                <w:sz w:val="19"/>
-              </w:rPr>
-              <w:t>【出场人物】赵左右、陈明</w:t>
-              <w:br/>
-              <w:t>【空间动作与场面调度】漫画屋里间榻榻米地铺上，赵左右盘腿坐着，双手平举着那封“刘慈欣回信”反反复复地仔细阅读，脸上满是憧憬。书桌前，陈明正低头专注地握笔在笔记本上快速书写。赵左右转过头看向陈明，兴致勃勃地提议。 陈明没有抬头，依旧握笔写字，冷静而理性地回应。 陈明停下笔，利落地合上书本。 赵左右小声嘟囔了一句，一把抓起被子躺下，将信纸举在眼前侧躺着继续看。 切至：</w:t>
-              <w:br/>
-              <w:t>【本场核心台词交锋】赵左右：“现在想想，还是荀哥说得对，能了解彼此的，只有同龄人。反正我姥姥姥爷过年也去三亚玩了，年夜饭，咱仨一块儿吃吧。” ／ 陈明：“我建议你还是早点回家比较好。” ／ 赵左右：“为啥啊？” ／ 陈明：“我想好好睡一觉。” ／ 赵左右：“我又不打呼噜。”</w:t>
-            </w:r>
-          </w:p>
-        </w:tc>
-      </w:tr>
-      <w:tr>
-        <w:trPr>
-          <w:cantSplit/>
-        </w:trPr>
-        <w:tc>
-          <w:tcPr>
-            <w:tcW w:type="dxa" w:w="3096"/>
-            <w:vAlign w:val="center"/>
-            <w:tcMar>
-              <w:top w:w="105" w:type="dxa"/>
-              <w:bottom w:w="105" w:type="dxa"/>
-              <w:left w:w="145" w:type="dxa"/>
-              <w:right w:w="145" w:type="dxa"/>
-            </w:tcMar>
-          </w:tcPr>
-          <w:p>
-            <w:pPr>
-              <w:spacing w:before="40" w:after="40" w:line="341" w:lineRule="auto"/>
-              <w:jc w:val="left"/>
-            </w:pPr>
-            <w:r/>
-            <w:r>
-              <w:rPr>
-                <w:rFonts w:ascii="Times New Roman" w:hAnsi="Times New Roman" w:eastAsia="宋体"/>
-                <w:b/>
-                <w:color w:val="191919"/>
-                <w:sz w:val="19"/>
-              </w:rPr>
-              <w:t>EP05</w:t>
-              <w:br/>
-              <w:t>5-16　内/外　漫画屋·里间卧室与便民店外夜巷 — 深夜</w:t>
-            </w:r>
-          </w:p>
-        </w:tc>
-        <w:tc>
-          <w:tcPr>
-            <w:tcW w:type="dxa" w:w="7272"/>
-            <w:vAlign w:val="center"/>
-            <w:tcMar>
-              <w:top w:w="105" w:type="dxa"/>
-              <w:bottom w:w="105" w:type="dxa"/>
-              <w:left w:w="145" w:type="dxa"/>
-              <w:right w:w="145" w:type="dxa"/>
-            </w:tcMar>
-          </w:tcPr>
-          <w:p>
-            <w:pPr>
-              <w:spacing w:before="40" w:after="40" w:line="341" w:lineRule="auto"/>
-              <w:jc w:val="left"/>
-            </w:pPr>
-            <w:r/>
-            <w:r>
-              <w:rPr>
-                <w:rFonts w:ascii="Times New Roman" w:hAnsi="Times New Roman" w:eastAsia="宋体"/>
-                <w:b w:val="0"/>
-                <w:color w:val="191919"/>
-                <w:sz w:val="19"/>
-              </w:rPr>
-              <w:t>【出场人物】赵左右、陈明</w:t>
-              <w:br/>
-              <w:t>【空间动作与场面调度】深夜，漫画屋里间熄了灯。赵左右与陈明并排躺在地铺的格纹被窝里。赵左右双手交叠平放在腹部被子上方，睁着眼睛望着天花板，担忧地转头看向右侧的陈明。 陈明侧身面向赵左右躺着，闭着眼睛平静地分析。 赵左右转回视线继续望着天花板，喃喃反驳。 赵左右听后若有所思地转过头看着陈明的侧脸。 陈明翻了个身背对过去，拉高被角闭眼催促。 赵左右闭上眼躺了片刻，终究放心不下，悄悄掀开被子起身，穿上深灰色连帽羽绒服推门走入夜色。 永金便民店外的积雪夜巷里空无一人，赵左右裹紧羽绒服四下张望。 切至：</w:t>
-              <w:br/>
-              <w:t>【本场核心台词交锋】赵左右：“陈明，你说荀哥咋还不回来啊？他不会和我爸干起来了吧？” ／ 陈明：“中年人做事会考虑后果，不会轻易动手。” ／ 赵左右：“可荀哥不也就二十岁？” ／ 陈明：“我说的是你爸，不是荀哥。” ／ 赵左右：“其实，我一直觉得荀哥挺像个中年人的，虽然他动手也不考虑后果。”</w:t>
-            </w:r>
-          </w:p>
-        </w:tc>
-      </w:tr>
-      <w:tr>
-        <w:trPr>
-          <w:cantSplit/>
-        </w:trPr>
-        <w:tc>
-          <w:tcPr>
-            <w:tcW w:type="dxa" w:w="3096"/>
-            <w:vAlign w:val="center"/>
-            <w:tcMar>
-              <w:top w:w="105" w:type="dxa"/>
-              <w:bottom w:w="105" w:type="dxa"/>
-              <w:left w:w="145" w:type="dxa"/>
-              <w:right w:w="145" w:type="dxa"/>
-            </w:tcMar>
-            <w:shd w:fill="F7FAFC"/>
-          </w:tcPr>
-          <w:p>
-            <w:pPr>
-              <w:spacing w:before="40" w:after="40" w:line="341" w:lineRule="auto"/>
-              <w:jc w:val="left"/>
-            </w:pPr>
-            <w:r/>
-            <w:r>
-              <w:rPr>
-                <w:rFonts w:ascii="Times New Roman" w:hAnsi="Times New Roman" w:eastAsia="宋体"/>
-                <w:b/>
-                <w:color w:val="191919"/>
-                <w:sz w:val="19"/>
-              </w:rPr>
-              <w:t>EP06</w:t>
-              <w:br/>
-              <w:t>6-3　内　漫画屋·里间卧室 — 日</w:t>
-            </w:r>
-          </w:p>
-        </w:tc>
-        <w:tc>
-          <w:tcPr>
-            <w:tcW w:type="dxa" w:w="7272"/>
-            <w:vAlign w:val="center"/>
-            <w:tcMar>
-              <w:top w:w="105" w:type="dxa"/>
-              <w:bottom w:w="105" w:type="dxa"/>
-              <w:left w:w="145" w:type="dxa"/>
-              <w:right w:w="145" w:type="dxa"/>
-            </w:tcMar>
-            <w:shd w:fill="F7FAFC"/>
-          </w:tcPr>
-          <w:p>
-            <w:pPr>
-              <w:spacing w:before="40" w:after="40" w:line="341" w:lineRule="auto"/>
-              <w:jc w:val="left"/>
-            </w:pPr>
-            <w:r/>
-            <w:r>
-              <w:rPr>
-                <w:rFonts w:ascii="Times New Roman" w:hAnsi="Times New Roman" w:eastAsia="宋体"/>
-                <w:b w:val="0"/>
-                <w:color w:val="191919"/>
-                <w:sz w:val="19"/>
-              </w:rPr>
-              <w:t>【出场人物】赵左右、赵东来、荀未来、人生有限公司代表</w:t>
-              <w:br/>
-              <w:t>【空间动作与场面调度】日间，漫画屋里间的床铺上，身穿黑色高领毛衣的四十一岁荀未来缓缓睁开眼睛。守在床边的十六岁赵左右见状神情一喜，探头关切地唤他，随后迅速转头朝门外高声呼喊。 身穿军灰绿色连帽冬装棉服的赵东来闻声快步从外屋走进卧室，面带笑意与关切，顺势蹲在床边询问。 荀未来神色迷茫，单手撑着床垫缓慢坐起身，微蹙着眉头揉了揉太阳穴回忆昨夜。 荀未来掀开被角作势就要下床展示。赵左右与赵东来见状连忙同时伸出双手按住他的双肩，将他稳稳按回床上。 荀未来听到“回家”二字愣了一下。赵左右与赵东来相视一笑，赵东来面露欣慰，抬手轻轻拍了拍儿子的肩膀，父子间气氛融洽。荀未来露出释怀的微笑，认真地看向赵左右道歉。 赵左右坦然地笑了笑，伸手拿起搭在椅背上的羽绒服穿上。 赵东来站起身走到房门口，停下脚步回过头，微笑着向床上的荀未来拱手拜早年。荀未来靠在床头抬手温和回应。 父子俩带上房门离开。荀未来独自坐在床头，从床头外套内袋里摸出那张由人生有限公司发放的二代居民身份证——只见背面原本到二零零九年的有效期限数字正在发生诡异的扭曲闪烁，……</w:t>
-              <w:br/>
-              <w:t>【本场核心台词交锋】赵左右：“荀哥，你醒啦？爸！荀哥醒啦！” ／ 赵东来：“哟，醒啦！太好了。哎呀，感觉怎么样？” ／ 荀未来：“我怎么只记得我昨天晚上去追你，然后两眼一黑，就啥也不记得了呀。” ／ 赵东来：“滑倒摔晕了。昨天晚上你没少喝。” ／ 赵左右：“医生说你没啥大事，就是睡着了。你现在感觉怎么样？精神点儿了吗？”</w:t>
-            </w:r>
-          </w:p>
-        </w:tc>
-      </w:tr>
-      <w:tr>
-        <w:trPr>
-          <w:cantSplit/>
-        </w:trPr>
-        <w:tc>
-          <w:tcPr>
-            <w:tcW w:type="dxa" w:w="3096"/>
-            <w:vAlign w:val="center"/>
-            <w:tcMar>
-              <w:top w:w="105" w:type="dxa"/>
-              <w:bottom w:w="105" w:type="dxa"/>
-              <w:left w:w="145" w:type="dxa"/>
-              <w:right w:w="145" w:type="dxa"/>
-            </w:tcMar>
-          </w:tcPr>
-          <w:p>
-            <w:pPr>
-              <w:spacing w:before="40" w:after="40" w:line="341" w:lineRule="auto"/>
-              <w:jc w:val="left"/>
-            </w:pPr>
-            <w:r/>
-            <w:r>
-              <w:rPr>
-                <w:rFonts w:ascii="Times New Roman" w:hAnsi="Times New Roman" w:eastAsia="宋体"/>
-                <w:b/>
-                <w:color w:val="191919"/>
-                <w:sz w:val="19"/>
-              </w:rPr>
-              <w:t>EP06</w:t>
-              <w:br/>
-              <w:t>6-10　内　漫画屋·里间 — 日</w:t>
-            </w:r>
-          </w:p>
-        </w:tc>
-        <w:tc>
-          <w:tcPr>
-            <w:tcW w:type="dxa" w:w="7272"/>
-            <w:vAlign w:val="center"/>
-            <w:tcMar>
-              <w:top w:w="105" w:type="dxa"/>
-              <w:bottom w:w="105" w:type="dxa"/>
-              <w:left w:w="145" w:type="dxa"/>
-              <w:right w:w="145" w:type="dxa"/>
-            </w:tcMar>
-          </w:tcPr>
-          <w:p>
-            <w:pPr>
-              <w:spacing w:before="40" w:after="40" w:line="341" w:lineRule="auto"/>
-              <w:jc w:val="left"/>
-            </w:pPr>
-            <w:r/>
-            <w:r>
-              <w:rPr>
-                <w:rFonts w:ascii="Times New Roman" w:hAnsi="Times New Roman" w:eastAsia="宋体"/>
-                <w:b w:val="0"/>
-                <w:color w:val="191919"/>
-                <w:sz w:val="19"/>
-              </w:rPr>
-              <w:t>【出场人物】荀未来、算账小孩</w:t>
-              <w:br/>
-              <w:t>【空间动作与场面调度】漫画屋里间，身穿棕色羽绒服的荀未来握着手机焦急地来回踱步，屏幕中央浮现“荀未来返程 09:30:10”的倒计时。坐在小书桌前台灯下写作业的十岁算账小孩头也不抬地搭话。 切至：</w:t>
-              <w:br/>
-              <w:t>【本场核心台词交锋】荀未来：“你说这是什么情况，怎么就不回了呀？我话已经说到这个份上了，她也没有理由拒绝啊。” ／ 算账小孩：“家家有本难念的经吧。”</w:t>
-            </w:r>
-          </w:p>
-        </w:tc>
-      </w:tr>
-      <w:tr>
-        <w:trPr>
-          <w:cantSplit/>
-        </w:trPr>
-        <w:tc>
-          <w:tcPr>
-            <w:tcW w:type="dxa" w:w="3096"/>
-            <w:vAlign w:val="center"/>
-            <w:tcMar>
-              <w:top w:w="105" w:type="dxa"/>
-              <w:bottom w:w="105" w:type="dxa"/>
-              <w:left w:w="145" w:type="dxa"/>
-              <w:right w:w="145" w:type="dxa"/>
-            </w:tcMar>
-            <w:shd w:fill="F7FAFC"/>
-          </w:tcPr>
-          <w:p>
-            <w:pPr>
-              <w:spacing w:before="40" w:after="40" w:line="341" w:lineRule="auto"/>
-              <w:jc w:val="left"/>
-            </w:pPr>
-            <w:r/>
-            <w:r>
-              <w:rPr>
-                <w:rFonts w:ascii="Times New Roman" w:hAnsi="Times New Roman" w:eastAsia="宋体"/>
-                <w:b/>
-                <w:color w:val="191919"/>
-                <w:sz w:val="19"/>
-              </w:rPr>
-              <w:t>EP07</w:t>
-              <w:br/>
-              <w:t>7-5　外/内　漫画屋·吧台与家属楼下 — 深夜</w:t>
-            </w:r>
-          </w:p>
-        </w:tc>
-        <w:tc>
-          <w:tcPr>
-            <w:tcW w:type="dxa" w:w="7272"/>
-            <w:vAlign w:val="center"/>
-            <w:tcMar>
-              <w:top w:w="105" w:type="dxa"/>
-              <w:bottom w:w="105" w:type="dxa"/>
-              <w:left w:w="145" w:type="dxa"/>
-              <w:right w:w="145" w:type="dxa"/>
-            </w:tcMar>
-            <w:shd w:fill="F7FAFC"/>
-          </w:tcPr>
-          <w:p>
-            <w:pPr>
-              <w:spacing w:before="40" w:after="40" w:line="341" w:lineRule="auto"/>
-              <w:jc w:val="left"/>
-            </w:pPr>
-            <w:r/>
-            <w:r>
-              <w:rPr>
-                <w:rFonts w:ascii="Times New Roman" w:hAnsi="Times New Roman" w:eastAsia="宋体"/>
-                <w:b w:val="0"/>
-                <w:color w:val="191919"/>
-                <w:sz w:val="19"/>
-              </w:rPr>
-              <w:t>【出场人物】陈明、荀未来</w:t>
-              <w:br/>
-              <w:t>【空间动作与场面调度】深夜积雪的街道上，成年舒图撑着透明雨伞独自缓步前行。 三条鱼漫画屋吧台前，身穿棕色羽绒服的四十一岁荀未来正靠在收银台边，借着昏黄的台灯独酌绿罐哈尔滨啤酒，神情落寞。借宿在里间、身穿蓝白相间运动校服外套的十六岁陈明推门走出来，看了一眼满身酒气的荀未来。 荀未来晃了晃手里的绿罐哈尔滨啤酒，朝陈明摆了摆手。 陈明没再多劝，转身回里间休息。荀未来独自对着满桌旧书仰头灌了一口啤酒，从羽绒服口袋里摸出那张二零三三年人生有限公司的白色卡片，对着卡片苦笑着自言自语。 荀未来把卡片往桌上一丢，疲惫地趴在吧台书堆上沉沉睡去。 漫画屋门外挂着暖黄小彩灯的小巷里，成年舒图缓步走过店门前，停下脚步透过玻璃窗若有所思地抬头打量了一下门头招牌与“招聘店员”的告示，随后转身走入夜色。片刻后，陈明从店内走出来，伸手哗啦一声拉下铁卷帘门关店打烊。 福慧家园家属楼下的积雪空地上，成年舒图提着礼品袋驻足在雪堆旁，久久仰望着五楼五零一室亮着微光的窗户，在寒夜里长长呼出一口白气。 切至：</w:t>
-              <w:br/>
-              <w:t>【本场核心台词交锋】陈明：“你真的不回屋睡吗？” ／ 荀未来：“不了，你自己去睡吧。” ／ 荀未来：“造化弄人，王一漫呀王一漫，时间可真是跟我开了一个巨大的玩笑啊。我这怎么跟小赵去解释？你也玩我是吧？突然就剩一天，突然又变好了，抽风是吧？你说说怎么改个过去，就这么难呢。”</w:t>
-            </w:r>
-          </w:p>
-        </w:tc>
-      </w:tr>
-      <w:tr>
-        <w:trPr>
-          <w:cantSplit/>
-        </w:trPr>
-        <w:tc>
-          <w:tcPr>
-            <w:tcW w:type="dxa" w:w="3096"/>
-            <w:vAlign w:val="center"/>
-            <w:tcMar>
-              <w:top w:w="105" w:type="dxa"/>
-              <w:bottom w:w="105" w:type="dxa"/>
-              <w:left w:w="145" w:type="dxa"/>
-              <w:right w:w="145" w:type="dxa"/>
-            </w:tcMar>
-          </w:tcPr>
-          <w:p>
-            <w:pPr>
-              <w:spacing w:before="40" w:after="40" w:line="341" w:lineRule="auto"/>
-              <w:jc w:val="left"/>
-            </w:pPr>
-            <w:r/>
-            <w:r>
-              <w:rPr>
-                <w:rFonts w:ascii="Times New Roman" w:hAnsi="Times New Roman" w:eastAsia="宋体"/>
-                <w:b/>
-                <w:color w:val="191919"/>
-                <w:sz w:val="19"/>
-              </w:rPr>
-              <w:t>EP07</w:t>
-              <w:br/>
-              <w:t>7-7　内/外　漫画屋·门口 — 日</w:t>
-            </w:r>
-          </w:p>
-        </w:tc>
-        <w:tc>
-          <w:tcPr>
-            <w:tcW w:type="dxa" w:w="7272"/>
-            <w:vAlign w:val="center"/>
-            <w:tcMar>
-              <w:top w:w="105" w:type="dxa"/>
-              <w:bottom w:w="105" w:type="dxa"/>
-              <w:left w:w="145" w:type="dxa"/>
-              <w:right w:w="145" w:type="dxa"/>
-            </w:tcMar>
-          </w:tcPr>
-          <w:p>
-            <w:pPr>
-              <w:spacing w:before="40" w:after="40" w:line="341" w:lineRule="auto"/>
-              <w:jc w:val="left"/>
-            </w:pPr>
-            <w:r/>
-            <w:r>
-              <w:rPr>
-                <w:rFonts w:ascii="Times New Roman" w:hAnsi="Times New Roman" w:eastAsia="宋体"/>
-                <w:b w:val="0"/>
-                <w:color w:val="191919"/>
-                <w:sz w:val="19"/>
-              </w:rPr>
-              <w:t>【出场人物】舒图、荀未来</w:t>
-              <w:br/>
-              <w:t>【空间动作与场面调度】三条鱼漫画屋内，趴在书堆上熟睡的荀未来悠悠醒来，伸了个大大的懒腰，将吧台上的哈尔滨啤酒空罐随手扔进垃圾桶，打着哈欠走到店门前，双手抓住铁卷帘门往上一推——门外阳光下，赫然站着冷眼抱臂的四十一岁舒图！ 荀未来魂飞魄散，本能地死死拽住卷帘门把手猛往下拉！舒图眼疾手快冲上前一步，双手抓住卷帘门下沿与他隔门角力。 门内的荀未来死死拽着卷帘门铁把，活像见了鬼一样隔着门缝低吼。 门外的舒图双手扣住卷帘门底沿，寸步不让地硬顶回去。 荀未来咬牙发力将卷帘门往下压到离地只剩半尺，舒图毫不退让，直接蹲下身将右手手掌垫在冰冷的卷帘门底沿下方！荀未来吓得脸色煞白，急忙收住力道。 舒图蹲在地上没有抽回垫在门底的手，仰起脸冷笑着讽刺道。 投鼠忌器的荀未来彻底没了脾气，松开抓门的手崩溃地抓了抓头发。 切至：</w:t>
-              <w:br/>
-              <w:t>【本场核心台词交锋】舒图：“有本事别躲呀，赵左右！” ／ 荀未来：“你怎么来的？！” ／ 舒图：“你怎么来我就怎么来！” ／ 荀未来：“把手拿开！” ／ 舒图：“你还知道心疼我呀？”</w:t>
-            </w:r>
-          </w:p>
-        </w:tc>
-      </w:tr>
-      <w:tr>
-        <w:trPr>
-          <w:cantSplit/>
-        </w:trPr>
-        <w:tc>
-          <w:tcPr>
-            <w:tcW w:type="dxa" w:w="3096"/>
-            <w:vAlign w:val="center"/>
-            <w:tcMar>
-              <w:top w:w="105" w:type="dxa"/>
-              <w:bottom w:w="105" w:type="dxa"/>
-              <w:left w:w="145" w:type="dxa"/>
-              <w:right w:w="145" w:type="dxa"/>
-            </w:tcMar>
-            <w:shd w:fill="F7FAFC"/>
-          </w:tcPr>
-          <w:p>
-            <w:pPr>
-              <w:spacing w:before="40" w:after="40" w:line="341" w:lineRule="auto"/>
-              <w:jc w:val="left"/>
-            </w:pPr>
-            <w:r/>
-            <w:r>
-              <w:rPr>
-                <w:rFonts w:ascii="Times New Roman" w:hAnsi="Times New Roman" w:eastAsia="宋体"/>
-                <w:b/>
-                <w:color w:val="191919"/>
-                <w:sz w:val="19"/>
-              </w:rPr>
-              <w:t>EP07</w:t>
-              <w:br/>
-              <w:t>7-9　外/内　漫画屋·门口 — 日</w:t>
-            </w:r>
-          </w:p>
-        </w:tc>
-        <w:tc>
-          <w:tcPr>
-            <w:tcW w:type="dxa" w:w="7272"/>
-            <w:vAlign w:val="center"/>
-            <w:tcMar>
-              <w:top w:w="105" w:type="dxa"/>
-              <w:bottom w:w="105" w:type="dxa"/>
-              <w:left w:w="145" w:type="dxa"/>
-              <w:right w:w="145" w:type="dxa"/>
-            </w:tcMar>
-            <w:shd w:fill="F7FAFC"/>
-          </w:tcPr>
-          <w:p>
-            <w:pPr>
-              <w:spacing w:before="40" w:after="40" w:line="341" w:lineRule="auto"/>
-              <w:jc w:val="left"/>
-            </w:pPr>
-            <w:r/>
-            <w:r>
-              <w:rPr>
-                <w:rFonts w:ascii="Times New Roman" w:hAnsi="Times New Roman" w:eastAsia="宋体"/>
-                <w:b w:val="0"/>
-                <w:color w:val="191919"/>
-                <w:sz w:val="19"/>
-              </w:rPr>
-              <w:t>【出场人物】舒图、荀未来</w:t>
-              <w:br/>
-              <w:t>【空间动作与场面调度】回到二零零八年三条鱼漫画屋门前，铁卷帘门已拉下大半，只留下一道贴地的窄缝。四十一岁的舒图背靠着冰冷的卷帘门坐在门外水泥地上，身旁放着那把黄色笑脸透明雨伞；四十一岁的荀未来则抱膝蹲在卷帘门内侧的阴影里，夫妻俩隔着一扇铁门静静对话。 卷帘门内侧的阴影里，荀未来抱膝蹲在地上，梗着脖子表明态度。 门外的舒图侧过头靠在铁门板上，嘴角带着一抹苦涩的嘲讽。 荀未来想起在幕后捣鬼的六十六岁赵了，话到嘴边又烦躁地咽了回去。 舒图仰起头望向街道上方的天空，眼神渐渐变得恍惚。 门内的荀未来低着头，闷闷地吐出三个字。 门外的舒图低声重复着这三个字，眉头微蹙，不甘心地侧头追问。 荀未来想起那十五万块钱的实验费，没好气地隔着门板回敬。 门外的舒图转过头对着铁卷帘门，指着里面的荀未来继续追问逻辑漏洞。 门内的荀未来换了个蹲姿，双手搭在膝盖上，耐心地向门外的妻子解释。 舒图冷哼一声，抱紧双臂靠回冰冷的铁卷帘门上。 门内的荀未来眼神黯了黯，低下头沉默片刻，故意用冷硬的语气回应。 门外水泥地上，舒图缓缓闭上眼睛；卷帘门底部……</w:t>
-              <w:br/>
-              <w:t>【本场核心台词交锋】舒图：“行了，你别白费口舌了。” ／ 荀未来：“改命不成我是不会回去的。” ／ 舒图：“你这命改得也不怎么样啊，忙活一个月，倒让咱俩提前认识了好几年。” ／ 荀未来：“可不赖我提前让咱俩认识的啊，这都怪那……算了，说了你也不懂。” ／ 舒图：“记忆，还真的是慢慢被改变了。我现在满脑子，都是在广播社教室，第一次跟你见面的样子。所以咱俩，原本是什么时候认识的？”</w:t>
-            </w:r>
-          </w:p>
-        </w:tc>
-      </w:tr>
-      <w:tr>
-        <w:trPr>
-          <w:cantSplit/>
-        </w:trPr>
-        <w:tc>
-          <w:tcPr>
-            <w:tcW w:type="dxa" w:w="3096"/>
-            <w:vAlign w:val="center"/>
-            <w:tcMar>
-              <w:top w:w="105" w:type="dxa"/>
-              <w:bottom w:w="105" w:type="dxa"/>
-              <w:left w:w="145" w:type="dxa"/>
-              <w:right w:w="145" w:type="dxa"/>
-            </w:tcMar>
-          </w:tcPr>
-          <w:p>
-            <w:pPr>
-              <w:spacing w:before="40" w:after="40" w:line="341" w:lineRule="auto"/>
-              <w:jc w:val="left"/>
-            </w:pPr>
-            <w:r/>
-            <w:r>
-              <w:rPr>
-                <w:rFonts w:ascii="Times New Roman" w:hAnsi="Times New Roman" w:eastAsia="宋体"/>
-                <w:b/>
-                <w:color w:val="191919"/>
-                <w:sz w:val="19"/>
-              </w:rPr>
-              <w:t>EP07</w:t>
-              <w:br/>
-              <w:t>7-12　外/内　家属楼下雪巷·漫画屋与出租车 — 夜</w:t>
-            </w:r>
-          </w:p>
-        </w:tc>
-        <w:tc>
-          <w:tcPr>
-            <w:tcW w:type="dxa" w:w="7272"/>
-            <w:vAlign w:val="center"/>
-            <w:tcMar>
-              <w:top w:w="105" w:type="dxa"/>
-              <w:bottom w:w="105" w:type="dxa"/>
-              <w:left w:w="145" w:type="dxa"/>
-              <w:right w:w="145" w:type="dxa"/>
-            </w:tcMar>
-          </w:tcPr>
-          <w:p>
-            <w:pPr>
-              <w:spacing w:before="40" w:after="40" w:line="341" w:lineRule="auto"/>
-              <w:jc w:val="left"/>
-            </w:pPr>
-            <w:r/>
-            <w:r>
-              <w:rPr>
-                <w:rFonts w:ascii="Times New Roman" w:hAnsi="Times New Roman" w:eastAsia="宋体"/>
-                <w:b w:val="0"/>
-                <w:color w:val="191919"/>
-                <w:sz w:val="19"/>
-              </w:rPr>
-              <w:t>【出场人物】赵左右、荀未来</w:t>
-              <w:br/>
-              <w:t>【空间动作与场面调度】赵左右匆忙套上棕色羽绒服追出单元门，不料守在门外的舒图突然出手，一把从赵左右手里夺过那部诺基亚直板手机，转身就往雪巷深处飞奔！赵左右大吃一惊，拔腿在后面狂追。 舒图甩开赵左右闪身拐进小巷暗处，熟练地用抢来的赵左右手机调出“荀未来”的号码，飞快按下“救我，岁月潭！”五个字点击发送。 三条鱼漫画屋内，正在扫地的荀未来听到摩托罗拉翻盖手机响起提示音，翻开一看，屏幕上赫然显示着发件人“舒图”（原赵左右号码）发来的短信：救我 岁月潭。荀未来脸色剧变。 荀未来一把扔下扫帚，抓起外套和围巾冲出店门，在街头拦下一辆车牌号为 吉A·MD153 的出租车钻进后座。 切至：</w:t>
-              <w:br/>
-              <w:t>【本场核心台词交锋】赵左右：“哎，你咋还抢劫啊？！喂！站住！站住，别跑！” ／ 荀未来：“救我，岁月潭？岁月潭，岁月潭是白雪地！我靠，这个疯女人，不会是打算把小时候的我，带回2033年吧？！” ／ 荀未来：“岁月潭，麻烦快点，谢谢！”</w:t>
-            </w:r>
-          </w:p>
-        </w:tc>
-      </w:tr>
-      <w:tr>
-        <w:trPr>
-          <w:cantSplit/>
-        </w:trPr>
-        <w:tc>
-          <w:tcPr>
-            <w:tcW w:type="dxa" w:w="3096"/>
-            <w:vAlign w:val="center"/>
-            <w:tcMar>
-              <w:top w:w="105" w:type="dxa"/>
-              <w:bottom w:w="105" w:type="dxa"/>
-              <w:left w:w="145" w:type="dxa"/>
-              <w:right w:w="145" w:type="dxa"/>
-            </w:tcMar>
-            <w:shd w:fill="F7FAFC"/>
-          </w:tcPr>
-          <w:p>
-            <w:pPr>
-              <w:spacing w:before="40" w:after="40" w:line="341" w:lineRule="auto"/>
-              <w:jc w:val="left"/>
-            </w:pPr>
-            <w:r/>
-            <w:r>
-              <w:rPr>
-                <w:rFonts w:ascii="Times New Roman" w:hAnsi="Times New Roman" w:eastAsia="宋体"/>
-                <w:b/>
-                <w:color w:val="191919"/>
-                <w:sz w:val="19"/>
-              </w:rPr>
-              <w:t>EP07</w:t>
-              <w:br/>
-              <w:t>7-15　内　漫画屋·店堂与里间 — 夜</w:t>
-            </w:r>
-          </w:p>
-        </w:tc>
-        <w:tc>
-          <w:tcPr>
-            <w:tcW w:type="dxa" w:w="7272"/>
-            <w:vAlign w:val="center"/>
-            <w:tcMar>
-              <w:top w:w="105" w:type="dxa"/>
-              <w:bottom w:w="105" w:type="dxa"/>
-              <w:left w:w="145" w:type="dxa"/>
-              <w:right w:w="145" w:type="dxa"/>
-            </w:tcMar>
-            <w:shd w:fill="F7FAFC"/>
-          </w:tcPr>
-          <w:p>
-            <w:pPr>
-              <w:spacing w:before="40" w:after="40" w:line="341" w:lineRule="auto"/>
-              <w:jc w:val="left"/>
-            </w:pPr>
-            <w:r/>
-            <w:r>
-              <w:rPr>
-                <w:rFonts w:ascii="Times New Roman" w:hAnsi="Times New Roman" w:eastAsia="宋体"/>
-                <w:b w:val="0"/>
-                <w:color w:val="191919"/>
-                <w:sz w:val="19"/>
-              </w:rPr>
-              <w:t>【出场人物】赵左右、陈明、荀未来</w:t>
-              <w:br/>
-              <w:t>【空间动作与场面调度】三条鱼漫画屋内，留着顺直短发、身穿棕红复古麻花毛衣的十六岁陈明正坐在堆满书册的柜台前伏案写字。十六岁的赵左右推门走进店里，双手扶在柜台书堆上向陈明打听。 坐在柜台前刷题的陈明头也没抬，握着笔淡淡地回了一句。 赵左右探身往前凑了凑，继续追问。 陈明头也不抬地整理着桌上的书册，语气淡定。 正说着，身穿深绿色工装夹克的荀未来推门走进书店，随手将从岁月潭雪地里捡回来的诺基亚直板手机递还给柜台前的赵左右。 荀未来面色疲惫地走过柜台，将那部诺基亚手机塞回赵左右手里。 荀未来拎着一罐饮料快步穿过书架走进里间，把夹克外套随手甩在单人沙发背上，顺势坐倒在靠背沙发上，右手捏着银色易拉罐，眼神疲惫。赵左右双手插兜急匆匆跟进来，在沙发前停步质问。 荀未来头也不抬，仰脖喝了一口饮料，淡淡回绝。 赵左右一屁股挤坐到沙发另一端，身体前倾紧贴着荀未来，压低声音急切追问。 荀未来转头看了赵左右一眼，眼神微微闪烁，随即视线微垂，自嘲而意味深长地吐出一口气。 赵左右若有所思地点了点头，荀未来立刻机警地偏过头盯紧他。 原本垂着……</w:t>
-              <w:br/>
-              <w:t>【本场核心台词交锋】赵左右：“陈明，荀哥在吗？” ／ 陈明：“出去好一会儿了。” ／ 赵左右：“白天有没有一个中年阿姨来找过他？” ／ 陈明：“我在屋里听到荀哥跟一个女人在说话，太吵了，戴耳塞了。” ／ 赵左右：“荀哥！”</w:t>
-            </w:r>
-          </w:p>
-        </w:tc>
-      </w:tr>
-      <w:tr>
-        <w:trPr>
-          <w:cantSplit/>
-        </w:trPr>
-        <w:tc>
-          <w:tcPr>
-            <w:tcW w:type="dxa" w:w="3096"/>
-            <w:vAlign w:val="center"/>
-            <w:tcMar>
-              <w:top w:w="105" w:type="dxa"/>
-              <w:bottom w:w="105" w:type="dxa"/>
-              <w:left w:w="145" w:type="dxa"/>
-              <w:right w:w="145" w:type="dxa"/>
-            </w:tcMar>
-          </w:tcPr>
-          <w:p>
-            <w:pPr>
-              <w:spacing w:before="40" w:after="40" w:line="341" w:lineRule="auto"/>
-              <w:jc w:val="left"/>
-            </w:pPr>
-            <w:r/>
-            <w:r>
-              <w:rPr>
-                <w:rFonts w:ascii="Times New Roman" w:hAnsi="Times New Roman" w:eastAsia="宋体"/>
-                <w:b/>
-                <w:color w:val="191919"/>
-                <w:sz w:val="19"/>
-              </w:rPr>
-              <w:t>EP08</w:t>
-              <w:br/>
-              <w:t>8-4　内　502室赵了卧室·漫画屋里间与501室赵左右卧室（三代清晨交叉剪辑） — 晨</w:t>
-            </w:r>
-          </w:p>
-        </w:tc>
-        <w:tc>
-          <w:tcPr>
-            <w:tcW w:type="dxa" w:w="7272"/>
-            <w:vAlign w:val="center"/>
-            <w:tcMar>
-              <w:top w:w="105" w:type="dxa"/>
-              <w:bottom w:w="105" w:type="dxa"/>
-              <w:left w:w="145" w:type="dxa"/>
-              <w:right w:w="145" w:type="dxa"/>
-            </w:tcMar>
-          </w:tcPr>
-          <w:p>
-            <w:pPr>
-              <w:spacing w:before="40" w:after="40" w:line="341" w:lineRule="auto"/>
-              <w:jc w:val="left"/>
-            </w:pPr>
-            <w:r/>
-            <w:r>
-              <w:rPr>
-                <w:rFonts w:ascii="Times New Roman" w:hAnsi="Times New Roman" w:eastAsia="宋体"/>
-                <w:b w:val="0"/>
-                <w:color w:val="191919"/>
-                <w:sz w:val="19"/>
-              </w:rPr>
-              <w:t>【出场人物】赵了、荀未来、赵左右、徐图图</w:t>
-              <w:br/>
-              <w:t>【空间动作与场面调度】大年初二清晨，画面右下角浮现本集片名：第 8 集 时间的玩笑。 五零二室昏暗的卧室内，床头柜上散落着拆开的零食包装袋。六十六岁的赵了身穿黑色暗纹睡衣仰躺在格子棉被里，缓缓抬起右手摘下脸上的黑色睡眠眼罩，睁开浑浊而疲惫的双眼，望着天花板失神发呆。 镜头切至三条鱼漫画屋里间卧室，床头堆满了杂乱的旧漫画书。四十一岁的荀未来身穿白色长袖内衣侧卧在木板床上，眼下挂着浓重的黑眼圈，睁着空洞的双眼望着眼前的书堆彻夜未眠。 镜头切至五零一室阳光明媚的赵左右卧室。贴满动漫与篮球海报的房间里，身穿白色套头长袖衫的十六岁赵左右精神抖擞地从被窝里坐起身，张大嘴巴打了个酣畅淋漓的哈欠，舒展双臂伸了个大大的懒腰，挠了挠后脑勺。 赵左右随手拿起放在床头柜上的诺基亚直板手机，点开一条上午九点二十分刚收到的未读短信——发件人备注为“徐图图（一只坨坨）”。赵左右看着屏幕上的文字，嘴角不由自主地漾开明朗灿烂的笑容。 切至：</w:t>
-              <w:br/>
-              <w:t>【本场核心台词交锋】赵了：“年轻的时候多好啊……想忘就能忘得掉。” ／ 荀未来：“小时候多好呀……困了就能睡得着。” ／ 赵左右：“今天初几来着？” ／ 徐图图：“左右！学校旁边那家咖啡厅开业喽，中午一起去看看吗？”</w:t>
-            </w:r>
-          </w:p>
-        </w:tc>
-      </w:tr>
-      <w:tr>
-        <w:trPr>
-          <w:cantSplit/>
-        </w:trPr>
-        <w:tc>
-          <w:tcPr>
-            <w:tcW w:type="dxa" w:w="3096"/>
-            <w:vAlign w:val="center"/>
-            <w:tcMar>
-              <w:top w:w="105" w:type="dxa"/>
-              <w:bottom w:w="105" w:type="dxa"/>
-              <w:left w:w="145" w:type="dxa"/>
-              <w:right w:w="145" w:type="dxa"/>
-            </w:tcMar>
-            <w:shd w:fill="F7FAFC"/>
-          </w:tcPr>
-          <w:p>
-            <w:pPr>
-              <w:spacing w:before="40" w:after="40" w:line="341" w:lineRule="auto"/>
-              <w:jc w:val="left"/>
-            </w:pPr>
-            <w:r/>
-            <w:r>
-              <w:rPr>
-                <w:rFonts w:ascii="Times New Roman" w:hAnsi="Times New Roman" w:eastAsia="宋体"/>
-                <w:b/>
-                <w:color w:val="191919"/>
-                <w:sz w:val="19"/>
-              </w:rPr>
-              <w:t>EP08</w:t>
-              <w:br/>
-              <w:t>8-6　外/内　积雪街道·公用电话亭与漫画屋店堂（交叉剪辑） — 日</w:t>
-            </w:r>
-          </w:p>
-        </w:tc>
-        <w:tc>
-          <w:tcPr>
-            <w:tcW w:type="dxa" w:w="7272"/>
-            <w:vAlign w:val="center"/>
-            <w:tcMar>
-              <w:top w:w="105" w:type="dxa"/>
-              <w:bottom w:w="105" w:type="dxa"/>
-              <w:left w:w="145" w:type="dxa"/>
-              <w:right w:w="145" w:type="dxa"/>
-            </w:tcMar>
-            <w:shd w:fill="F7FAFC"/>
-          </w:tcPr>
-          <w:p>
-            <w:pPr>
-              <w:spacing w:before="40" w:after="40" w:line="341" w:lineRule="auto"/>
-              <w:jc w:val="left"/>
-            </w:pPr>
-            <w:r/>
-            <w:r>
-              <w:rPr>
-                <w:rFonts w:ascii="Times New Roman" w:hAnsi="Times New Roman" w:eastAsia="宋体"/>
-                <w:b w:val="0"/>
-                <w:color w:val="191919"/>
-                <w:sz w:val="19"/>
-              </w:rPr>
-              <w:t>【出场人物】徐图图、陈明、舒图、荀未来</w:t>
-              <w:br/>
-              <w:t>【空间动作与场面调度】白雪覆盖的街道人行道上，身穿黑色长款呢大衣的舒图紧紧抱着那个淡绿色礼盒一路飞奔；身穿米白色牛角扣大衣的徐图图气喘吁吁地在后面全力追赶，一边跑一边四处张望呼喊。 街角处，舒图闪身躲进一座百叶窗式的绿色公用电话亭内，反手关上亭门，透过玻璃与百叶缝隙警惕地向外张望，确认把十六岁的自己甩掉后才松了一口气。 舒图从黑色大衣口袋里掏出一张折叠褶皱的白纸展开——上面印着“招聘店员（HIRE）｜有意者请联系：春秋路三条鱼漫画屋｜联系人：荀先生｜联系电话：0267-6146831”。 【闪回·除夕深夜漫画屋门外】大雪纷飞的寒夜里，刚来到二零零八年的舒图孤身坐在紧闭的漫画屋卷帘门前，身旁放着那把黄色笑脸透明雨伞，起身时伸手撕下了贴在门边木板上的这张招聘启事。 回到白天的公用电话亭内，舒图摘下公用电话听筒，对照手里的招聘启事逐键按下号码。 与此同时，春秋路三条鱼漫画屋内，座机电话铃声响起。身穿黑白灰几何提花毛衣内搭黑高领衫的十六岁陈明手里拿着一本《灌篮高手》漫画书走到吧台前，叹了口气坐下，单手拿起白色听筒接听……</w:t>
-              <w:br/>
-              <w:t>【本场核心台词交锋】徐图图：“我帽子！” ／ 陈明：“喂？” ／ 舒图：“是春秋路那家漫画屋吗？” ／ 陈明：“是，你有什么事吗？” ／ 舒图：“你叫荀哥听电话。”</w:t>
-            </w:r>
-          </w:p>
-        </w:tc>
-      </w:tr>
-      <w:tr>
-        <w:trPr>
-          <w:cantSplit/>
-        </w:trPr>
-        <w:tc>
-          <w:tcPr>
-            <w:tcW w:type="dxa" w:w="3096"/>
-            <w:vAlign w:val="center"/>
-            <w:tcMar>
-              <w:top w:w="105" w:type="dxa"/>
-              <w:bottom w:w="105" w:type="dxa"/>
-              <w:left w:w="145" w:type="dxa"/>
-              <w:right w:w="145" w:type="dxa"/>
-            </w:tcMar>
-          </w:tcPr>
-          <w:p>
-            <w:pPr>
-              <w:spacing w:before="40" w:after="40" w:line="341" w:lineRule="auto"/>
-              <w:jc w:val="left"/>
-            </w:pPr>
-            <w:r/>
-            <w:r>
-              <w:rPr>
-                <w:rFonts w:ascii="Times New Roman" w:hAnsi="Times New Roman" w:eastAsia="宋体"/>
-                <w:b/>
-                <w:color w:val="191919"/>
-                <w:sz w:val="19"/>
-              </w:rPr>
-              <w:t>EP08</w:t>
-              <w:br/>
-              <w:t>8-12　内　三条鱼漫画屋·吧台 — 日</w:t>
-            </w:r>
-          </w:p>
-        </w:tc>
-        <w:tc>
-          <w:tcPr>
-            <w:tcW w:type="dxa" w:w="7272"/>
-            <w:vAlign w:val="center"/>
-            <w:tcMar>
-              <w:top w:w="105" w:type="dxa"/>
-              <w:bottom w:w="105" w:type="dxa"/>
-              <w:left w:w="145" w:type="dxa"/>
-              <w:right w:w="145" w:type="dxa"/>
-            </w:tcMar>
-          </w:tcPr>
-          <w:p>
-            <w:pPr>
-              <w:spacing w:before="40" w:after="40" w:line="341" w:lineRule="auto"/>
-              <w:jc w:val="left"/>
-            </w:pPr>
-            <w:r/>
-            <w:r>
-              <w:rPr>
-                <w:rFonts w:ascii="Times New Roman" w:hAnsi="Times New Roman" w:eastAsia="宋体"/>
-                <w:b w:val="0"/>
-                <w:color w:val="191919"/>
-                <w:sz w:val="19"/>
-              </w:rPr>
-              <w:t>【出场人物】荀未来、陈明</w:t>
-              <w:br/>
-              <w:t>【空间动作与场面调度】三条鱼漫画屋内，结束了“物理自闭”的四十一岁荀未来身穿深棕色纽扣针织开衫内搭白色立领衬衫，双手插在裤兜里从老式立钟旁走出里间，缓步晃到前台旁，拉开椅子在正在整理旧书堆的陈明身旁坐下，重重地叹了一口气，盯着电脑屏幕明知故问。 陈明低着头继续整齐地码放着桌上的厚书堆，手上动作未停，平静地吐出两个字。 荀未来又不甘心地长叹了一口气，侧过头看向身边冷淡的陈明。 陈明翻动着书页检查折角，连眼皮都没抬一下。 荀未来无奈地摇了摇头，后仰靠在椅背上感慨了一声。 陈明把整理好的一摞书推到一旁，淡然开口。 荀未来愣了一下，转过头挑眉反问陈明。 陈明面无表情地瞥了他一眼，语气清冷地吐出实情。荀未来哑然失笑，双手撑着膝盖站起身，朝店门外走去。 切至：</w:t>
-              <w:br/>
-              <w:t>【本场核心台词交锋】荀未来：“电话里那个女人，没来过吧？” ／ 陈明：“没有。” ／ 荀未来：“你怎么从来就没问过我，那个女的是谁啊？” ／ 陈明：“我对别人的私事不感兴趣。” ／ 荀未来：“挺好的。要是赵左右有你三分的觉悟就好了。唉——”</w:t>
-            </w:r>
-          </w:p>
-        </w:tc>
-      </w:tr>
-      <w:tr>
-        <w:trPr>
-          <w:cantSplit/>
-        </w:trPr>
-        <w:tc>
-          <w:tcPr>
-            <w:tcW w:type="dxa" w:w="3096"/>
-            <w:vAlign w:val="center"/>
-            <w:tcMar>
-              <w:top w:w="105" w:type="dxa"/>
-              <w:bottom w:w="105" w:type="dxa"/>
-              <w:left w:w="145" w:type="dxa"/>
-              <w:right w:w="145" w:type="dxa"/>
-            </w:tcMar>
-            <w:shd w:fill="F7FAFC"/>
-          </w:tcPr>
-          <w:p>
-            <w:pPr>
-              <w:spacing w:before="40" w:after="40" w:line="341" w:lineRule="auto"/>
-              <w:jc w:val="left"/>
-            </w:pPr>
-            <w:r/>
-            <w:r>
-              <w:rPr>
-                <w:rFonts w:ascii="Times New Roman" w:hAnsi="Times New Roman" w:eastAsia="宋体"/>
-                <w:b/>
-                <w:color w:val="191919"/>
-                <w:sz w:val="19"/>
-              </w:rPr>
-              <w:t>EP08</w:t>
-              <w:br/>
-              <w:t>8-17　内/外　砂锅麻辣烫店·三条鱼漫画屋门外与岁月潭冰湖雪原 — 日</w:t>
-            </w:r>
-          </w:p>
-        </w:tc>
-        <w:tc>
-          <w:tcPr>
-            <w:tcW w:type="dxa" w:w="7272"/>
-            <w:vAlign w:val="center"/>
-            <w:tcMar>
-              <w:top w:w="105" w:type="dxa"/>
-              <w:bottom w:w="105" w:type="dxa"/>
-              <w:left w:w="145" w:type="dxa"/>
-              <w:right w:w="145" w:type="dxa"/>
-            </w:tcMar>
-            <w:shd w:fill="F7FAFC"/>
-          </w:tcPr>
-          <w:p>
-            <w:pPr>
-              <w:spacing w:before="40" w:after="40" w:line="341" w:lineRule="auto"/>
-              <w:jc w:val="left"/>
-            </w:pPr>
-            <w:r/>
-            <w:r>
-              <w:rPr>
-                <w:rFonts w:ascii="Times New Roman" w:hAnsi="Times New Roman" w:eastAsia="宋体"/>
-                <w:b w:val="0"/>
-                <w:color w:val="191919"/>
-                <w:sz w:val="19"/>
-              </w:rPr>
-              <w:t>【出场人物】赵了</w:t>
-              <w:br/>
-              <w:t>【空间动作与场面调度】开始音乐蒙太奇： 伴随着抒情插曲（“向前走，或是回头，匆匆寻找某个路口……时间走过，留下不同的解法，在未来里会再见吧”）的动人旋律，正在麻辣烫店里低头吃藕片的舒图似有所感，突然转头望向店堂另一侧靠窗的角落—— 只见雾气氤氲的玻璃窗边，头戴深灰色鸭舌帽、身穿深棕色厚呢大衣的六十六岁赵了正静静坐在那里，面前同样放着一碗热气腾腾的麻辣烫，隔着人群满眼温柔与眷恋地凝视着她！下一秒，当舒图定睛再看时，窗边的座位已空无一人。 与此同时，“三条鱼漫画屋”木质招牌门外，身穿深棕色针织开衫内搭白立领衬衫的四十一岁荀未来走出店门，站在雪街边怅然仰望天空。 林区公路旁，一辆车牌号为吉A·30817的红色出租车急刹停在路边雪地里。六十六岁的赵了将一张钞票塞给司机，推开车门焦急地冲下车，朝着岁月潭雪林深处发足狂奔！ 结束音乐蒙太奇。 白雪皑皑的树林间，四十一岁的舒图身穿黑色长款呢大衣，眼眶微红，神情平静而决然地穿过寂静的林木，一步步走向广阔无垠、白茫茫一片的岁月潭冰封雪原；而在她身后的林间雪道上，六十六岁的赵了正……</w:t>
-              <w:br/>
-              <w:t>【本场核心台词交锋】赵了：“不用找了！” ／ 赵了：“图图——！” ／ 赵了：“再见。”</w:t>
-            </w:r>
-          </w:p>
-        </w:tc>
-      </w:tr>
-      <w:tr>
-        <w:trPr>
-          <w:cantSplit/>
-        </w:trPr>
-        <w:tc>
-          <w:tcPr>
-            <w:tcW w:type="dxa" w:w="3096"/>
-            <w:vAlign w:val="center"/>
-            <w:tcMar>
-              <w:top w:w="105" w:type="dxa"/>
-              <w:bottom w:w="105" w:type="dxa"/>
-              <w:left w:w="145" w:type="dxa"/>
-              <w:right w:w="145" w:type="dxa"/>
-            </w:tcMar>
-          </w:tcPr>
-          <w:p>
-            <w:pPr>
-              <w:spacing w:before="40" w:after="40" w:line="341" w:lineRule="auto"/>
-              <w:jc w:val="left"/>
-            </w:pPr>
-            <w:r/>
-            <w:r>
-              <w:rPr>
-                <w:rFonts w:ascii="Times New Roman" w:hAnsi="Times New Roman" w:eastAsia="宋体"/>
-                <w:b/>
-                <w:color w:val="191919"/>
-                <w:sz w:val="19"/>
-              </w:rPr>
-              <w:t>EP09</w:t>
-              <w:br/>
-              <w:t>9-2　内/外　漫画屋里间·有轨电车与雪后街道 — 晨</w:t>
-            </w:r>
-          </w:p>
-        </w:tc>
-        <w:tc>
-          <w:tcPr>
-            <w:tcW w:type="dxa" w:w="7272"/>
-            <w:vAlign w:val="center"/>
-            <w:tcMar>
-              <w:top w:w="105" w:type="dxa"/>
-              <w:bottom w:w="105" w:type="dxa"/>
-              <w:left w:w="145" w:type="dxa"/>
-              <w:right w:w="145" w:type="dxa"/>
-            </w:tcMar>
-          </w:tcPr>
-          <w:p>
-            <w:pPr>
-              <w:spacing w:before="40" w:after="40" w:line="341" w:lineRule="auto"/>
-              <w:jc w:val="left"/>
-            </w:pPr>
-            <w:r/>
-            <w:r>
-              <w:rPr>
-                <w:rFonts w:ascii="Times New Roman" w:hAnsi="Times New Roman" w:eastAsia="宋体"/>
-                <w:b w:val="0"/>
-                <w:color w:val="191919"/>
-                <w:sz w:val="19"/>
-              </w:rPr>
-              <w:t>【出场人物】荀未来、陈明、赵左右</w:t>
-              <w:br/>
-              <w:t>【空间动作与场面调度】二零零八年寒假结束开学日清晨，三条鱼漫画屋里间榻榻米地铺上，身穿白色长袖卫衣的四十一岁荀未来猛然从噩梦中惊醒坐起，额头渗出冷汗，大口喘着粗气喃喃自语。 地铺另一侧，早已穿好深蓝白条纹校服外套的十六岁陈明正盘腿坐在毯子上，利落地拉上黑色大书包的拉链，转过头淡定地提醒他。 晨光熹微的街道上，一列有轨电车叮当驶过。车厢内，陈明坐在座位上安静地翻看课本；身穿深棕色棉服夹克的荀未来与身穿黑色连帽羽绒服的十六岁赵左右并排站在过道里拉着扶手。荀未来侧过头打量着身边神色平静沉稳的十六岁自己，试探着开口搭话。 赵左右面无表情地靠在车厢立柱上，目光平视前方，只是淡淡地从鼻腔里应了一声。 荀未来见他反应冷淡，好奇地往他身边凑了凑，追问他心里的想法。 赵左右眼神认真地思索了片刻，转过头一本正经地向荀未来抛出了一个纯粹的学术问题。荀未来当场噎住。 有轨电车驶过积雪融化的城市主干道。车流之中，一辆前挡风玻璃贴着“春A60026（有效期至2008年02月27日）”临时号牌的黑色路虎越野车平稳行驶着——驾驶座上，头戴一……</w:t>
-              <w:br/>
-              <w:t>【本场核心台词交锋】荀未来：“舒图……又是这个名字。” ／ 陈明：“哟，别赖床了。你忘了，今天开学了。” ／ 荀未来：“左右，这半个月我一直在想啊，你有没有觉得，其实徐图图这个人也挺好的呀？” ／ 赵左右：“嗯。” ／ 荀未来：“是吧。那你现在心里怎么想的？”</w:t>
-            </w:r>
-          </w:p>
-        </w:tc>
-      </w:tr>
-      <w:tr>
-        <w:trPr>
-          <w:cantSplit/>
-        </w:trPr>
-        <w:tc>
-          <w:tcPr>
-            <w:tcW w:type="dxa" w:w="3096"/>
-            <w:vAlign w:val="center"/>
-            <w:tcMar>
-              <w:top w:w="105" w:type="dxa"/>
-              <w:bottom w:w="105" w:type="dxa"/>
-              <w:left w:w="145" w:type="dxa"/>
-              <w:right w:w="145" w:type="dxa"/>
-            </w:tcMar>
-            <w:shd w:fill="F7FAFC"/>
-          </w:tcPr>
-          <w:p>
-            <w:pPr>
-              <w:spacing w:before="40" w:after="40" w:line="341" w:lineRule="auto"/>
-              <w:jc w:val="left"/>
-            </w:pPr>
-            <w:r/>
-            <w:r>
-              <w:rPr>
-                <w:rFonts w:ascii="Times New Roman" w:hAnsi="Times New Roman" w:eastAsia="宋体"/>
-                <w:b/>
-                <w:color w:val="191919"/>
-                <w:sz w:val="19"/>
-              </w:rPr>
-              <w:t>EP09</w:t>
-              <w:br/>
-              <w:t>9-12　外/内　福慧家园五楼楼道·502室与三条鱼漫画屋 — 夜</w:t>
-            </w:r>
-          </w:p>
-        </w:tc>
-        <w:tc>
-          <w:tcPr>
-            <w:tcW w:type="dxa" w:w="7272"/>
-            <w:vAlign w:val="center"/>
-            <w:tcMar>
-              <w:top w:w="105" w:type="dxa"/>
-              <w:bottom w:w="105" w:type="dxa"/>
-              <w:left w:w="145" w:type="dxa"/>
-              <w:right w:w="145" w:type="dxa"/>
-            </w:tcMar>
-            <w:shd w:fill="F7FAFC"/>
-          </w:tcPr>
-          <w:p>
-            <w:pPr>
-              <w:spacing w:before="40" w:after="40" w:line="341" w:lineRule="auto"/>
-              <w:jc w:val="left"/>
-            </w:pPr>
-            <w:r/>
-            <w:r>
-              <w:rPr>
-                <w:rFonts w:ascii="Times New Roman" w:hAnsi="Times New Roman" w:eastAsia="宋体"/>
-                <w:b w:val="0"/>
-                <w:color w:val="191919"/>
-                <w:sz w:val="19"/>
-              </w:rPr>
-              <w:t>【出场人物】刘美奕、赵了、赵左右、荀未来</w:t>
-              <w:br/>
-              <w:t>【空间动作与场面调度】深夜，黑色路虎越野车（黑A·6T534）停在福慧家园居民楼下的雪地旁。头戴姜黄色毛线帽、身穿宝蓝色连帽羽绒服的六十六岁赵了推门下车，抬头仰望了一眼五楼亮灯的窗户，呼出一团白气走进单元门。 五楼狭窄的水泥楼道内，赵了走上台阶，抬手敲响了对门五零一室的防盗门。身穿灰色开衫毛衣的母亲刘美奕拉开房门，客气地打招呼。 赵了往屋里望了一眼，温和地询问十六岁赵左右的动向。 刘美奕摇了摇头，脸上带着几分欣慰向老邻居解释。 赵了眉头微不可察地一蹙——在他原本的记忆里，高一的自己从未主动留校上过晚自习。他不动声色地追问了一句。 刘美奕笑着摆了摆手。 正说着，楼梯下方传来稳健的脚步声——只见身穿黑色连帽羽绒服的十六岁赵左右怀里紧紧抱着一大摞厚厚的复习教材与练习册，迈步走上五楼平台，礼貌地向赵了和母亲问好。 刘美奕心疼地连忙迎上去接过儿子手里的书，热情地招呼儿子进屋吃宵夜，并回头向赵了道晚安。 赵了温和地应了一声“哎”，目送五零一室的防盗门咔哒关上。楼道里只剩下赵了独自一人，他神色凝重地掏出钥匙打开五零二室的房……</w:t>
-              <w:br/>
-              <w:t>【本场核心台词交锋】刘美奕：“来了。赵先生。” ／ 赵了：“孩子回来了吗？” ／ 刘美奕：“呃，还没呢。他晚上给我打电话说要参加晚自习，还没回来呢。” ／ 赵了：“小赵怎么突然晚自习了呢？” ／ 刘美奕：“这个我不知道。不过孩子爱学习总是好事嘛。”</w:t>
-            </w:r>
-          </w:p>
-        </w:tc>
-      </w:tr>
-      <w:tr>
-        <w:trPr>
-          <w:cantSplit/>
-        </w:trPr>
-        <w:tc>
-          <w:tcPr>
-            <w:tcW w:type="dxa" w:w="3096"/>
-            <w:vAlign w:val="center"/>
-            <w:tcMar>
-              <w:top w:w="105" w:type="dxa"/>
-              <w:bottom w:w="105" w:type="dxa"/>
-              <w:left w:w="145" w:type="dxa"/>
-              <w:right w:w="145" w:type="dxa"/>
-            </w:tcMar>
-          </w:tcPr>
-          <w:p>
-            <w:pPr>
-              <w:spacing w:before="40" w:after="40" w:line="341" w:lineRule="auto"/>
-              <w:jc w:val="left"/>
-            </w:pPr>
-            <w:r/>
-            <w:r>
-              <w:rPr>
-                <w:rFonts w:ascii="Times New Roman" w:hAnsi="Times New Roman" w:eastAsia="宋体"/>
-                <w:b/>
-                <w:color w:val="191919"/>
-                <w:sz w:val="19"/>
-              </w:rPr>
-              <w:t>EP10</w:t>
-              <w:br/>
-              <w:t>10-7　内　三条鱼漫画屋与学校教师办公室（深夜交叉剪辑） — 深夜</w:t>
-            </w:r>
-          </w:p>
-        </w:tc>
-        <w:tc>
-          <w:tcPr>
-            <w:tcW w:type="dxa" w:w="7272"/>
-            <w:vAlign w:val="center"/>
-            <w:tcMar>
-              <w:top w:w="105" w:type="dxa"/>
-              <w:bottom w:w="105" w:type="dxa"/>
-              <w:left w:w="145" w:type="dxa"/>
-              <w:right w:w="145" w:type="dxa"/>
-            </w:tcMar>
-          </w:tcPr>
-          <w:p>
-            <w:pPr>
-              <w:spacing w:before="40" w:after="40" w:line="341" w:lineRule="auto"/>
-              <w:jc w:val="left"/>
-            </w:pPr>
-            <w:r/>
-            <w:r>
-              <w:rPr>
-                <w:rFonts w:ascii="Times New Roman" w:hAnsi="Times New Roman" w:eastAsia="宋体"/>
-                <w:b w:val="0"/>
-                <w:color w:val="191919"/>
-                <w:sz w:val="19"/>
-              </w:rPr>
-              <w:t>【出场人物】荀未来、赵了</w:t>
-              <w:br/>
-              <w:t>【空间动作与场面调度】深夜的三条鱼漫画屋内，身穿蓝色粗针毛衣的四十一岁荀未来正坐在前台电脑旁，得意洋洋地翻看着今晚从男洗手间抢来的那本绿色封面《陈明数学答案略集锦（NOTEBOOK）》。玻璃门被推开，六十六岁的赵了垂头丧气地走了进来，荀未来合上笔记本抬头调侃。 赵了走到柜台前隔着书堆坐下，摘下头上的黑色棒球帽，神色凝重地叹了口气。 荀未来身体前倾，好奇地打听赵了今晚“攻心计”的战果。 赵了双手搭在桌沿，沉声说出了自己的判断。 荀未来一听这话，摊开双手撇了撇嘴，一副早就看穿一切的模样。 赵了不耐烦地摆了摆手打断他的自怨自艾，认真地提出了一个温和的解决方案。 荀未来立刻摇头否决，抓起桌上那本抢来的绿色数学笔记本往桌面上重重一拍，露出一抹狠色！ 赵了斜睨了荀未来一眼，不屑地冷哼道。 荀未来往椅背上一靠，嬉皮笑脸地反唇相讥。 赵了冷淡地吐出两个字。 荀未来看着电脑屏幕，继续拿话挤兑老年的自己。 赵了被激起了火气，身体前倾竖起一根手指，对着荀未来立下军令状。 荀未来用手指点了点自己光洁的左额角，挑眉向赵了提出终极对赌。……</w:t>
-              <w:br/>
-              <w:t>【本场核心台词交锋】荀未来：“就知道你会来。” ／ 赵了：“看来，我们还是把问题想简单了。” ／ 荀未来：“怎么说？” ／ 赵了：“我猜舒图走之前，可能跟小赵说了些什么，对他冲击太大了。” ／ 荀未来：“这还用你猜啊？我早就猜到了！舒图肯定把对我的那些气呀，全撒到了小赵的头上。我都受不了，更何况小赵呢？”</w:t>
-            </w:r>
-          </w:p>
-        </w:tc>
-      </w:tr>
-      <w:tr>
-        <w:trPr>
-          <w:cantSplit/>
-        </w:trPr>
-        <w:tc>
-          <w:tcPr>
-            <w:tcW w:type="dxa" w:w="3096"/>
-            <w:vAlign w:val="center"/>
-            <w:tcMar>
-              <w:top w:w="105" w:type="dxa"/>
-              <w:bottom w:w="105" w:type="dxa"/>
-              <w:left w:w="145" w:type="dxa"/>
-              <w:right w:w="145" w:type="dxa"/>
-            </w:tcMar>
-            <w:shd w:fill="F7FAFC"/>
-          </w:tcPr>
-          <w:p>
-            <w:pPr>
-              <w:spacing w:before="40" w:after="40" w:line="341" w:lineRule="auto"/>
-              <w:jc w:val="left"/>
-            </w:pPr>
-            <w:r/>
-            <w:r>
-              <w:rPr>
-                <w:rFonts w:ascii="Times New Roman" w:hAnsi="Times New Roman" w:eastAsia="宋体"/>
-                <w:b/>
-                <w:color w:val="191919"/>
-                <w:sz w:val="19"/>
-              </w:rPr>
-              <w:t>EP11</w:t>
-              <w:br/>
-              <w:t>11-11　内　502室赵了家客厅与三条鱼漫画屋（里间与洗漱镜前） — 夜/晨</w:t>
-            </w:r>
-          </w:p>
-        </w:tc>
-        <w:tc>
-          <w:tcPr>
-            <w:tcW w:type="dxa" w:w="7272"/>
-            <w:vAlign w:val="center"/>
-            <w:tcMar>
-              <w:top w:w="105" w:type="dxa"/>
-              <w:bottom w:w="105" w:type="dxa"/>
-              <w:left w:w="145" w:type="dxa"/>
-              <w:right w:w="145" w:type="dxa"/>
-            </w:tcMar>
-            <w:shd w:fill="F7FAFC"/>
-          </w:tcPr>
-          <w:p>
-            <w:pPr>
-              <w:spacing w:before="40" w:after="40" w:line="341" w:lineRule="auto"/>
-              <w:jc w:val="left"/>
-            </w:pPr>
-            <w:r/>
-            <w:r>
-              <w:rPr>
-                <w:rFonts w:ascii="Times New Roman" w:hAnsi="Times New Roman" w:eastAsia="宋体"/>
-                <w:b w:val="0"/>
-                <w:color w:val="191919"/>
-                <w:sz w:val="19"/>
-              </w:rPr>
-              <w:t>【出场人物】赵了、荀未来</w:t>
-              <w:br/>
-              <w:t>【空间动作与场面调度】夜晚的五零二室客厅内，身穿浅灰色羊羔绒开衫的六十六岁赵了正坐在沙发上把玩着紫砂茶壶。房门推开，身穿八中蓝白校服的四十一岁荀未来满脸疲惫地走了进来，抱起一只沙发抱枕仰头瘫靠在沙发背上，长长地叹了一口气。赵了转过头警惕地询问。 荀未来直起身子抱紧怀里的抱枕，摇了摇头。 赵了不解地看着他。 荀未来眼神黯然，低声吐出了一个令两人始料未及的沉重消息！赵了闻言大吃一惊：“啊？！” 荀未来低下头，回忆着当年高一历史里原本的假象与今天才揭开的残酷真相。 赵了伸手追问。 荀未来苦笑了一声反问。 赵了瞬间想通了前因后果，恍然大悟地点了点头。 荀未来神情复杂而感动地补充道。 赵了眉头紧锁，凝重地低下头思索着蝴蝶效应的连锁扩散。 荀未来眼中忽然闪过一丝侥幸与期盼，探身看向赵了。 赵了摇了摇头，不敢给出乐观的定论，摆手把话题拉回两人自己身上。 荀未来闻言立刻伸出手去拨赵了额前的白发想要看疤痕，被赵了没好气地一把拍开！ 赵了白了他一眼。 荀未来自己抬手掀起左侧刘海摸了摸依旧光洁平滑的额头，泄气地往沙发上一瘫。 赵了……</w:t>
-              <w:br/>
-              <w:t>【本场核心台词交锋】赵了：“怎么，小赵被开除了？” ／ 荀未来：“被降为严重警告了，没事了。” ／ 赵了：“没事儿了一直叹什么气啊？” ／ 荀未来：“陈明退学了。” ／ 荀未来：“我记得高中有段时间，陈明的成绩急剧下滑，每天都在打瞌睡，当时所有的人都还在纳闷儿，还以为他早恋了。今天我才知道，原来他每天都偷偷地趁晚上，在戴主任的办公室打游戏。”</w:t>
-            </w:r>
-          </w:p>
-        </w:tc>
-      </w:tr>
-      <w:tr>
-        <w:trPr>
-          <w:cantSplit/>
-        </w:trPr>
-        <w:tc>
-          <w:tcPr>
-            <w:tcW w:type="dxa" w:w="3096"/>
-            <w:vAlign w:val="center"/>
-            <w:tcMar>
-              <w:top w:w="105" w:type="dxa"/>
-              <w:bottom w:w="105" w:type="dxa"/>
-              <w:left w:w="145" w:type="dxa"/>
-              <w:right w:w="145" w:type="dxa"/>
-            </w:tcMar>
-          </w:tcPr>
-          <w:p>
-            <w:pPr>
-              <w:spacing w:before="40" w:after="40" w:line="341" w:lineRule="auto"/>
-              <w:jc w:val="left"/>
-            </w:pPr>
-            <w:r/>
-            <w:r>
-              <w:rPr>
-                <w:rFonts w:ascii="Times New Roman" w:hAnsi="Times New Roman" w:eastAsia="宋体"/>
-                <w:b/>
-                <w:color w:val="191919"/>
-                <w:sz w:val="19"/>
-              </w:rPr>
-              <w:t>EP12</w:t>
-              <w:br/>
-              <w:t>12-6　内　长林八中图书馆·漫画屋与靓丽发艺理发店 — 日/夜</w:t>
-            </w:r>
-          </w:p>
-        </w:tc>
-        <w:tc>
-          <w:tcPr>
-            <w:tcW w:type="dxa" w:w="7272"/>
-            <w:vAlign w:val="center"/>
-            <w:tcMar>
-              <w:top w:w="105" w:type="dxa"/>
-              <w:bottom w:w="105" w:type="dxa"/>
-              <w:left w:w="145" w:type="dxa"/>
-              <w:right w:w="145" w:type="dxa"/>
-            </w:tcMar>
-          </w:tcPr>
-          <w:p>
-            <w:pPr>
-              <w:spacing w:before="40" w:after="40" w:line="341" w:lineRule="auto"/>
-              <w:jc w:val="left"/>
-            </w:pPr>
-            <w:r/>
-            <w:r>
-              <w:rPr>
-                <w:rFonts w:ascii="Times New Roman" w:hAnsi="Times New Roman" w:eastAsia="宋体"/>
-                <w:b w:val="0"/>
-                <w:color w:val="191919"/>
-                <w:sz w:val="19"/>
-              </w:rPr>
-              <w:t>【出场人物】荀未来、徐图图、赵左右、理发师</w:t>
-              <w:br/>
-              <w:t>【空间动作与场面调度】长林八中图书馆阅览室内，十六岁的赵左右从书架上取下一本弗洛伊德著的《本能与自我（The Ego and the Id）》，兴冲冲地走到靠窗长桌旁拉开椅子，坐到正在整理笔记的徐图图对面。而在不远处的一排高大书架背后，四十一岁的荀未来正半隐在阴影里，眼神阴沉地窥视着两人。 靠窗长桌旁，徐图图放下手中的笔，看着赵左右手里的《本能与自我》，既惊讶又欣喜。 赵左右兴高采烈地合上书本，双手撑在桌面上，满眼放光地向徐图图畅想自己的宏伟蓝图。 书架后方，捂着隐隐作痛的肝脏的荀未来死死盯着徐图图，眼底的敌意愈发浓烈。 长桌旁，赵左右目光真挚而炽热地望向对面的徐图图，正式回应了她在第八集长林咖啡馆里提出的约定。 徐图图脸上绽放出欢喜的笑容，但随即又替赵左右的现实出路担忧起来。 赵左右认真地抚摸着《本能与自我》的书皮，语气无比笃定。 徐图图低头转着笔，用母亲舒洁教她的务实眼光小声提醒。 赵左右把书往桌上一放，有些泄气地嘟囔。 徐图图见他不高兴，慌忙摆手安抚。 赵左右立刻重新振作起来，拍着胸脯立下保证；徐图图笑……</w:t>
-              <w:br/>
-              <w:t>【本场核心台词交锋】荀未来：“哼，理想的梦你来做，现实的罪我来遭。” ／ 徐图图：“《梦的解析》你都看完啦？” ／ 赵左右：“前天就看完啦！我现在准备啊，趁着高中先预习一下大学心理学的内容，这等我上了大学，就可以直接搞我心理学的事业了！” ／ 荀未来：“老头说得没错，果然是徐图图一直在影响小赵。两个失控的人待在一起，只会越来越失控！” ／ 赵左右：“所以，我打算报考长林大学心理学系，到时候我们又是校友了。”</w:t>
-            </w:r>
-          </w:p>
-        </w:tc>
-      </w:tr>
-      <w:tr>
-        <w:trPr>
-          <w:cantSplit/>
-        </w:trPr>
-        <w:tc>
-          <w:tcPr>
-            <w:tcW w:type="dxa" w:w="3096"/>
-            <w:vAlign w:val="center"/>
-            <w:tcMar>
-              <w:top w:w="105" w:type="dxa"/>
-              <w:bottom w:w="105" w:type="dxa"/>
-              <w:left w:w="145" w:type="dxa"/>
-              <w:right w:w="145" w:type="dxa"/>
-            </w:tcMar>
-            <w:shd w:fill="F7FAFC"/>
-          </w:tcPr>
-          <w:p>
-            <w:pPr>
-              <w:spacing w:before="40" w:after="40" w:line="341" w:lineRule="auto"/>
-              <w:jc w:val="left"/>
-            </w:pPr>
-            <w:r/>
-            <w:r>
-              <w:rPr>
-                <w:rFonts w:ascii="Times New Roman" w:hAnsi="Times New Roman" w:eastAsia="宋体"/>
-                <w:b/>
-                <w:color w:val="191919"/>
-                <w:sz w:val="19"/>
-              </w:rPr>
-              <w:t>EP12</w:t>
-              <w:br/>
-              <w:t>12-8　外/内　徐图图家楼下雪巷·三条鱼漫画屋与门前手撕日历 — 夜/日</w:t>
-            </w:r>
-          </w:p>
-        </w:tc>
-        <w:tc>
-          <w:tcPr>
-            <w:tcW w:type="dxa" w:w="7272"/>
-            <w:vAlign w:val="center"/>
-            <w:tcMar>
-              <w:top w:w="105" w:type="dxa"/>
-              <w:bottom w:w="105" w:type="dxa"/>
-              <w:left w:w="145" w:type="dxa"/>
-              <w:right w:w="145" w:type="dxa"/>
-            </w:tcMar>
-            <w:shd w:fill="F7FAFC"/>
-          </w:tcPr>
-          <w:p>
-            <w:pPr>
-              <w:spacing w:before="40" w:after="40" w:line="341" w:lineRule="auto"/>
-              <w:jc w:val="left"/>
-            </w:pPr>
-            <w:r/>
-            <w:r>
-              <w:rPr>
-                <w:rFonts w:ascii="Times New Roman" w:hAnsi="Times New Roman" w:eastAsia="宋体"/>
-                <w:b w:val="0"/>
-                <w:color w:val="191919"/>
-                <w:sz w:val="19"/>
-              </w:rPr>
-              <w:t>【出场人物】赵了、荀未来、漫画屋奶奶、赵左右、系统提示女声</w:t>
-              <w:br/>
-              <w:t>【空间动作与场面调度】筒子楼下的雪地小巷里，荀未来与赵了快步走下红色外挂铁楼梯。走在后面的赵了突然开口叫住了荀未来，严肃地审视着他。 荀未来停下脚步转过身，毫不隐瞒地摊牌了自己的想法。 赵了双手插在大衣兜里，平静地摇了摇头。 荀未来一听这话瞬间炸了毛，指着自己刚被医院确诊重度酒精肝的身体，激动地冲赵了大吼！ 面对荀未来的咆哮，六十六岁的赵了仰起头望着夜空，平静而豁达地吐出了五个字。 荀未来难以置信地瞪大了眼睛：“你无所谓？！”赵了温和地注视着四十一岁的自己，道出了历经沧桑后的彻悟。 荀未来崩溃地挥舞着双手，大声喊出了自己最真实的求生欲。 赵了静静地看着他，一针见血地问了一句。 荀未来梗着脖子反问。 赵了摊了摊手，客观地向他解释二零五八年的资金监管规则，并走上前拍了拍四十一岁自己的肩膀，像父亲勉励儿子一样语重心长地劝慰，随后转身隐入夜色。荀未来独自站在雪巷里，仰天闭目长叹。 深夜，心力交瘁的荀未来推开“三条鱼漫画屋”的玻璃门走进店里，却惊讶地看见白发苍苍、戴着老花镜的漫画屋奶奶正独自一人坐在旧书桌前默默整理着贴……</w:t>
-              <w:br/>
-              <w:t>【本场核心台词交锋】赵了：“你等一下。刚才一直没空问你，你跟着图图干什么？” ／ 荀未来：“徐图图，她现在就像是个催化剂，让小赵在错误的道路上越走越远，我必须要拆散他们两个！” ／ 赵了：“错误的道路？我没觉得啊。” ／ 荀未来：“当个酗酒的半吊子心理学家，还不如老实的去敲代码呢！我现在都重度酒精肝了，要是放纵让小赵再离谱下去，到时候我再得个肝癌英年早逝，可就没有你了！” ／ 赵了：“我无所谓啊。”</w:t>
-            </w:r>
-          </w:p>
-        </w:tc>
-      </w:tr>
-    </w:tbl>
     <w:sectPr>
       <w:pgSz w:w="12240" w:h="15840"/>
       <w:pgMar w:top="1080" w:right="936" w:bottom="1080" w:left="936" w:header="720" w:footer="720" w:gutter="0"/>

--- a/01_《三人行》全24集全流程标杆成品库/06_核心场景一景一档/场景03_三条鱼漫画屋（春林路临街门脸·算账柜台·密集木质租书区·荀未来暂住木板内间）.docx
+++ b/01_《三人行》全24集全流程标杆成品库/06_核心场景一景一档/场景03_三条鱼漫画屋（春林路临街门脸·算账柜台·密集木质租书区·荀未来暂住木板内间）.docx
@@ -614,7 +614,7 @@
                 <w:color w:val="191919"/>
                 <w:sz w:val="19"/>
               </w:rPr>
-              <w:t>千禧年纸质阅读时代的青春避难所——它既是41岁荀未来身无分文初抵2008年时的容身之所，也是寒门学霸陈明寒假借宿刷题、16岁赵左右给刘慈欣写信、三代赵左右在EP19盛夏同居吃西瓜看奥运的温情据点</w:t>
+              <w:t>千禧年纸质阅读时代的青春避难所——它既是41岁荀未来身无分文初抵2008年时的容身之所，也是寒门学霸陈明寒假借宿刷题、16岁赵左右给刘慈欣写信与EP12门外遗落红字老黄历的命运转折据点</w:t>
             </w:r>
           </w:p>
         </w:tc>
@@ -1082,7 +1082,7 @@
               <w:t>碎花门帘、单人木板床、旧书桌、墙上2008手撕老黄历、旧书箱</w:t>
               <w:br/>
               <w:br/>
-              <w:t>【镜头轴线与动线功能】私密性极强的幕后策源地：承载EP03荀未来比对2033与2058两代名片、EP06除夕夜陈明独自挑灯刷题、EP11荀未来醒来突变为长卷发络腮胡、EP12搬离辞行及EP19三代人同居吃西瓜看奥运</w:t>
+              <w:t>【镜头轴线与动线功能】私密性极强的幕后策源地：承载EP03荀未来比对2033与2058两代名片、EP06除夕夜陈明独自挑灯刷题、EP11荀未来醒来突变为长卷发络腮胡及EP12房东爷爷猝逝拆迁、门外散落红字老黄历</w:t>
             </w:r>
           </w:p>
         </w:tc>
@@ -1254,7 +1254,7 @@
           <w:color w:val="141414"/>
           <w:sz w:val="22"/>
         </w:rPr>
-        <w:t>3. 41岁舒图卷帘门抓包、长卷发酒精肝突变、老黄历遗落与三代吃西瓜（EP07–EP19）</w:t>
+        <w:t>3. 41岁舒图卷帘门抓包、长卷发突变与房东爷爷猝逝拆迁遗落红字老黄历（EP07–EP12）</w:t>
       </w:r>
     </w:p>
     <w:p>
@@ -1270,7 +1270,7 @@
           <w:color w:val="141414"/>
           <w:sz w:val="21"/>
         </w:rPr>
-        <w:t>EP07大年初一清晨41岁舒图在漫画屋门口抓包荀未来；EP11–12荀未来在后屋醒来突变为长卷发络腮胡并查出重度酒精肝，向房东奶奶辞行搬走，赵左右夜晚送饭捡起散落的老黄历；EP19盛夏三代赵左右在漫画屋同居吃西瓜、看奥运。</w:t>
+        <w:t>EP07大年初一清晨41岁舒图在漫画屋卷帘门外抓包荀未来；EP11–12荀未来在后屋醒来突变为长卷发络腮胡并查出重度酒精肝，随后房东爷爷突发脑溢血离世、漫画屋被卖掉拆迁，赵左右夜晚提饭盒赶来在门外旧纸箱旁捡起散落的老黄历并读出荀未来写的红字“你选的未来，问过我想要吗？”。</w:t>
       </w:r>
     </w:p>
     <w:sectPr>

--- a/01_《三人行》全24集全流程标杆成品库/06_核心场景一景一档/场景03_三条鱼漫画屋（春林路临街门脸·算账柜台·密集木质租书区·荀未来暂住木板内间）.docx
+++ b/01_《三人行》全24集全流程标杆成品库/06_核心场景一景一档/场景03_三条鱼漫画屋（春林路临街门脸·算账柜台·密集木质租书区·荀未来暂住木板内间）.docx
@@ -124,9 +124,7 @@
         </w:tc>
       </w:tr>
       <w:tr>
-        <w:trPr>
-          <w:cantSplit/>
-        </w:trPr>
+        <w:trPr/>
         <w:tc>
           <w:tcPr>
             <w:tcW w:type="dxa" w:w="2592"/>
@@ -185,9 +183,7 @@
         </w:tc>
       </w:tr>
       <w:tr>
-        <w:trPr>
-          <w:cantSplit/>
-        </w:trPr>
+        <w:trPr/>
         <w:tc>
           <w:tcPr>
             <w:tcW w:type="dxa" w:w="2592"/>
@@ -248,9 +244,7 @@
         </w:tc>
       </w:tr>
       <w:tr>
-        <w:trPr>
-          <w:cantSplit/>
-        </w:trPr>
+        <w:trPr/>
         <w:tc>
           <w:tcPr>
             <w:tcW w:type="dxa" w:w="2592"/>
@@ -309,9 +303,7 @@
         </w:tc>
       </w:tr>
       <w:tr>
-        <w:trPr>
-          <w:cantSplit/>
-        </w:trPr>
+        <w:trPr/>
         <w:tc>
           <w:tcPr>
             <w:tcW w:type="dxa" w:w="2592"/>
@@ -372,9 +364,7 @@
         </w:tc>
       </w:tr>
       <w:tr>
-        <w:trPr>
-          <w:cantSplit/>
-        </w:trPr>
+        <w:trPr/>
         <w:tc>
           <w:tcPr>
             <w:tcW w:type="dxa" w:w="2592"/>
@@ -433,9 +423,7 @@
         </w:tc>
       </w:tr>
       <w:tr>
-        <w:trPr>
-          <w:cantSplit/>
-        </w:trPr>
+        <w:trPr/>
         <w:tc>
           <w:tcPr>
             <w:tcW w:type="dxa" w:w="2592"/>
@@ -496,9 +484,7 @@
         </w:tc>
       </w:tr>
       <w:tr>
-        <w:trPr>
-          <w:cantSplit/>
-        </w:trPr>
+        <w:trPr/>
         <w:tc>
           <w:tcPr>
             <w:tcW w:type="dxa" w:w="2592"/>
@@ -557,9 +543,7 @@
         </w:tc>
       </w:tr>
       <w:tr>
-        <w:trPr>
-          <w:cantSplit/>
-        </w:trPr>
+        <w:trPr/>
         <w:tc>
           <w:tcPr>
             <w:tcW w:type="dxa" w:w="2592"/>
@@ -820,9 +804,7 @@
         </w:tc>
       </w:tr>
       <w:tr>
-        <w:trPr>
-          <w:cantSplit/>
-        </w:trPr>
+        <w:trPr/>
         <w:tc>
           <w:tcPr>
             <w:tcW w:type="dxa" w:w="2664"/>
@@ -886,9 +868,7 @@
         </w:tc>
       </w:tr>
       <w:tr>
-        <w:trPr>
-          <w:cantSplit/>
-        </w:trPr>
+        <w:trPr/>
         <w:tc>
           <w:tcPr>
             <w:tcW w:type="dxa" w:w="2664"/>
@@ -954,9 +934,7 @@
         </w:tc>
       </w:tr>
       <w:tr>
-        <w:trPr>
-          <w:cantSplit/>
-        </w:trPr>
+        <w:trPr/>
         <w:tc>
           <w:tcPr>
             <w:tcW w:type="dxa" w:w="2664"/>
@@ -1020,9 +998,7 @@
         </w:tc>
       </w:tr>
       <w:tr>
-        <w:trPr>
-          <w:cantSplit/>
-        </w:trPr>
+        <w:trPr/>
         <w:tc>
           <w:tcPr>
             <w:tcW w:type="dxa" w:w="2664"/>

--- a/01_《三人行》全24集全流程标杆成品库/06_核心场景一景一档/场景03_三条鱼漫画屋（春林路临街门脸·算账柜台·密集木质租书区·荀未来暂住木板内间）.docx
+++ b/01_《三人行》全24集全流程标杆成品库/06_核心场景一景一档/场景03_三条鱼漫画屋（春林路临街门脸·算账柜台·密集木质租书区·荀未来暂住木板内间）.docx
@@ -44,7 +44,7 @@
           <w:color w:val="192D55"/>
           <w:sz w:val="25"/>
         </w:rPr>
-        <w:t>第一章　场景核心工程参数与视觉美学总卡</w:t>
+        <w:t>第一章　场景核心工程参数与视听美学总卡</w:t>
       </w:r>
     </w:p>
     <w:tbl>
@@ -66,7 +66,7 @@
         </w:trPr>
         <w:tc>
           <w:tcPr>
-            <w:tcW w:type="dxa" w:w="2592"/>
+            <w:tcW w:type="dxa" w:w="2664"/>
             <w:vAlign w:val="center"/>
             <w:tcMar>
               <w:top w:w="130" w:type="dxa"/>
@@ -89,13 +89,13 @@
                 <w:color w:val="FFFFFF"/>
                 <w:sz w:val="19"/>
               </w:rPr>
-              <w:t>工程与美学设定维度</w:t>
+              <w:t>场景工程设定维度</w:t>
             </w:r>
           </w:p>
         </w:tc>
         <w:tc>
           <w:tcPr>
-            <w:tcW w:type="dxa" w:w="7776"/>
+            <w:tcW w:type="dxa" w:w="7704"/>
             <w:vAlign w:val="center"/>
             <w:tcMar>
               <w:top w:w="130" w:type="dxa"/>
@@ -118,16 +118,15 @@
                 <w:color w:val="FFFFFF"/>
                 <w:sz w:val="19"/>
               </w:rPr>
-              <w:t>全剧标准定稿设定参数</w:t>
+              <w:t>全剧标准定稿设定内容</w:t>
             </w:r>
           </w:p>
         </w:tc>
       </w:tr>
       <w:tr>
-        <w:trPr/>
         <w:tc>
           <w:tcPr>
-            <w:tcW w:type="dxa" w:w="2592"/>
+            <w:tcW w:type="dxa" w:w="2664"/>
             <w:vAlign w:val="center"/>
             <w:tcMar>
               <w:top w:w="105" w:type="dxa"/>
@@ -155,7 +154,7 @@
         </w:tc>
         <w:tc>
           <w:tcPr>
-            <w:tcW w:type="dxa" w:w="7776"/>
+            <w:tcW w:type="dxa" w:w="7704"/>
             <w:vAlign w:val="center"/>
             <w:tcMar>
               <w:top w:w="105" w:type="dxa"/>
@@ -183,10 +182,9 @@
         </w:tc>
       </w:tr>
       <w:tr>
-        <w:trPr/>
         <w:tc>
           <w:tcPr>
-            <w:tcW w:type="dxa" w:w="2592"/>
+            <w:tcW w:type="dxa" w:w="2664"/>
             <w:vAlign w:val="center"/>
             <w:tcMar>
               <w:top w:w="105" w:type="dxa"/>
@@ -215,7 +213,7 @@
         </w:tc>
         <w:tc>
           <w:tcPr>
-            <w:tcW w:type="dxa" w:w="7776"/>
+            <w:tcW w:type="dxa" w:w="7704"/>
             <w:vAlign w:val="center"/>
             <w:tcMar>
               <w:top w:w="105" w:type="dxa"/>
@@ -244,10 +242,9 @@
         </w:tc>
       </w:tr>
       <w:tr>
-        <w:trPr/>
         <w:tc>
           <w:tcPr>
-            <w:tcW w:type="dxa" w:w="2592"/>
+            <w:tcW w:type="dxa" w:w="2664"/>
             <w:vAlign w:val="center"/>
             <w:tcMar>
               <w:top w:w="105" w:type="dxa"/>
@@ -275,7 +272,7 @@
         </w:tc>
         <w:tc>
           <w:tcPr>
-            <w:tcW w:type="dxa" w:w="7776"/>
+            <w:tcW w:type="dxa" w:w="7704"/>
             <w:vAlign w:val="center"/>
             <w:tcMar>
               <w:top w:w="105" w:type="dxa"/>
@@ -303,10 +300,9 @@
         </w:tc>
       </w:tr>
       <w:tr>
-        <w:trPr/>
         <w:tc>
           <w:tcPr>
-            <w:tcW w:type="dxa" w:w="2592"/>
+            <w:tcW w:type="dxa" w:w="2664"/>
             <w:vAlign w:val="center"/>
             <w:tcMar>
               <w:top w:w="105" w:type="dxa"/>
@@ -335,7 +331,7 @@
         </w:tc>
         <w:tc>
           <w:tcPr>
-            <w:tcW w:type="dxa" w:w="7776"/>
+            <w:tcW w:type="dxa" w:w="7704"/>
             <w:vAlign w:val="center"/>
             <w:tcMar>
               <w:top w:w="105" w:type="dxa"/>
@@ -364,10 +360,9 @@
         </w:tc>
       </w:tr>
       <w:tr>
-        <w:trPr/>
         <w:tc>
           <w:tcPr>
-            <w:tcW w:type="dxa" w:w="2592"/>
+            <w:tcW w:type="dxa" w:w="2664"/>
             <w:vAlign w:val="center"/>
             <w:tcMar>
               <w:top w:w="105" w:type="dxa"/>
@@ -395,7 +390,7 @@
         </w:tc>
         <w:tc>
           <w:tcPr>
-            <w:tcW w:type="dxa" w:w="7776"/>
+            <w:tcW w:type="dxa" w:w="7704"/>
             <w:vAlign w:val="center"/>
             <w:tcMar>
               <w:top w:w="105" w:type="dxa"/>
@@ -423,10 +418,9 @@
         </w:tc>
       </w:tr>
       <w:tr>
-        <w:trPr/>
         <w:tc>
           <w:tcPr>
-            <w:tcW w:type="dxa" w:w="2592"/>
+            <w:tcW w:type="dxa" w:w="2664"/>
             <w:vAlign w:val="center"/>
             <w:tcMar>
               <w:top w:w="105" w:type="dxa"/>
@@ -455,7 +449,7 @@
         </w:tc>
         <w:tc>
           <w:tcPr>
-            <w:tcW w:type="dxa" w:w="7776"/>
+            <w:tcW w:type="dxa" w:w="7704"/>
             <w:vAlign w:val="center"/>
             <w:tcMar>
               <w:top w:w="105" w:type="dxa"/>
@@ -484,10 +478,9 @@
         </w:tc>
       </w:tr>
       <w:tr>
-        <w:trPr/>
         <w:tc>
           <w:tcPr>
-            <w:tcW w:type="dxa" w:w="2592"/>
+            <w:tcW w:type="dxa" w:w="2664"/>
             <w:vAlign w:val="center"/>
             <w:tcMar>
               <w:top w:w="105" w:type="dxa"/>
@@ -515,7 +508,7 @@
         </w:tc>
         <w:tc>
           <w:tcPr>
-            <w:tcW w:type="dxa" w:w="7776"/>
+            <w:tcW w:type="dxa" w:w="7704"/>
             <w:vAlign w:val="center"/>
             <w:tcMar>
               <w:top w:w="105" w:type="dxa"/>
@@ -543,10 +536,9 @@
         </w:tc>
       </w:tr>
       <w:tr>
-        <w:trPr/>
         <w:tc>
           <w:tcPr>
-            <w:tcW w:type="dxa" w:w="2592"/>
+            <w:tcW w:type="dxa" w:w="2664"/>
             <w:vAlign w:val="center"/>
             <w:tcMar>
               <w:top w:w="105" w:type="dxa"/>
@@ -575,7 +567,7 @@
         </w:tc>
         <w:tc>
           <w:tcPr>
-            <w:tcW w:type="dxa" w:w="7776"/>
+            <w:tcW w:type="dxa" w:w="7704"/>
             <w:vAlign w:val="center"/>
             <w:tcMar>
               <w:top w:w="105" w:type="dxa"/>
@@ -616,7 +608,7 @@
           <w:color w:val="192D55"/>
           <w:sz w:val="25"/>
         </w:rPr>
-        <w:t>第二章　场景整体空间全貌、建筑结构与陈设细节全景详述</w:t>
+        <w:t>第二章　建筑空间格局、子区域拓扑、美术陈设与光影色温全景细描</w:t>
       </w:r>
     </w:p>
     <w:p>
@@ -714,17 +706,17 @@
     </w:p>
     <w:p>
       <w:pPr>
-        <w:spacing w:before="240" w:after="80" w:line="384" w:lineRule="auto"/>
+        <w:spacing w:before="160" w:after="80" w:line="384" w:lineRule="auto"/>
         <w:jc w:val="left"/>
       </w:pPr>
       <w:r>
         <w:rPr>
           <w:rFonts w:ascii="Arial" w:hAnsi="Arial" w:eastAsia="黑体"/>
           <w:b/>
-          <w:color w:val="192D55"/>
-          <w:sz w:val="25"/>
+          <w:color w:val="141414"/>
+          <w:sz w:val="22"/>
         </w:rPr>
-        <w:t>第三章　子空间功能分区、平面拓扑关系与多视角镜头动线全解</w:t>
+        <w:t>（四）子空间分区、标志性道具锚点与摄影机轴线调度总表</w:t>
       </w:r>
     </w:p>
     <w:tbl>
@@ -736,8 +728,9 @@
         <w:tblLook w:firstColumn="1" w:firstRow="1" w:lastColumn="0" w:lastRow="0" w:noHBand="0" w:noVBand="1" w:val="04A0"/>
       </w:tblPr>
       <w:tblGrid>
-        <w:gridCol w:w="5184"/>
-        <w:gridCol w:w="5184"/>
+        <w:gridCol w:w="3456"/>
+        <w:gridCol w:w="3456"/>
+        <w:gridCol w:w="3456"/>
       </w:tblGrid>
       <w:tr>
         <w:trPr>
@@ -746,7 +739,7 @@
         </w:trPr>
         <w:tc>
           <w:tcPr>
-            <w:tcW w:type="dxa" w:w="2664"/>
+            <w:tcW w:type="dxa" w:w="2376"/>
             <w:vAlign w:val="center"/>
             <w:tcMar>
               <w:top w:w="130" w:type="dxa"/>
@@ -769,13 +762,13 @@
                 <w:color w:val="FFFFFF"/>
                 <w:sz w:val="19"/>
               </w:rPr>
-              <w:t>子空间分区与方位坐标</w:t>
+              <w:t>子空间功能分区</w:t>
             </w:r>
           </w:p>
         </w:tc>
         <w:tc>
           <w:tcPr>
-            <w:tcW w:type="dxa" w:w="7704"/>
+            <w:tcW w:type="dxa" w:w="3384"/>
             <w:vAlign w:val="center"/>
             <w:tcMar>
               <w:top w:w="130" w:type="dxa"/>
@@ -798,16 +791,44 @@
                 <w:color w:val="FFFFFF"/>
                 <w:sz w:val="19"/>
               </w:rPr>
-              <w:t>标志性陈设道具、机位轴线与人物进出动线详解</w:t>
+              <w:t>标志性美术陈设与道具锚点</w:t>
+            </w:r>
+          </w:p>
+        </w:tc>
+        <w:tc>
+          <w:tcPr>
+            <w:tcW w:type="dxa" w:w="4608"/>
+            <w:vAlign w:val="center"/>
+            <w:tcMar>
+              <w:top w:w="130" w:type="dxa"/>
+              <w:bottom w:w="130" w:type="dxa"/>
+              <w:left w:w="150" w:type="dxa"/>
+              <w:right w:w="150" w:type="dxa"/>
+            </w:tcMar>
+            <w:shd w:fill="1F3864"/>
+          </w:tcPr>
+          <w:p>
+            <w:pPr>
+              <w:spacing w:before="40" w:after="40" w:line="312" w:lineRule="auto"/>
+              <w:jc w:val="center"/>
+            </w:pPr>
+            <w:r/>
+            <w:r>
+              <w:rPr>
+                <w:rFonts w:ascii="Arial" w:hAnsi="Arial" w:eastAsia="黑体"/>
+                <w:b/>
+                <w:color w:val="FFFFFF"/>
+                <w:sz w:val="19"/>
+              </w:rPr>
+              <w:t>镜头轴线设计与场面调度功能</w:t>
             </w:r>
           </w:p>
         </w:tc>
       </w:tr>
       <w:tr>
-        <w:trPr/>
         <w:tc>
           <w:tcPr>
-            <w:tcW w:type="dxa" w:w="2664"/>
+            <w:tcW w:type="dxa" w:w="2376"/>
             <w:vAlign w:val="center"/>
             <w:tcMar>
               <w:top w:w="105" w:type="dxa"/>
@@ -835,7 +856,7 @@
         </w:tc>
         <w:tc>
           <w:tcPr>
-            <w:tcW w:type="dxa" w:w="7704"/>
+            <w:tcW w:type="dxa" w:w="3384"/>
             <w:vAlign w:val="center"/>
             <w:tcMar>
               <w:top w:w="105" w:type="dxa"/>
@@ -857,21 +878,43 @@
                 <w:color w:val="191919"/>
                 <w:sz w:val="19"/>
               </w:rPr>
-              <w:t>【标志性美术陈设与道具锚点】</w:t>
-              <w:br/>
               <w:t>三条鱼灯箱招牌、防风玻璃木门、金属卷帘门、门外覆雪人行道</w:t>
-              <w:br/>
-              <w:br/>
+            </w:r>
+          </w:p>
+        </w:tc>
+        <w:tc>
+          <w:tcPr>
+            <w:tcW w:type="dxa" w:w="4608"/>
+            <w:vAlign w:val="center"/>
+            <w:tcMar>
+              <w:top w:w="105" w:type="dxa"/>
+              <w:bottom w:w="105" w:type="dxa"/>
+              <w:left w:w="145" w:type="dxa"/>
+              <w:right w:w="145" w:type="dxa"/>
+            </w:tcMar>
+          </w:tcPr>
+          <w:p>
+            <w:pPr>
+              <w:spacing w:before="40" w:after="40" w:line="341" w:lineRule="auto"/>
+              <w:jc w:val="left"/>
+            </w:pPr>
+            <w:r/>
+            <w:r>
+              <w:rPr>
+                <w:rFonts w:ascii="Times New Roman" w:hAnsi="Times New Roman" w:eastAsia="宋体"/>
+                <w:b w:val="0"/>
+                <w:color w:val="191919"/>
+                <w:sz w:val="19"/>
+              </w:rPr>
               <w:t>【镜头轴线与动线功能】门里门外构成内外景深偷窥与堵截轴线：承载EP01荀未来冒雪求助、EP07大年初一41岁舒图在卷帘门前当场抓包荀未来、EP12赵左右夜晚提饭盒在门内捡到老黄历</w:t>
             </w:r>
           </w:p>
         </w:tc>
       </w:tr>
       <w:tr>
-        <w:trPr/>
         <w:tc>
           <w:tcPr>
-            <w:tcW w:type="dxa" w:w="2664"/>
+            <w:tcW w:type="dxa" w:w="2376"/>
             <w:vAlign w:val="center"/>
             <w:tcMar>
               <w:top w:w="105" w:type="dxa"/>
@@ -900,7 +943,7 @@
         </w:tc>
         <w:tc>
           <w:tcPr>
-            <w:tcW w:type="dxa" w:w="7704"/>
+            <w:tcW w:type="dxa" w:w="3384"/>
             <w:vAlign w:val="center"/>
             <w:tcMar>
               <w:top w:w="105" w:type="dxa"/>
@@ -923,21 +966,44 @@
                 <w:color w:val="191919"/>
                 <w:sz w:val="19"/>
               </w:rPr>
-              <w:t>【标志性美术陈设与道具锚点】</w:t>
-              <w:br/>
               <w:t>L形高木柜台、3200K暖黄台灯、租书登记本、零钱盒</w:t>
-              <w:br/>
-              <w:br/>
+            </w:r>
+          </w:p>
+        </w:tc>
+        <w:tc>
+          <w:tcPr>
+            <w:tcW w:type="dxa" w:w="4608"/>
+            <w:vAlign w:val="center"/>
+            <w:tcMar>
+              <w:top w:w="105" w:type="dxa"/>
+              <w:bottom w:w="105" w:type="dxa"/>
+              <w:left w:w="145" w:type="dxa"/>
+              <w:right w:w="145" w:type="dxa"/>
+            </w:tcMar>
+            <w:shd w:fill="F7FAFC"/>
+          </w:tcPr>
+          <w:p>
+            <w:pPr>
+              <w:spacing w:before="40" w:after="40" w:line="341" w:lineRule="auto"/>
+              <w:jc w:val="left"/>
+            </w:pPr>
+            <w:r/>
+            <w:r>
+              <w:rPr>
+                <w:rFonts w:ascii="Times New Roman" w:hAnsi="Times New Roman" w:eastAsia="宋体"/>
+                <w:b w:val="0"/>
+                <w:color w:val="191919"/>
+                <w:sz w:val="19"/>
+              </w:rPr>
               <w:t>【镜头轴线与动线功能】作为进店第一视觉支点，常以算账小孩前景低头写作业、后景荀未来焦灼踱步的景深构图，制造“10岁小孩看穿41岁大叔”的冷幽默张力（EP04“纠缠量子”名场面）</w:t>
             </w:r>
           </w:p>
         </w:tc>
       </w:tr>
       <w:tr>
-        <w:trPr/>
         <w:tc>
           <w:tcPr>
-            <w:tcW w:type="dxa" w:w="2664"/>
+            <w:tcW w:type="dxa" w:w="2376"/>
             <w:vAlign w:val="center"/>
             <w:tcMar>
               <w:top w:w="105" w:type="dxa"/>
@@ -965,7 +1031,7 @@
         </w:tc>
         <w:tc>
           <w:tcPr>
-            <w:tcW w:type="dxa" w:w="7704"/>
+            <w:tcW w:type="dxa" w:w="3384"/>
             <w:vAlign w:val="center"/>
             <w:tcMar>
               <w:top w:w="105" w:type="dxa"/>
@@ -987,21 +1053,43 @@
                 <w:color w:val="191919"/>
                 <w:sz w:val="19"/>
               </w:rPr>
-              <w:t>【标志性美术陈设与道具锚点】</w:t>
-              <w:br/>
               <w:t>四排高大深棕木书架、满架漫画杂志、补习阅读小木桌</w:t>
-              <w:br/>
-              <w:br/>
+            </w:r>
+          </w:p>
+        </w:tc>
+        <w:tc>
+          <w:tcPr>
+            <w:tcW w:type="dxa" w:w="4608"/>
+            <w:vAlign w:val="center"/>
+            <w:tcMar>
+              <w:top w:w="105" w:type="dxa"/>
+              <w:bottom w:w="105" w:type="dxa"/>
+              <w:left w:w="145" w:type="dxa"/>
+              <w:right w:w="145" w:type="dxa"/>
+            </w:tcMar>
+          </w:tcPr>
+          <w:p>
+            <w:pPr>
+              <w:spacing w:before="40" w:after="40" w:line="341" w:lineRule="auto"/>
+              <w:jc w:val="left"/>
+            </w:pPr>
+            <w:r/>
+            <w:r>
+              <w:rPr>
+                <w:rFonts w:ascii="Times New Roman" w:hAnsi="Times New Roman" w:eastAsia="宋体"/>
+                <w:b w:val="0"/>
+                <w:color w:val="191919"/>
+                <w:sz w:val="19"/>
+              </w:rPr>
               <w:t>【镜头轴线与动线功能】利用书架缝隙进行透过式窥视拍摄与狭窄过道正反打对峙：承载EP03陈明数学补习、EP04少年写信、EP05赵东来闯入漫画屋与荀未来在书架过道爆发“25年码农委屈”嘶吼</w:t>
             </w:r>
           </w:p>
         </w:tc>
       </w:tr>
       <w:tr>
-        <w:trPr/>
         <w:tc>
           <w:tcPr>
-            <w:tcW w:type="dxa" w:w="2664"/>
+            <w:tcW w:type="dxa" w:w="2376"/>
             <w:vAlign w:val="center"/>
             <w:tcMar>
               <w:top w:w="105" w:type="dxa"/>
@@ -1030,7 +1118,7 @@
         </w:tc>
         <w:tc>
           <w:tcPr>
-            <w:tcW w:type="dxa" w:w="7704"/>
+            <w:tcW w:type="dxa" w:w="3384"/>
             <w:vAlign w:val="center"/>
             <w:tcMar>
               <w:top w:w="105" w:type="dxa"/>
@@ -1053,11 +1141,35 @@
                 <w:color w:val="191919"/>
                 <w:sz w:val="19"/>
               </w:rPr>
-              <w:t>【标志性美术陈设与道具锚点】</w:t>
-              <w:br/>
               <w:t>碎花门帘、单人木板床、旧书桌、墙上2008手撕老黄历、旧书箱</w:t>
-              <w:br/>
-              <w:br/>
+            </w:r>
+          </w:p>
+        </w:tc>
+        <w:tc>
+          <w:tcPr>
+            <w:tcW w:type="dxa" w:w="4608"/>
+            <w:vAlign w:val="center"/>
+            <w:tcMar>
+              <w:top w:w="105" w:type="dxa"/>
+              <w:bottom w:w="105" w:type="dxa"/>
+              <w:left w:w="145" w:type="dxa"/>
+              <w:right w:w="145" w:type="dxa"/>
+            </w:tcMar>
+            <w:shd w:fill="F7FAFC"/>
+          </w:tcPr>
+          <w:p>
+            <w:pPr>
+              <w:spacing w:before="40" w:after="40" w:line="341" w:lineRule="auto"/>
+              <w:jc w:val="left"/>
+            </w:pPr>
+            <w:r/>
+            <w:r>
+              <w:rPr>
+                <w:rFonts w:ascii="Times New Roman" w:hAnsi="Times New Roman" w:eastAsia="宋体"/>
+                <w:b w:val="0"/>
+                <w:color w:val="191919"/>
+                <w:sz w:val="19"/>
+              </w:rPr>
               <w:t>【镜头轴线与动线功能】私密性极强的幕后策源地：承载EP03荀未来比对2033与2058两代名片、EP06除夕夜陈明独自挑灯刷题、EP11荀未来醒来突变为长卷发络腮胡及EP12房东爷爷猝逝拆迁、门外散落红字老黄历</w:t>
             </w:r>
           </w:p>
@@ -1076,7 +1188,7 @@
           <w:color w:val="192D55"/>
           <w:sz w:val="25"/>
         </w:rPr>
-        <w:t>第四章　跨时期/三篇章视觉演变、光影色温体系与视听调度深度解析</w:t>
+        <w:t>第三章　空间心理隐喻与三篇章（白昼·黄昏·黑夜）光影叙事演进</w:t>
       </w:r>
     </w:p>
     <w:p>
@@ -1153,7 +1265,7 @@
           <w:color w:val="192D55"/>
           <w:sz w:val="25"/>
         </w:rPr>
-        <w:t>第五章　全剧发生于本场景的核心戏剧事件与名场面完整纪实</w:t>
+        <w:t>第四章　本场景在全剧24集中的核心戏剧事件、场面调度与名场面完整纪实</w:t>
       </w:r>
     </w:p>
     <w:p>
